--- a/1.开题/5.软工毕设参考模板-英文翻译.docx
+++ b/1.开题/5.软工毕设参考模板-英文翻译.docx
@@ -1,10 +1,10 @@
 
 <file path=word/document.xml><?xml version="1.0" encoding="utf-8"?>
-<w:document xmlns:wpc="http://schemas.microsoft.com/office/word/2010/wordprocessingCanvas" xmlns:mc="http://schemas.openxmlformats.org/markup-compatibility/2006" xmlns:o="urn:schemas-microsoft-com:office:office" xmlns:r="http://schemas.openxmlformats.org/officeDocument/2006/relationships" xmlns:m="http://schemas.openxmlformats.org/officeDocument/2006/math" xmlns:v="urn:schemas-microsoft-com:vml" xmlns:wp14="http://schemas.microsoft.com/office/word/2010/wordprocessingDrawing" xmlns:wp="http://schemas.openxmlformats.org/drawingml/2006/wordprocessingDrawing" xmlns:w="http://schemas.openxmlformats.org/wordprocessingml/2006/main" xmlns:w14="http://schemas.microsoft.com/office/word/2010/wordml" xmlns:w10="urn:schemas-microsoft-com:office:word" xmlns:w15="http://schemas.microsoft.com/office/word/2012/wordml" xmlns:wpg="http://schemas.microsoft.com/office/word/2010/wordprocessingGroup" xmlns:wpi="http://schemas.microsoft.com/office/word/2010/wordprocessingInk" xmlns:wne="http://schemas.microsoft.com/office/word/2006/wordml" xmlns:wps="http://schemas.microsoft.com/office/word/2010/wordprocessingShape" xmlns:wpsCustomData="http://www.wps.cn/officeDocument/2013/wpsCustomData" mc:Ignorable="w14 w15 wp14">
+<w:document xmlns:wpc="http://schemas.microsoft.com/office/word/2010/wordprocessingCanvas" xmlns:cx="http://schemas.microsoft.com/office/drawing/2014/chartex" xmlns:cx1="http://schemas.microsoft.com/office/drawing/2015/9/8/chartex" xmlns:cx2="http://schemas.microsoft.com/office/drawing/2015/10/21/chartex" xmlns:cx3="http://schemas.microsoft.com/office/drawing/2016/5/9/chartex" xmlns:cx4="http://schemas.microsoft.com/office/drawing/2016/5/10/chartex" xmlns:cx5="http://schemas.microsoft.com/office/drawing/2016/5/11/chartex" xmlns:cx6="http://schemas.microsoft.com/office/drawing/2016/5/12/chartex" xmlns:cx7="http://schemas.microsoft.com/office/drawing/2016/5/13/chartex" xmlns:cx8="http://schemas.microsoft.com/office/drawing/2016/5/14/chartex" xmlns:mc="http://schemas.openxmlformats.org/markup-compatibility/2006" xmlns:aink="http://schemas.microsoft.com/office/drawing/2016/ink" xmlns:am3d="http://schemas.microsoft.com/office/drawing/2017/model3d" xmlns:o="urn:schemas-microsoft-com:office:office" xmlns:oel="http://schemas.microsoft.com/office/2019/extlst" xmlns:r="http://schemas.openxmlformats.org/officeDocument/2006/relationships" xmlns:m="http://schemas.openxmlformats.org/officeDocument/2006/math" xmlns:v="urn:schemas-microsoft-com:vml" xmlns:wp14="http://schemas.microsoft.com/office/word/2010/wordprocessingDrawing" xmlns:wp="http://schemas.openxmlformats.org/drawingml/2006/wordprocessingDrawing" xmlns:w10="urn:schemas-microsoft-com:office:word" xmlns:w="http://schemas.openxmlformats.org/wordprocessingml/2006/main" xmlns:w14="http://schemas.microsoft.com/office/word/2010/wordml" xmlns:w15="http://schemas.microsoft.com/office/word/2012/wordml" xmlns:w16cex="http://schemas.microsoft.com/office/word/2018/wordml/cex" xmlns:w16cid="http://schemas.microsoft.com/office/word/2016/wordml/cid" xmlns:w16="http://schemas.microsoft.com/office/word/2018/wordml" xmlns:w16du="http://schemas.microsoft.com/office/word/2023/wordml/word16du" xmlns:w16sdtdh="http://schemas.microsoft.com/office/word/2020/wordml/sdtdatahash" xmlns:w16sdtfl="http://schemas.microsoft.com/office/word/2024/wordml/sdtformatlock" xmlns:w16se="http://schemas.microsoft.com/office/word/2015/wordml/symex" xmlns:wpg="http://schemas.microsoft.com/office/word/2010/wordprocessingGroup" xmlns:wpi="http://schemas.microsoft.com/office/word/2010/wordprocessingInk" xmlns:wne="http://schemas.microsoft.com/office/word/2006/wordml" xmlns:wps="http://schemas.microsoft.com/office/word/2010/wordprocessingShape" mc:Ignorable="w14 w15 w16se w16cid w16 w16cex w16sdtdh w16sdtfl w16du wp14">
   <w:body>
     <w:p>
       <w:pPr>
-        <w:ind w:right="206" w:rightChars="98"/>
+        <w:ind w:rightChars="98" w:right="206"/>
         <w:jc w:val="center"/>
         <w:rPr>
           <w:rFonts w:ascii="宋体" w:hAnsi="宋体"/>
@@ -13,25 +13,28 @@
     </w:p>
     <w:p>
       <w:pPr>
-        <w:ind w:right="206" w:rightChars="98"/>
+        <w:ind w:rightChars="98" w:right="206"/>
         <w:jc w:val="center"/>
         <w:rPr>
-          <w:rFonts w:hint="eastAsia" w:ascii="宋体" w:hAnsi="宋体"/>
+          <w:rFonts w:ascii="宋体" w:hAnsi="宋体"/>
         </w:rPr>
       </w:pPr>
     </w:p>
     <w:p>
       <w:pPr>
-        <w:ind w:right="206" w:rightChars="98"/>
+        <w:ind w:rightChars="98" w:right="206"/>
         <w:jc w:val="center"/>
         <w:rPr>
-          <w:rFonts w:hint="eastAsia" w:ascii="宋体" w:hAnsi="宋体"/>
+          <w:rFonts w:ascii="宋体" w:hAnsi="宋体"/>
           <w:sz w:val="32"/>
         </w:rPr>
       </w:pPr>
       <w:r>
+        <w:rPr>
+          <w:noProof/>
+        </w:rPr>
         <w:drawing>
-          <wp:inline distT="0" distB="0" distL="114300" distR="114300">
+          <wp:inline distT="0" distB="0" distL="114300" distR="114300" wp14:anchorId="106D53B9" wp14:editId="4D319375">
             <wp:extent cx="4348480" cy="1071880"/>
             <wp:effectExtent l="0" t="0" r="10160" b="10160"/>
             <wp:docPr id="1" name="图片 1"/>
@@ -77,7 +80,7 @@
       <w:pPr>
         <w:jc w:val="center"/>
         <w:rPr>
-          <w:rFonts w:hint="eastAsia" w:ascii="宋体" w:hAnsi="宋体"/>
+          <w:rFonts w:ascii="宋体" w:hAnsi="宋体"/>
           <w:b/>
           <w:bCs/>
           <w:sz w:val="44"/>
@@ -89,7 +92,7 @@
       <w:pPr>
         <w:jc w:val="center"/>
         <w:rPr>
-          <w:rFonts w:hint="eastAsia" w:ascii="宋体" w:hAnsi="宋体"/>
+          <w:rFonts w:ascii="宋体" w:hAnsi="宋体"/>
           <w:b/>
           <w:bCs/>
           <w:sz w:val="84"/>
@@ -98,121 +101,74 @@
       </w:pPr>
       <w:r>
         <w:rPr>
-          <w:rFonts w:hint="eastAsia" w:ascii="宋体" w:hAnsi="宋体"/>
+          <w:rFonts w:ascii="宋体" w:hAnsi="宋体" w:hint="eastAsia"/>
           <w:b/>
           <w:bCs/>
           <w:sz w:val="84"/>
           <w:szCs w:val="84"/>
-          <w:lang w:val="en-US" w:eastAsia="zh-CN"/>
-        </w:rPr>
-        <w:t>外</w:t>
-      </w:r>
-      <w:r>
-        <w:rPr>
-          <w:rFonts w:hint="eastAsia" w:ascii="宋体" w:hAnsi="宋体"/>
-          <w:b/>
-          <w:bCs/>
-          <w:sz w:val="84"/>
-          <w:szCs w:val="84"/>
-        </w:rPr>
-        <w:t>文翻译</w:t>
+        </w:rPr>
+        <w:t>外文翻译</w:t>
       </w:r>
     </w:p>
     <w:p>
       <w:pPr>
         <w:rPr>
-          <w:rFonts w:hint="eastAsia" w:ascii="宋体" w:hAnsi="宋体"/>
+          <w:rFonts w:ascii="宋体" w:hAnsi="宋体"/>
         </w:rPr>
       </w:pPr>
     </w:p>
     <w:tbl>
       <w:tblPr>
-        <w:tblStyle w:val="10"/>
         <w:tblW w:w="7320" w:type="dxa"/>
         <w:jc w:val="center"/>
         <w:tblBorders>
-          <w:top w:val="single" w:color="auto" w:sz="4" w:space="0"/>
-          <w:left w:val="single" w:color="auto" w:sz="4" w:space="0"/>
-          <w:bottom w:val="single" w:color="auto" w:sz="4" w:space="0"/>
-          <w:right w:val="single" w:color="auto" w:sz="4" w:space="0"/>
-          <w:insideH w:val="single" w:color="auto" w:sz="4" w:space="0"/>
-          <w:insideV w:val="single" w:color="auto" w:sz="4" w:space="0"/>
+          <w:top w:val="single" w:sz="4" w:space="0" w:color="auto"/>
+          <w:left w:val="single" w:sz="4" w:space="0" w:color="auto"/>
+          <w:bottom w:val="single" w:sz="4" w:space="0" w:color="auto"/>
+          <w:right w:val="single" w:sz="4" w:space="0" w:color="auto"/>
+          <w:insideH w:val="single" w:sz="4" w:space="0" w:color="auto"/>
+          <w:insideV w:val="single" w:sz="4" w:space="0" w:color="auto"/>
         </w:tblBorders>
-        <w:shd w:val="clear" w:color="auto" w:fill="auto"/>
-        <w:tblLayout w:type="autofit"/>
-        <w:tblCellMar>
-          <w:top w:w="0" w:type="dxa"/>
-          <w:left w:w="108" w:type="dxa"/>
-          <w:bottom w:w="0" w:type="dxa"/>
-          <w:right w:w="108" w:type="dxa"/>
-        </w:tblCellMar>
+        <w:tblLook w:val="04A0" w:firstRow="1" w:lastRow="0" w:firstColumn="1" w:lastColumn="0" w:noHBand="0" w:noVBand="1"/>
       </w:tblPr>
       <w:tblGrid>
         <w:gridCol w:w="1866"/>
         <w:gridCol w:w="5454"/>
       </w:tblGrid>
       <w:tr>
-        <w:tblPrEx>
-          <w:tblBorders>
-            <w:top w:val="single" w:color="auto" w:sz="4" w:space="0"/>
-            <w:left w:val="single" w:color="auto" w:sz="4" w:space="0"/>
-            <w:bottom w:val="single" w:color="auto" w:sz="4" w:space="0"/>
-            <w:right w:val="single" w:color="auto" w:sz="4" w:space="0"/>
-            <w:insideH w:val="single" w:color="auto" w:sz="4" w:space="0"/>
-            <w:insideV w:val="single" w:color="auto" w:sz="4" w:space="0"/>
-          </w:tblBorders>
-          <w:shd w:val="clear" w:color="auto" w:fill="auto"/>
-          <w:tblCellMar>
-            <w:top w:w="0" w:type="dxa"/>
-            <w:left w:w="108" w:type="dxa"/>
-            <w:bottom w:w="0" w:type="dxa"/>
-            <w:right w:w="108" w:type="dxa"/>
-          </w:tblCellMar>
-        </w:tblPrEx>
         <w:trPr>
-          <w:trHeight w:val="624" w:hRule="atLeast"/>
+          <w:trHeight w:val="624"/>
           <w:jc w:val="center"/>
         </w:trPr>
         <w:tc>
           <w:tcPr>
             <w:tcW w:w="1866" w:type="dxa"/>
             <w:vMerge w:val="restart"/>
-            <w:shd w:val="clear" w:color="auto" w:fill="auto"/>
-            <w:vAlign w:val="top"/>
           </w:tcPr>
           <w:p>
             <w:pPr>
-              <w:keepNext w:val="0"/>
-              <w:keepLines w:val="0"/>
               <w:widowControl/>
-              <w:suppressLineNumbers w:val="0"/>
               <w:jc w:val="left"/>
               <w:textAlignment w:val="top"/>
               <w:rPr>
-                <w:rFonts w:ascii="仿宋_GB2312" w:hAnsi="宋体" w:eastAsia="仿宋_GB2312" w:cs="仿宋_GB2312"/>
-                <w:b/>
-                <w:bCs/>
-                <w:i w:val="0"/>
-                <w:iCs w:val="0"/>
-                <w:color w:val="000000"/>
-                <w:sz w:val="36"/>
-                <w:szCs w:val="36"/>
-                <w:u w:val="none"/>
+                <w:rFonts w:ascii="仿宋_GB2312" w:eastAsia="仿宋_GB2312" w:hAnsi="宋体" w:cs="仿宋_GB2312"/>
+                <w:b/>
+                <w:bCs/>
+                <w:color w:val="000000"/>
+                <w:sz w:val="36"/>
+                <w:szCs w:val="36"/>
               </w:rPr>
             </w:pPr>
             <w:r>
               <w:rPr>
-                <w:rFonts w:hint="default" w:ascii="仿宋_GB2312" w:hAnsi="宋体" w:eastAsia="仿宋_GB2312" w:cs="仿宋_GB2312"/>
-                <w:b/>
-                <w:bCs/>
-                <w:i w:val="0"/>
-                <w:iCs w:val="0"/>
+                <w:rFonts w:ascii="仿宋_GB2312" w:eastAsia="仿宋_GB2312" w:hAnsi="宋体" w:cs="仿宋_GB2312"/>
+                <w:b/>
+                <w:bCs/>
                 <w:color w:val="000000"/>
                 <w:kern w:val="0"/>
                 <w:sz w:val="36"/>
                 <w:szCs w:val="36"/>
-                <w:u w:val="none"/>
-                <w:lang w:val="en-US" w:eastAsia="zh-CN" w:bidi="ar"/>
+                <w:lang w:bidi="ar"/>
               </w:rPr>
               <w:t>题    目</w:t>
             </w:r>
@@ -221,42 +177,29 @@
         <w:tc>
           <w:tcPr>
             <w:tcW w:w="5454" w:type="dxa"/>
-            <w:shd w:val="clear" w:color="auto" w:fill="auto"/>
-            <w:vAlign w:val="top"/>
           </w:tcPr>
           <w:p>
             <w:pPr>
-              <w:keepNext w:val="0"/>
-              <w:keepLines w:val="0"/>
               <w:widowControl/>
-              <w:suppressLineNumbers w:val="0"/>
               <w:jc w:val="center"/>
               <w:textAlignment w:val="top"/>
               <w:rPr>
-                <w:rFonts w:hint="default" w:ascii="Times New Roman" w:hAnsi="Times New Roman" w:eastAsia="仿宋_GB2312" w:cs="仿宋_GB2312"/>
-                <w:b/>
-                <w:bCs/>
-                <w:i w:val="0"/>
-                <w:iCs w:val="0"/>
+                <w:rFonts w:eastAsia="仿宋_GB2312" w:cs="仿宋_GB2312"/>
+                <w:b/>
+                <w:bCs/>
                 <w:color w:val="FF0000"/>
                 <w:sz w:val="36"/>
                 <w:szCs w:val="36"/>
-                <w:u w:val="none"/>
-                <w:lang w:val="en-US" w:eastAsia="zh-CN"/>
               </w:rPr>
             </w:pPr>
             <w:r>
               <w:rPr>
-                <w:rFonts w:hint="eastAsia" w:eastAsia="仿宋_GB2312" w:cs="仿宋_GB2312"/>
-                <w:b/>
-                <w:bCs/>
-                <w:i w:val="0"/>
-                <w:iCs w:val="0"/>
+                <w:rFonts w:eastAsia="仿宋_GB2312" w:cs="仿宋_GB2312" w:hint="eastAsia"/>
+                <w:b/>
+                <w:bCs/>
                 <w:color w:val="FF0000"/>
                 <w:sz w:val="36"/>
                 <w:szCs w:val="36"/>
-                <w:u w:val="none"/>
-                <w:lang w:val="en-US" w:eastAsia="zh-CN"/>
               </w:rPr>
               <w:t>居中对齐</w:t>
             </w:r>
@@ -264,40 +207,18 @@
         </w:tc>
       </w:tr>
       <w:tr>
-        <w:tblPrEx>
-          <w:tblBorders>
-            <w:top w:val="single" w:color="auto" w:sz="4" w:space="0"/>
-            <w:left w:val="single" w:color="auto" w:sz="4" w:space="0"/>
-            <w:bottom w:val="single" w:color="auto" w:sz="4" w:space="0"/>
-            <w:right w:val="single" w:color="auto" w:sz="4" w:space="0"/>
-            <w:insideH w:val="single" w:color="auto" w:sz="4" w:space="0"/>
-            <w:insideV w:val="single" w:color="auto" w:sz="4" w:space="0"/>
-          </w:tblBorders>
-          <w:shd w:val="clear" w:color="auto" w:fill="auto"/>
-          <w:tblCellMar>
-            <w:top w:w="0" w:type="dxa"/>
-            <w:left w:w="108" w:type="dxa"/>
-            <w:bottom w:w="0" w:type="dxa"/>
-            <w:right w:w="108" w:type="dxa"/>
-          </w:tblCellMar>
-        </w:tblPrEx>
         <w:trPr>
-          <w:trHeight w:val="624" w:hRule="atLeast"/>
+          <w:trHeight w:val="624"/>
           <w:jc w:val="center"/>
         </w:trPr>
         <w:tc>
           <w:tcPr>
             <w:tcW w:w="1866" w:type="dxa"/>
-            <w:vMerge w:val="continue"/>
-            <w:shd w:val="clear" w:color="auto" w:fill="auto"/>
-            <w:vAlign w:val="top"/>
+            <w:vMerge/>
           </w:tcPr>
           <w:p>
             <w:pPr>
-              <w:keepNext w:val="0"/>
-              <w:keepLines w:val="0"/>
               <w:widowControl/>
-              <w:suppressLineNumbers w:val="0"/>
               <w:jc w:val="center"/>
               <w:textAlignment w:val="top"/>
             </w:pPr>
@@ -306,42 +227,29 @@
         <w:tc>
           <w:tcPr>
             <w:tcW w:w="5454" w:type="dxa"/>
-            <w:shd w:val="clear" w:color="auto" w:fill="auto"/>
-            <w:vAlign w:val="top"/>
           </w:tcPr>
           <w:p>
             <w:pPr>
-              <w:keepNext w:val="0"/>
-              <w:keepLines w:val="0"/>
               <w:widowControl/>
-              <w:suppressLineNumbers w:val="0"/>
               <w:jc w:val="center"/>
               <w:textAlignment w:val="top"/>
               <w:rPr>
-                <w:rFonts w:hint="default" w:ascii="Times New Roman" w:hAnsi="Times New Roman" w:eastAsia="仿宋_GB2312" w:cs="仿宋_GB2312"/>
-                <w:b/>
-                <w:bCs/>
-                <w:i w:val="0"/>
-                <w:iCs w:val="0"/>
+                <w:rFonts w:eastAsia="仿宋_GB2312" w:cs="仿宋_GB2312"/>
+                <w:b/>
+                <w:bCs/>
                 <w:color w:val="FF0000"/>
                 <w:sz w:val="36"/>
                 <w:szCs w:val="36"/>
-                <w:u w:val="none"/>
-                <w:lang w:val="en-US" w:eastAsia="zh-CN"/>
               </w:rPr>
             </w:pPr>
             <w:r>
               <w:rPr>
-                <w:rFonts w:hint="eastAsia" w:eastAsia="仿宋_GB2312" w:cs="仿宋_GB2312"/>
-                <w:b/>
-                <w:bCs/>
-                <w:i w:val="0"/>
-                <w:iCs w:val="0"/>
+                <w:rFonts w:eastAsia="仿宋_GB2312" w:cs="仿宋_GB2312" w:hint="eastAsia"/>
+                <w:b/>
+                <w:bCs/>
                 <w:color w:val="FF0000"/>
                 <w:sz w:val="36"/>
                 <w:szCs w:val="36"/>
-                <w:u w:val="none"/>
-                <w:lang w:val="en-US" w:eastAsia="zh-CN"/>
               </w:rPr>
               <w:t>题目只有一行的删除这行</w:t>
             </w:r>
@@ -349,66 +257,38 @@
         </w:tc>
       </w:tr>
       <w:tr>
-        <w:tblPrEx>
-          <w:tblBorders>
-            <w:top w:val="single" w:color="auto" w:sz="4" w:space="0"/>
-            <w:left w:val="single" w:color="auto" w:sz="4" w:space="0"/>
-            <w:bottom w:val="single" w:color="auto" w:sz="4" w:space="0"/>
-            <w:right w:val="single" w:color="auto" w:sz="4" w:space="0"/>
-            <w:insideH w:val="single" w:color="auto" w:sz="4" w:space="0"/>
-            <w:insideV w:val="single" w:color="auto" w:sz="4" w:space="0"/>
-          </w:tblBorders>
-          <w:shd w:val="clear" w:color="auto" w:fill="auto"/>
-          <w:tblCellMar>
-            <w:top w:w="0" w:type="dxa"/>
-            <w:left w:w="108" w:type="dxa"/>
-            <w:bottom w:w="0" w:type="dxa"/>
-            <w:right w:w="108" w:type="dxa"/>
-          </w:tblCellMar>
-        </w:tblPrEx>
         <w:trPr>
-          <w:trHeight w:val="709" w:hRule="atLeast"/>
+          <w:trHeight w:val="709"/>
           <w:jc w:val="center"/>
         </w:trPr>
         <w:tc>
           <w:tcPr>
             <w:tcW w:w="1866" w:type="dxa"/>
-            <w:shd w:val="clear" w:color="auto" w:fill="auto"/>
-            <w:vAlign w:val="top"/>
           </w:tcPr>
           <w:p>
             <w:pPr>
-              <w:keepNext w:val="0"/>
-              <w:keepLines w:val="0"/>
               <w:widowControl/>
-              <w:suppressLineNumbers w:val="0"/>
               <w:jc w:val="left"/>
               <w:textAlignment w:val="top"/>
               <w:rPr>
-                <w:rFonts w:hint="default" w:ascii="仿宋_GB2312" w:hAnsi="宋体" w:eastAsia="仿宋_GB2312" w:cs="仿宋_GB2312"/>
-                <w:b/>
-                <w:bCs/>
-                <w:i w:val="0"/>
-                <w:iCs w:val="0"/>
-                <w:color w:val="000000"/>
-                <w:sz w:val="36"/>
-                <w:szCs w:val="36"/>
-                <w:u w:val="none"/>
+                <w:rFonts w:ascii="仿宋_GB2312" w:eastAsia="仿宋_GB2312" w:hAnsi="宋体" w:cs="仿宋_GB2312"/>
+                <w:b/>
+                <w:bCs/>
+                <w:color w:val="000000"/>
+                <w:sz w:val="36"/>
+                <w:szCs w:val="36"/>
               </w:rPr>
             </w:pPr>
             <w:r>
               <w:rPr>
-                <w:rFonts w:hint="default" w:ascii="仿宋_GB2312" w:hAnsi="宋体" w:eastAsia="仿宋_GB2312" w:cs="仿宋_GB2312"/>
-                <w:b/>
-                <w:bCs/>
-                <w:i w:val="0"/>
-                <w:iCs w:val="0"/>
+                <w:rFonts w:ascii="仿宋_GB2312" w:eastAsia="仿宋_GB2312" w:hAnsi="宋体" w:cs="仿宋_GB2312"/>
+                <w:b/>
+                <w:bCs/>
                 <w:color w:val="000000"/>
                 <w:kern w:val="0"/>
                 <w:sz w:val="36"/>
                 <w:szCs w:val="36"/>
-                <w:u w:val="none"/>
-                <w:lang w:val="en-US" w:eastAsia="zh-CN" w:bidi="ar"/>
+                <w:lang w:bidi="ar"/>
               </w:rPr>
               <w:t>学院名称</w:t>
             </w:r>
@@ -417,95 +297,70 @@
         <w:tc>
           <w:tcPr>
             <w:tcW w:w="5454" w:type="dxa"/>
-            <w:shd w:val="clear" w:color="auto" w:fill="auto"/>
-            <w:vAlign w:val="top"/>
           </w:tcPr>
           <w:p>
             <w:pPr>
-              <w:keepNext w:val="0"/>
-              <w:keepLines w:val="0"/>
               <w:widowControl/>
-              <w:suppressLineNumbers w:val="0"/>
               <w:jc w:val="center"/>
               <w:textAlignment w:val="top"/>
               <w:rPr>
-                <w:rFonts w:hint="default" w:ascii="Times New Roman" w:hAnsi="Times New Roman" w:eastAsia="仿宋_GB2312" w:cs="仿宋_GB2312"/>
-                <w:b/>
-                <w:bCs/>
-                <w:i w:val="0"/>
-                <w:iCs w:val="0"/>
-                <w:color w:val="000000"/>
-                <w:sz w:val="36"/>
-                <w:szCs w:val="36"/>
-                <w:u w:val="none"/>
+                <w:rFonts w:eastAsia="仿宋_GB2312" w:cs="仿宋_GB2312"/>
+                <w:b/>
+                <w:bCs/>
+                <w:color w:val="000000"/>
+                <w:sz w:val="36"/>
+                <w:szCs w:val="36"/>
               </w:rPr>
             </w:pPr>
+            <w:r>
+              <w:rPr>
+                <w:rFonts w:eastAsia="仿宋_GB2312" w:cs="仿宋_GB2312" w:hint="eastAsia"/>
+                <w:b/>
+                <w:bCs/>
+                <w:color w:val="000000"/>
+                <w:sz w:val="36"/>
+                <w:szCs w:val="36"/>
+              </w:rPr>
+              <w:t>计算机学院</w:t>
+            </w:r>
           </w:p>
         </w:tc>
       </w:tr>
       <w:tr>
-        <w:tblPrEx>
-          <w:tblBorders>
-            <w:top w:val="single" w:color="auto" w:sz="4" w:space="0"/>
-            <w:left w:val="single" w:color="auto" w:sz="4" w:space="0"/>
-            <w:bottom w:val="single" w:color="auto" w:sz="4" w:space="0"/>
-            <w:right w:val="single" w:color="auto" w:sz="4" w:space="0"/>
-            <w:insideH w:val="single" w:color="auto" w:sz="4" w:space="0"/>
-            <w:insideV w:val="single" w:color="auto" w:sz="4" w:space="0"/>
-          </w:tblBorders>
-          <w:shd w:val="clear" w:color="auto" w:fill="auto"/>
-          <w:tblCellMar>
-            <w:top w:w="0" w:type="dxa"/>
-            <w:left w:w="108" w:type="dxa"/>
-            <w:bottom w:w="0" w:type="dxa"/>
-            <w:right w:w="108" w:type="dxa"/>
-          </w:tblCellMar>
-        </w:tblPrEx>
         <w:trPr>
-          <w:trHeight w:val="709" w:hRule="atLeast"/>
+          <w:trHeight w:val="709"/>
           <w:jc w:val="center"/>
         </w:trPr>
         <w:tc>
           <w:tcPr>
             <w:tcW w:w="1866" w:type="dxa"/>
-            <w:shd w:val="clear" w:color="auto" w:fill="auto"/>
-            <w:vAlign w:val="top"/>
           </w:tcPr>
           <w:p>
             <w:pPr>
-              <w:keepNext w:val="0"/>
-              <w:keepLines w:val="0"/>
               <w:widowControl/>
-              <w:suppressLineNumbers w:val="0"/>
               <w:jc w:val="left"/>
               <w:textAlignment w:val="top"/>
               <w:rPr>
-                <w:rFonts w:hint="default" w:ascii="仿宋_GB2312" w:hAnsi="宋体" w:eastAsia="仿宋_GB2312" w:cs="仿宋_GB2312"/>
-                <w:b/>
-                <w:bCs/>
-                <w:i w:val="0"/>
-                <w:iCs w:val="0"/>
+                <w:rFonts w:ascii="仿宋_GB2312" w:eastAsia="仿宋_GB2312" w:hAnsi="宋体" w:cs="仿宋_GB2312"/>
+                <w:b/>
+                <w:bCs/>
                 <w:color w:val="000000"/>
                 <w:kern w:val="0"/>
                 <w:sz w:val="36"/>
                 <w:szCs w:val="36"/>
-                <w:u w:val="none"/>
-                <w:lang w:val="en-US" w:eastAsia="zh-CN" w:bidi="ar"/>
+                <w:lang w:bidi="ar"/>
               </w:rPr>
             </w:pPr>
             <w:r>
               <w:rPr>
-                <w:rFonts w:hint="eastAsia" w:ascii="仿宋_GB2312" w:hAnsi="宋体" w:eastAsia="仿宋_GB2312" w:cs="仿宋_GB2312"/>
-                <w:b/>
-                <w:bCs/>
-                <w:i w:val="0"/>
-                <w:iCs w:val="0"/>
+                <w:rFonts w:ascii="仿宋_GB2312" w:eastAsia="仿宋_GB2312" w:hAnsi="宋体" w:cs="仿宋_GB2312" w:hint="eastAsia"/>
+                <w:b/>
+                <w:bCs/>
                 <w:color w:val="000000"/>
                 <w:kern w:val="0"/>
                 <w:sz w:val="36"/>
                 <w:szCs w:val="36"/>
-                <w:u w:val="none"/>
-                <w:lang w:val="en-US" w:eastAsia="zh-CN" w:bidi="ar"/>
+                <w:lang w:bidi="ar"/>
               </w:rPr>
               <w:t>姓    名</w:t>
             </w:r>
@@ -514,95 +369,70 @@
         <w:tc>
           <w:tcPr>
             <w:tcW w:w="5454" w:type="dxa"/>
-            <w:shd w:val="clear" w:color="auto" w:fill="auto"/>
-            <w:vAlign w:val="top"/>
           </w:tcPr>
           <w:p>
             <w:pPr>
-              <w:keepNext w:val="0"/>
-              <w:keepLines w:val="0"/>
               <w:widowControl/>
-              <w:suppressLineNumbers w:val="0"/>
               <w:jc w:val="center"/>
               <w:textAlignment w:val="top"/>
               <w:rPr>
-                <w:rFonts w:hint="default" w:ascii="Times New Roman" w:hAnsi="Times New Roman" w:eastAsia="仿宋_GB2312" w:cs="仿宋_GB2312"/>
-                <w:b/>
-                <w:bCs/>
-                <w:i w:val="0"/>
-                <w:iCs w:val="0"/>
-                <w:color w:val="000000"/>
-                <w:sz w:val="36"/>
-                <w:szCs w:val="36"/>
-                <w:u w:val="none"/>
+                <w:rFonts w:eastAsia="仿宋_GB2312" w:cs="仿宋_GB2312"/>
+                <w:b/>
+                <w:bCs/>
+                <w:color w:val="000000"/>
+                <w:sz w:val="36"/>
+                <w:szCs w:val="36"/>
               </w:rPr>
             </w:pPr>
+            <w:r>
+              <w:rPr>
+                <w:rFonts w:eastAsia="仿宋_GB2312" w:cs="仿宋_GB2312" w:hint="eastAsia"/>
+                <w:b/>
+                <w:bCs/>
+                <w:color w:val="000000"/>
+                <w:sz w:val="36"/>
+                <w:szCs w:val="36"/>
+              </w:rPr>
+              <w:t>瞿志杰</w:t>
+            </w:r>
           </w:p>
         </w:tc>
       </w:tr>
       <w:tr>
-        <w:tblPrEx>
-          <w:tblBorders>
-            <w:top w:val="single" w:color="auto" w:sz="4" w:space="0"/>
-            <w:left w:val="single" w:color="auto" w:sz="4" w:space="0"/>
-            <w:bottom w:val="single" w:color="auto" w:sz="4" w:space="0"/>
-            <w:right w:val="single" w:color="auto" w:sz="4" w:space="0"/>
-            <w:insideH w:val="single" w:color="auto" w:sz="4" w:space="0"/>
-            <w:insideV w:val="single" w:color="auto" w:sz="4" w:space="0"/>
-          </w:tblBorders>
-          <w:shd w:val="clear" w:color="auto" w:fill="auto"/>
-          <w:tblCellMar>
-            <w:top w:w="0" w:type="dxa"/>
-            <w:left w:w="108" w:type="dxa"/>
-            <w:bottom w:w="0" w:type="dxa"/>
-            <w:right w:w="108" w:type="dxa"/>
-          </w:tblCellMar>
-        </w:tblPrEx>
         <w:trPr>
-          <w:trHeight w:val="739" w:hRule="atLeast"/>
+          <w:trHeight w:val="739"/>
           <w:jc w:val="center"/>
         </w:trPr>
         <w:tc>
           <w:tcPr>
             <w:tcW w:w="1866" w:type="dxa"/>
-            <w:shd w:val="clear" w:color="auto" w:fill="auto"/>
-            <w:vAlign w:val="top"/>
           </w:tcPr>
           <w:p>
             <w:pPr>
-              <w:keepNext w:val="0"/>
-              <w:keepLines w:val="0"/>
               <w:widowControl/>
-              <w:suppressLineNumbers w:val="0"/>
               <w:jc w:val="left"/>
               <w:textAlignment w:val="top"/>
               <w:rPr>
-                <w:rFonts w:hint="default" w:ascii="仿宋_GB2312" w:hAnsi="宋体" w:eastAsia="仿宋_GB2312" w:cs="仿宋_GB2312"/>
-                <w:b/>
-                <w:bCs/>
-                <w:i w:val="0"/>
-                <w:iCs w:val="0"/>
+                <w:rFonts w:ascii="仿宋_GB2312" w:eastAsia="仿宋_GB2312" w:hAnsi="宋体" w:cs="仿宋_GB2312"/>
+                <w:b/>
+                <w:bCs/>
                 <w:color w:val="000000"/>
                 <w:kern w:val="0"/>
                 <w:sz w:val="36"/>
                 <w:szCs w:val="36"/>
-                <w:u w:val="none"/>
-                <w:lang w:val="en-US" w:eastAsia="zh-CN" w:bidi="ar"/>
+                <w:lang w:bidi="ar"/>
               </w:rPr>
             </w:pPr>
             <w:r>
               <w:rPr>
-                <w:rFonts w:hint="eastAsia" w:ascii="仿宋_GB2312" w:hAnsi="宋体" w:eastAsia="仿宋_GB2312" w:cs="仿宋_GB2312"/>
-                <w:b/>
-                <w:bCs/>
-                <w:i w:val="0"/>
-                <w:iCs w:val="0"/>
+                <w:rFonts w:ascii="仿宋_GB2312" w:eastAsia="仿宋_GB2312" w:hAnsi="宋体" w:cs="仿宋_GB2312" w:hint="eastAsia"/>
+                <w:b/>
+                <w:bCs/>
                 <w:color w:val="000000"/>
                 <w:kern w:val="0"/>
                 <w:sz w:val="36"/>
                 <w:szCs w:val="36"/>
-                <w:u w:val="none"/>
-                <w:lang w:val="en-US" w:eastAsia="zh-CN" w:bidi="ar"/>
+                <w:lang w:bidi="ar"/>
               </w:rPr>
               <w:t>学    号</w:t>
             </w:r>
@@ -611,127 +441,98 @@
         <w:tc>
           <w:tcPr>
             <w:tcW w:w="5454" w:type="dxa"/>
-            <w:shd w:val="clear" w:color="auto" w:fill="auto"/>
-            <w:vAlign w:val="top"/>
           </w:tcPr>
           <w:p>
             <w:pPr>
-              <w:keepNext w:val="0"/>
-              <w:keepLines w:val="0"/>
               <w:widowControl/>
-              <w:suppressLineNumbers w:val="0"/>
               <w:jc w:val="center"/>
               <w:textAlignment w:val="top"/>
               <w:rPr>
-                <w:rFonts w:hint="default" w:ascii="Times New Roman" w:hAnsi="Times New Roman" w:eastAsia="仿宋_GB2312" w:cs="仿宋_GB2312"/>
-                <w:b/>
-                <w:bCs/>
-                <w:i w:val="0"/>
-                <w:iCs w:val="0"/>
+                <w:rFonts w:eastAsia="仿宋_GB2312" w:cs="仿宋_GB2312"/>
+                <w:b/>
+                <w:bCs/>
                 <w:color w:val="000000"/>
                 <w:kern w:val="0"/>
                 <w:sz w:val="36"/>
                 <w:szCs w:val="36"/>
-                <w:u w:val="none"/>
-                <w:lang w:val="en-US" w:eastAsia="zh-CN" w:bidi="ar"/>
+                <w:lang w:bidi="ar"/>
               </w:rPr>
             </w:pPr>
+            <w:r>
+              <w:rPr>
+                <w:rFonts w:eastAsia="仿宋_GB2312" w:cs="仿宋_GB2312" w:hint="eastAsia"/>
+                <w:b/>
+                <w:bCs/>
+                <w:color w:val="000000"/>
+                <w:kern w:val="0"/>
+                <w:sz w:val="36"/>
+                <w:szCs w:val="36"/>
+                <w:lang w:bidi="ar"/>
+              </w:rPr>
+              <w:t>20214670412</w:t>
+            </w:r>
           </w:p>
         </w:tc>
       </w:tr>
       <w:tr>
-        <w:tblPrEx>
-          <w:tblBorders>
-            <w:top w:val="single" w:color="auto" w:sz="4" w:space="0"/>
-            <w:left w:val="single" w:color="auto" w:sz="4" w:space="0"/>
-            <w:bottom w:val="single" w:color="auto" w:sz="4" w:space="0"/>
-            <w:right w:val="single" w:color="auto" w:sz="4" w:space="0"/>
-            <w:insideH w:val="single" w:color="auto" w:sz="4" w:space="0"/>
-            <w:insideV w:val="single" w:color="auto" w:sz="4" w:space="0"/>
-          </w:tblBorders>
-          <w:shd w:val="clear" w:color="auto" w:fill="auto"/>
-          <w:tblCellMar>
-            <w:top w:w="0" w:type="dxa"/>
-            <w:left w:w="108" w:type="dxa"/>
-            <w:bottom w:w="0" w:type="dxa"/>
-            <w:right w:w="108" w:type="dxa"/>
-          </w:tblCellMar>
-        </w:tblPrEx>
         <w:trPr>
-          <w:trHeight w:val="739" w:hRule="atLeast"/>
+          <w:trHeight w:val="739"/>
           <w:jc w:val="center"/>
         </w:trPr>
         <w:tc>
           <w:tcPr>
             <w:tcW w:w="1866" w:type="dxa"/>
-            <w:shd w:val="clear" w:color="auto" w:fill="auto"/>
-            <w:vAlign w:val="top"/>
           </w:tcPr>
           <w:p>
             <w:pPr>
-              <w:keepNext w:val="0"/>
-              <w:keepLines w:val="0"/>
               <w:widowControl/>
-              <w:suppressLineNumbers w:val="0"/>
               <w:jc w:val="left"/>
               <w:textAlignment w:val="top"/>
               <w:rPr>
-                <w:rFonts w:hint="default" w:ascii="仿宋_GB2312" w:hAnsi="宋体" w:eastAsia="仿宋_GB2312" w:cs="仿宋_GB2312"/>
-                <w:b/>
-                <w:bCs/>
-                <w:i w:val="0"/>
-                <w:iCs w:val="0"/>
-                <w:color w:val="000000"/>
-                <w:sz w:val="36"/>
-                <w:szCs w:val="36"/>
-                <w:u w:val="none"/>
+                <w:rFonts w:ascii="仿宋_GB2312" w:eastAsia="仿宋_GB2312" w:hAnsi="宋体" w:cs="仿宋_GB2312"/>
+                <w:b/>
+                <w:bCs/>
+                <w:color w:val="000000"/>
+                <w:sz w:val="36"/>
+                <w:szCs w:val="36"/>
               </w:rPr>
             </w:pPr>
             <w:r>
               <w:rPr>
-                <w:rFonts w:hint="eastAsia" w:ascii="仿宋_GB2312" w:hAnsi="宋体" w:eastAsia="仿宋_GB2312" w:cs="仿宋_GB2312"/>
-                <w:b/>
-                <w:bCs/>
-                <w:i w:val="0"/>
-                <w:iCs w:val="0"/>
+                <w:rFonts w:ascii="仿宋_GB2312" w:eastAsia="仿宋_GB2312" w:hAnsi="宋体" w:cs="仿宋_GB2312" w:hint="eastAsia"/>
+                <w:b/>
+                <w:bCs/>
                 <w:color w:val="000000"/>
                 <w:kern w:val="0"/>
                 <w:sz w:val="36"/>
                 <w:szCs w:val="36"/>
-                <w:u w:val="none"/>
-                <w:lang w:val="en-US" w:eastAsia="zh-CN" w:bidi="ar"/>
+                <w:lang w:bidi="ar"/>
               </w:rPr>
               <w:t>专</w:t>
             </w:r>
             <w:r>
               <w:rPr>
-                <w:rFonts w:hint="default" w:ascii="仿宋_GB2312" w:hAnsi="宋体" w:eastAsia="仿宋_GB2312" w:cs="仿宋_GB2312"/>
-                <w:b/>
-                <w:bCs/>
-                <w:i w:val="0"/>
-                <w:iCs w:val="0"/>
+                <w:rFonts w:ascii="仿宋_GB2312" w:eastAsia="仿宋_GB2312" w:hAnsi="宋体" w:cs="仿宋_GB2312"/>
+                <w:b/>
+                <w:bCs/>
                 <w:color w:val="000000"/>
                 <w:kern w:val="0"/>
                 <w:sz w:val="36"/>
                 <w:szCs w:val="36"/>
-                <w:u w:val="none"/>
-                <w:lang w:val="en-US" w:eastAsia="zh-CN" w:bidi="ar"/>
+                <w:lang w:bidi="ar"/>
               </w:rPr>
               <w:t xml:space="preserve">    </w:t>
             </w:r>
             <w:r>
               <w:rPr>
-                <w:rFonts w:hint="eastAsia" w:ascii="仿宋_GB2312" w:hAnsi="宋体" w:eastAsia="仿宋_GB2312" w:cs="仿宋_GB2312"/>
-                <w:b/>
-                <w:bCs/>
-                <w:i w:val="0"/>
-                <w:iCs w:val="0"/>
+                <w:rFonts w:ascii="仿宋_GB2312" w:eastAsia="仿宋_GB2312" w:hAnsi="宋体" w:cs="仿宋_GB2312" w:hint="eastAsia"/>
+                <w:b/>
+                <w:bCs/>
                 <w:color w:val="000000"/>
                 <w:kern w:val="0"/>
                 <w:sz w:val="36"/>
                 <w:szCs w:val="36"/>
-                <w:u w:val="none"/>
-                <w:lang w:val="en-US" w:eastAsia="zh-CN" w:bidi="ar"/>
+                <w:lang w:bidi="ar"/>
               </w:rPr>
               <w:t>业</w:t>
             </w:r>
@@ -740,127 +541,96 @@
         <w:tc>
           <w:tcPr>
             <w:tcW w:w="5454" w:type="dxa"/>
-            <w:shd w:val="clear" w:color="auto" w:fill="auto"/>
-            <w:vAlign w:val="top"/>
           </w:tcPr>
           <w:p>
             <w:pPr>
-              <w:keepNext w:val="0"/>
-              <w:keepLines w:val="0"/>
               <w:widowControl/>
-              <w:suppressLineNumbers w:val="0"/>
               <w:jc w:val="center"/>
               <w:textAlignment w:val="top"/>
               <w:rPr>
-                <w:rFonts w:hint="default" w:ascii="Times New Roman" w:hAnsi="Times New Roman" w:eastAsia="仿宋_GB2312" w:cs="仿宋_GB2312"/>
-                <w:b/>
-                <w:bCs/>
-                <w:i w:val="0"/>
-                <w:iCs w:val="0"/>
-                <w:color w:val="000000"/>
-                <w:sz w:val="36"/>
-                <w:szCs w:val="36"/>
-                <w:u w:val="none"/>
+                <w:rFonts w:eastAsia="仿宋_GB2312" w:cs="仿宋_GB2312"/>
+                <w:b/>
+                <w:bCs/>
+                <w:color w:val="000000"/>
+                <w:sz w:val="36"/>
+                <w:szCs w:val="36"/>
               </w:rPr>
             </w:pPr>
+            <w:r>
+              <w:rPr>
+                <w:rFonts w:eastAsia="仿宋_GB2312" w:cs="仿宋_GB2312" w:hint="eastAsia"/>
+                <w:b/>
+                <w:bCs/>
+                <w:color w:val="000000"/>
+                <w:sz w:val="36"/>
+                <w:szCs w:val="36"/>
+              </w:rPr>
+              <w:t>医学信息工程</w:t>
+            </w:r>
           </w:p>
         </w:tc>
       </w:tr>
       <w:tr>
-        <w:tblPrEx>
-          <w:tblBorders>
-            <w:top w:val="single" w:color="auto" w:sz="4" w:space="0"/>
-            <w:left w:val="single" w:color="auto" w:sz="4" w:space="0"/>
-            <w:bottom w:val="single" w:color="auto" w:sz="4" w:space="0"/>
-            <w:right w:val="single" w:color="auto" w:sz="4" w:space="0"/>
-            <w:insideH w:val="single" w:color="auto" w:sz="4" w:space="0"/>
-            <w:insideV w:val="single" w:color="auto" w:sz="4" w:space="0"/>
-          </w:tblBorders>
-          <w:shd w:val="clear" w:color="auto" w:fill="auto"/>
-          <w:tblCellMar>
-            <w:top w:w="0" w:type="dxa"/>
-            <w:left w:w="108" w:type="dxa"/>
-            <w:bottom w:w="0" w:type="dxa"/>
-            <w:right w:w="108" w:type="dxa"/>
-          </w:tblCellMar>
-        </w:tblPrEx>
         <w:trPr>
-          <w:trHeight w:val="739" w:hRule="atLeast"/>
+          <w:trHeight w:val="739"/>
           <w:jc w:val="center"/>
         </w:trPr>
         <w:tc>
           <w:tcPr>
             <w:tcW w:w="1866" w:type="dxa"/>
-            <w:shd w:val="clear" w:color="auto" w:fill="auto"/>
-            <w:vAlign w:val="top"/>
           </w:tcPr>
           <w:p>
             <w:pPr>
-              <w:keepNext w:val="0"/>
-              <w:keepLines w:val="0"/>
               <w:widowControl/>
-              <w:suppressLineNumbers w:val="0"/>
               <w:jc w:val="left"/>
               <w:textAlignment w:val="top"/>
               <w:rPr>
-                <w:rFonts w:hint="eastAsia" w:ascii="仿宋_GB2312" w:hAnsi="宋体" w:eastAsia="仿宋_GB2312" w:cs="仿宋_GB2312"/>
-                <w:b/>
-                <w:bCs/>
-                <w:i w:val="0"/>
-                <w:iCs w:val="0"/>
+                <w:rFonts w:ascii="仿宋_GB2312" w:eastAsia="仿宋_GB2312" w:hAnsi="宋体" w:cs="仿宋_GB2312"/>
+                <w:b/>
+                <w:bCs/>
                 <w:color w:val="000000"/>
                 <w:kern w:val="0"/>
                 <w:sz w:val="36"/>
                 <w:szCs w:val="36"/>
-                <w:u w:val="none"/>
-                <w:lang w:val="en-US" w:eastAsia="zh-CN" w:bidi="ar"/>
+                <w:lang w:bidi="ar"/>
               </w:rPr>
             </w:pPr>
             <w:r>
               <w:rPr>
-                <w:rFonts w:hint="eastAsia" w:ascii="仿宋_GB2312" w:hAnsi="宋体" w:eastAsia="仿宋_GB2312" w:cs="仿宋_GB2312"/>
-                <w:b/>
-                <w:bCs/>
-                <w:i w:val="0"/>
-                <w:iCs w:val="0"/>
+                <w:rFonts w:ascii="仿宋_GB2312" w:eastAsia="仿宋_GB2312" w:hAnsi="宋体" w:cs="仿宋_GB2312" w:hint="eastAsia"/>
+                <w:b/>
+                <w:bCs/>
                 <w:color w:val="000000"/>
                 <w:kern w:val="0"/>
                 <w:sz w:val="36"/>
                 <w:szCs w:val="36"/>
-                <w:u w:val="none"/>
-                <w:lang w:val="en-US" w:eastAsia="zh-CN" w:bidi="ar"/>
+                <w:lang w:bidi="ar"/>
               </w:rPr>
               <w:t>班</w:t>
             </w:r>
             <w:r>
               <w:rPr>
-                <w:rFonts w:hint="default" w:ascii="仿宋_GB2312" w:hAnsi="宋体" w:eastAsia="仿宋_GB2312" w:cs="仿宋_GB2312"/>
-                <w:b/>
-                <w:bCs/>
-                <w:i w:val="0"/>
-                <w:iCs w:val="0"/>
+                <w:rFonts w:ascii="仿宋_GB2312" w:eastAsia="仿宋_GB2312" w:hAnsi="宋体" w:cs="仿宋_GB2312"/>
+                <w:b/>
+                <w:bCs/>
                 <w:color w:val="000000"/>
                 <w:kern w:val="0"/>
                 <w:sz w:val="36"/>
                 <w:szCs w:val="36"/>
-                <w:u w:val="none"/>
-                <w:lang w:val="en-US" w:eastAsia="zh-CN" w:bidi="ar"/>
+                <w:lang w:bidi="ar"/>
               </w:rPr>
               <w:t xml:space="preserve">    </w:t>
             </w:r>
             <w:r>
               <w:rPr>
-                <w:rFonts w:hint="eastAsia" w:ascii="仿宋_GB2312" w:hAnsi="宋体" w:eastAsia="仿宋_GB2312" w:cs="仿宋_GB2312"/>
-                <w:b/>
-                <w:bCs/>
-                <w:i w:val="0"/>
-                <w:iCs w:val="0"/>
+                <w:rFonts w:ascii="仿宋_GB2312" w:eastAsia="仿宋_GB2312" w:hAnsi="宋体" w:cs="仿宋_GB2312" w:hint="eastAsia"/>
+                <w:b/>
+                <w:bCs/>
                 <w:color w:val="000000"/>
                 <w:kern w:val="0"/>
                 <w:sz w:val="36"/>
                 <w:szCs w:val="36"/>
-                <w:u w:val="none"/>
-                <w:lang w:val="en-US" w:eastAsia="zh-CN" w:bidi="ar"/>
+                <w:lang w:bidi="ar"/>
               </w:rPr>
               <w:t>级</w:t>
             </w:r>
@@ -869,95 +639,125 @@
         <w:tc>
           <w:tcPr>
             <w:tcW w:w="5454" w:type="dxa"/>
-            <w:shd w:val="clear" w:color="auto" w:fill="auto"/>
-            <w:vAlign w:val="top"/>
           </w:tcPr>
           <w:p>
             <w:pPr>
-              <w:keepNext w:val="0"/>
-              <w:keepLines w:val="0"/>
               <w:widowControl/>
-              <w:suppressLineNumbers w:val="0"/>
               <w:jc w:val="center"/>
               <w:textAlignment w:val="top"/>
               <w:rPr>
-                <w:rFonts w:hint="default" w:ascii="Times New Roman" w:hAnsi="Times New Roman" w:eastAsia="仿宋_GB2312" w:cs="仿宋_GB2312"/>
-                <w:b/>
-                <w:bCs/>
-                <w:i w:val="0"/>
-                <w:iCs w:val="0"/>
-                <w:color w:val="000000"/>
-                <w:sz w:val="36"/>
-                <w:szCs w:val="36"/>
-                <w:u w:val="none"/>
+                <w:rFonts w:eastAsia="仿宋_GB2312" w:cs="仿宋_GB2312" w:hint="eastAsia"/>
+                <w:b/>
+                <w:bCs/>
+                <w:color w:val="000000"/>
+                <w:sz w:val="36"/>
+                <w:szCs w:val="36"/>
               </w:rPr>
             </w:pPr>
+            <w:r>
+              <w:rPr>
+                <w:rFonts w:eastAsia="仿宋_GB2312" w:cs="仿宋_GB2312" w:hint="eastAsia"/>
+                <w:b/>
+                <w:bCs/>
+                <w:color w:val="000000"/>
+                <w:sz w:val="36"/>
+                <w:szCs w:val="36"/>
+              </w:rPr>
+              <w:t>本</w:t>
+            </w:r>
+            <w:r>
+              <w:rPr>
+                <w:rFonts w:eastAsia="仿宋_GB2312" w:cs="仿宋_GB2312" w:hint="eastAsia"/>
+                <w:b/>
+                <w:bCs/>
+                <w:color w:val="000000"/>
+                <w:sz w:val="36"/>
+                <w:szCs w:val="36"/>
+              </w:rPr>
+              <w:t>22</w:t>
+            </w:r>
+            <w:proofErr w:type="gramStart"/>
+            <w:r>
+              <w:rPr>
+                <w:rFonts w:eastAsia="仿宋_GB2312" w:cs="仿宋_GB2312" w:hint="eastAsia"/>
+                <w:b/>
+                <w:bCs/>
+                <w:color w:val="000000"/>
+                <w:sz w:val="36"/>
+                <w:szCs w:val="36"/>
+              </w:rPr>
+              <w:t>医</w:t>
+            </w:r>
+            <w:proofErr w:type="gramEnd"/>
+            <w:r>
+              <w:rPr>
+                <w:rFonts w:eastAsia="仿宋_GB2312" w:cs="仿宋_GB2312" w:hint="eastAsia"/>
+                <w:b/>
+                <w:bCs/>
+                <w:color w:val="000000"/>
+                <w:sz w:val="36"/>
+                <w:szCs w:val="36"/>
+              </w:rPr>
+              <w:t>信</w:t>
+            </w:r>
+            <w:r>
+              <w:rPr>
+                <w:rFonts w:eastAsia="仿宋_GB2312" w:cs="仿宋_GB2312" w:hint="eastAsia"/>
+                <w:b/>
+                <w:bCs/>
+                <w:color w:val="000000"/>
+                <w:sz w:val="36"/>
+                <w:szCs w:val="36"/>
+              </w:rPr>
+              <w:t>01</w:t>
+            </w:r>
+            <w:r>
+              <w:rPr>
+                <w:rFonts w:eastAsia="仿宋_GB2312" w:cs="仿宋_GB2312" w:hint="eastAsia"/>
+                <w:b/>
+                <w:bCs/>
+                <w:color w:val="000000"/>
+                <w:sz w:val="36"/>
+                <w:szCs w:val="36"/>
+              </w:rPr>
+              <w:t>班</w:t>
+            </w:r>
           </w:p>
         </w:tc>
       </w:tr>
       <w:tr>
-        <w:tblPrEx>
-          <w:tblBorders>
-            <w:top w:val="single" w:color="auto" w:sz="4" w:space="0"/>
-            <w:left w:val="single" w:color="auto" w:sz="4" w:space="0"/>
-            <w:bottom w:val="single" w:color="auto" w:sz="4" w:space="0"/>
-            <w:right w:val="single" w:color="auto" w:sz="4" w:space="0"/>
-            <w:insideH w:val="single" w:color="auto" w:sz="4" w:space="0"/>
-            <w:insideV w:val="single" w:color="auto" w:sz="4" w:space="0"/>
-          </w:tblBorders>
-          <w:shd w:val="clear" w:color="auto" w:fill="auto"/>
-          <w:tblCellMar>
-            <w:top w:w="0" w:type="dxa"/>
-            <w:left w:w="108" w:type="dxa"/>
-            <w:bottom w:w="0" w:type="dxa"/>
-            <w:right w:w="108" w:type="dxa"/>
-          </w:tblCellMar>
-        </w:tblPrEx>
         <w:trPr>
-          <w:trHeight w:val="739" w:hRule="atLeast"/>
+          <w:trHeight w:val="739"/>
           <w:jc w:val="center"/>
         </w:trPr>
         <w:tc>
           <w:tcPr>
             <w:tcW w:w="1866" w:type="dxa"/>
-            <w:shd w:val="clear" w:color="auto" w:fill="auto"/>
-            <w:vAlign w:val="top"/>
           </w:tcPr>
           <w:p>
             <w:pPr>
-              <w:keepNext w:val="0"/>
-              <w:keepLines w:val="0"/>
               <w:widowControl/>
-              <w:suppressLineNumbers w:val="0"/>
               <w:jc w:val="left"/>
               <w:textAlignment w:val="top"/>
               <w:rPr>
-                <w:rFonts w:hint="eastAsia" w:ascii="仿宋_GB2312" w:hAnsi="宋体" w:eastAsia="仿宋_GB2312" w:cs="仿宋_GB2312"/>
-                <w:b/>
-                <w:bCs/>
-                <w:i w:val="0"/>
-                <w:iCs w:val="0"/>
-                <w:color w:val="000000"/>
-                <w:kern w:val="2"/>
-                <w:sz w:val="36"/>
-                <w:szCs w:val="36"/>
-                <w:u w:val="none"/>
-                <w:lang w:val="en-US" w:eastAsia="zh-CN" w:bidi="ar-SA"/>
+                <w:rFonts w:ascii="仿宋_GB2312" w:eastAsia="仿宋_GB2312" w:hAnsi="宋体" w:cs="仿宋_GB2312"/>
+                <w:b/>
+                <w:bCs/>
+                <w:color w:val="000000"/>
+                <w:sz w:val="36"/>
+                <w:szCs w:val="36"/>
               </w:rPr>
             </w:pPr>
             <w:r>
               <w:rPr>
-                <w:rFonts w:hint="default" w:ascii="仿宋_GB2312" w:hAnsi="宋体" w:eastAsia="仿宋_GB2312" w:cs="仿宋_GB2312"/>
-                <w:b/>
-                <w:bCs/>
-                <w:i w:val="0"/>
-                <w:iCs w:val="0"/>
+                <w:rFonts w:ascii="仿宋_GB2312" w:eastAsia="仿宋_GB2312" w:hAnsi="宋体" w:cs="仿宋_GB2312"/>
+                <w:b/>
+                <w:bCs/>
                 <w:color w:val="000000"/>
                 <w:kern w:val="0"/>
                 <w:sz w:val="36"/>
                 <w:szCs w:val="36"/>
-                <w:u w:val="none"/>
-                <w:lang w:val="en-US" w:eastAsia="zh-CN" w:bidi="ar"/>
+                <w:lang w:bidi="ar"/>
               </w:rPr>
               <w:t>指导教师</w:t>
             </w:r>
@@ -966,95 +766,70 @@
         <w:tc>
           <w:tcPr>
             <w:tcW w:w="5454" w:type="dxa"/>
-            <w:shd w:val="clear" w:color="auto" w:fill="auto"/>
-            <w:vAlign w:val="top"/>
           </w:tcPr>
           <w:p>
             <w:pPr>
-              <w:keepNext w:val="0"/>
-              <w:keepLines w:val="0"/>
               <w:widowControl/>
-              <w:suppressLineNumbers w:val="0"/>
               <w:jc w:val="center"/>
               <w:textAlignment w:val="top"/>
               <w:rPr>
-                <w:rFonts w:hint="default" w:ascii="Times New Roman" w:hAnsi="Times New Roman" w:eastAsia="仿宋_GB2312" w:cs="仿宋_GB2312"/>
-                <w:b/>
-                <w:bCs/>
-                <w:i w:val="0"/>
-                <w:iCs w:val="0"/>
-                <w:color w:val="000000"/>
-                <w:sz w:val="36"/>
-                <w:szCs w:val="36"/>
-                <w:u w:val="none"/>
+                <w:rFonts w:eastAsia="仿宋_GB2312" w:cs="仿宋_GB2312" w:hint="eastAsia"/>
+                <w:b/>
+                <w:bCs/>
+                <w:color w:val="000000"/>
+                <w:sz w:val="36"/>
+                <w:szCs w:val="36"/>
               </w:rPr>
             </w:pPr>
+            <w:proofErr w:type="gramStart"/>
+            <w:r>
+              <w:rPr>
+                <w:rFonts w:eastAsia="仿宋_GB2312" w:cs="仿宋_GB2312" w:hint="eastAsia"/>
+                <w:b/>
+                <w:bCs/>
+                <w:color w:val="000000"/>
+                <w:sz w:val="36"/>
+                <w:szCs w:val="36"/>
+              </w:rPr>
+              <w:t>肖俏</w:t>
+            </w:r>
+            <w:proofErr w:type="gramEnd"/>
           </w:p>
         </w:tc>
       </w:tr>
       <w:tr>
-        <w:tblPrEx>
-          <w:tblBorders>
-            <w:top w:val="single" w:color="auto" w:sz="4" w:space="0"/>
-            <w:left w:val="single" w:color="auto" w:sz="4" w:space="0"/>
-            <w:bottom w:val="single" w:color="auto" w:sz="4" w:space="0"/>
-            <w:right w:val="single" w:color="auto" w:sz="4" w:space="0"/>
-            <w:insideH w:val="single" w:color="auto" w:sz="4" w:space="0"/>
-            <w:insideV w:val="single" w:color="auto" w:sz="4" w:space="0"/>
-          </w:tblBorders>
-          <w:shd w:val="clear" w:color="auto" w:fill="auto"/>
-          <w:tblCellMar>
-            <w:top w:w="0" w:type="dxa"/>
-            <w:left w:w="108" w:type="dxa"/>
-            <w:bottom w:w="0" w:type="dxa"/>
-            <w:right w:w="108" w:type="dxa"/>
-          </w:tblCellMar>
-        </w:tblPrEx>
         <w:trPr>
-          <w:trHeight w:val="724" w:hRule="atLeast"/>
+          <w:trHeight w:val="724"/>
           <w:jc w:val="center"/>
         </w:trPr>
         <w:tc>
           <w:tcPr>
             <w:tcW w:w="1866" w:type="dxa"/>
-            <w:shd w:val="clear" w:color="auto" w:fill="auto"/>
-            <w:vAlign w:val="top"/>
           </w:tcPr>
           <w:p>
             <w:pPr>
-              <w:keepNext w:val="0"/>
-              <w:keepLines w:val="0"/>
               <w:widowControl/>
-              <w:suppressLineNumbers w:val="0"/>
               <w:jc w:val="left"/>
               <w:textAlignment w:val="top"/>
               <w:rPr>
-                <w:rFonts w:hint="default" w:ascii="仿宋_GB2312" w:hAnsi="宋体" w:eastAsia="仿宋_GB2312" w:cs="仿宋_GB2312"/>
-                <w:b/>
-                <w:bCs/>
-                <w:i w:val="0"/>
-                <w:iCs w:val="0"/>
-                <w:color w:val="000000"/>
-                <w:kern w:val="2"/>
-                <w:sz w:val="36"/>
-                <w:szCs w:val="36"/>
-                <w:u w:val="none"/>
-                <w:lang w:val="en-US" w:eastAsia="zh-CN" w:bidi="ar-SA"/>
+                <w:rFonts w:ascii="仿宋_GB2312" w:eastAsia="仿宋_GB2312" w:hAnsi="宋体" w:cs="仿宋_GB2312"/>
+                <w:b/>
+                <w:bCs/>
+                <w:color w:val="000000"/>
+                <w:sz w:val="36"/>
+                <w:szCs w:val="36"/>
               </w:rPr>
             </w:pPr>
             <w:r>
               <w:rPr>
-                <w:rFonts w:hint="default" w:ascii="仿宋_GB2312" w:hAnsi="宋体" w:eastAsia="仿宋_GB2312" w:cs="仿宋_GB2312"/>
-                <w:b/>
-                <w:bCs/>
-                <w:i w:val="0"/>
-                <w:iCs w:val="0"/>
+                <w:rFonts w:ascii="仿宋_GB2312" w:eastAsia="仿宋_GB2312" w:hAnsi="宋体" w:cs="仿宋_GB2312"/>
+                <w:b/>
+                <w:bCs/>
                 <w:color w:val="000000"/>
                 <w:kern w:val="0"/>
                 <w:sz w:val="36"/>
                 <w:szCs w:val="36"/>
-                <w:u w:val="none"/>
-                <w:lang w:val="en-US" w:eastAsia="zh-CN" w:bidi="ar"/>
+                <w:lang w:bidi="ar"/>
               </w:rPr>
               <w:t>职    称</w:t>
             </w:r>
@@ -1063,27 +838,19 @@
         <w:tc>
           <w:tcPr>
             <w:tcW w:w="5454" w:type="dxa"/>
-            <w:shd w:val="clear" w:color="auto" w:fill="auto"/>
-            <w:vAlign w:val="top"/>
           </w:tcPr>
           <w:p>
             <w:pPr>
-              <w:keepNext w:val="0"/>
-              <w:keepLines w:val="0"/>
               <w:widowControl/>
-              <w:suppressLineNumbers w:val="0"/>
               <w:jc w:val="center"/>
               <w:textAlignment w:val="top"/>
               <w:rPr>
-                <w:rFonts w:hint="default" w:ascii="Times New Roman" w:hAnsi="Times New Roman" w:eastAsia="仿宋_GB2312" w:cs="仿宋_GB2312"/>
-                <w:b/>
-                <w:bCs/>
-                <w:i w:val="0"/>
-                <w:iCs w:val="0"/>
-                <w:color w:val="000000"/>
-                <w:sz w:val="36"/>
-                <w:szCs w:val="36"/>
-                <w:u w:val="none"/>
+                <w:rFonts w:eastAsia="仿宋_GB2312" w:cs="仿宋_GB2312"/>
+                <w:b/>
+                <w:bCs/>
+                <w:color w:val="000000"/>
+                <w:sz w:val="36"/>
+                <w:szCs w:val="36"/>
               </w:rPr>
             </w:pPr>
           </w:p>
@@ -1093,14 +860,14 @@
     <w:p>
       <w:pPr>
         <w:rPr>
-          <w:rFonts w:hint="eastAsia" w:ascii="宋体" w:hAnsi="宋体"/>
+          <w:rFonts w:ascii="宋体" w:hAnsi="宋体"/>
         </w:rPr>
       </w:pPr>
     </w:p>
     <w:p>
       <w:pPr>
         <w:rPr>
-          <w:rFonts w:hint="eastAsia" w:ascii="宋体" w:hAnsi="宋体"/>
+          <w:rFonts w:ascii="宋体" w:hAnsi="宋体"/>
           <w:sz w:val="44"/>
         </w:rPr>
       </w:pPr>
@@ -1109,10 +876,9 @@
       <w:pPr>
         <w:jc w:val="center"/>
         <w:rPr>
-          <w:rFonts w:hint="eastAsia" w:eastAsia="黑体"/>
+          <w:rFonts w:eastAsia="黑体"/>
           <w:sz w:val="44"/>
           <w:szCs w:val="44"/>
-          <w:lang w:val="en-US" w:eastAsia="zh-CN"/>
         </w:rPr>
       </w:pPr>
     </w:p>
@@ -1120,40 +886,31 @@
       <w:pPr>
         <w:jc w:val="center"/>
         <w:rPr>
-          <w:rFonts w:hint="eastAsia" w:eastAsia="黑体"/>
+          <w:rFonts w:eastAsia="黑体"/>
           <w:sz w:val="44"/>
           <w:szCs w:val="44"/>
         </w:rPr>
       </w:pPr>
       <w:r>
         <w:rPr>
-          <w:rFonts w:hint="eastAsia" w:eastAsia="黑体"/>
+          <w:rFonts w:eastAsia="黑体" w:hint="eastAsia"/>
           <w:sz w:val="44"/>
           <w:szCs w:val="44"/>
-          <w:lang w:val="en-US" w:eastAsia="zh-CN"/>
-        </w:rPr>
-        <w:t>南华大学教务部</w:t>
-      </w:r>
-      <w:r>
-        <w:rPr>
-          <w:rFonts w:hint="eastAsia" w:eastAsia="黑体"/>
-          <w:sz w:val="44"/>
-          <w:szCs w:val="44"/>
-        </w:rPr>
-        <w:t>制</w:t>
+        </w:rPr>
+        <w:t>南华大学教务部制</w:t>
       </w:r>
     </w:p>
     <w:p>
       <w:pPr>
         <w:jc w:val="center"/>
         <w:rPr>
-          <w:rFonts w:hint="eastAsia" w:ascii="仿宋_GB2312" w:eastAsia="仿宋_GB2312"/>
+          <w:rFonts w:ascii="仿宋_GB2312" w:eastAsia="仿宋_GB2312"/>
           <w:sz w:val="44"/>
         </w:rPr>
       </w:pPr>
       <w:r>
         <w:rPr>
-          <w:rFonts w:hint="eastAsia" w:ascii="黑体" w:eastAsia="黑体"/>
+          <w:rFonts w:ascii="黑体" w:eastAsia="黑体" w:hint="eastAsia"/>
           <w:sz w:val="36"/>
           <w:szCs w:val="36"/>
         </w:rPr>
@@ -1161,394 +918,416 @@
       </w:r>
       <w:r>
         <w:rPr>
-          <w:rFonts w:hint="eastAsia" w:ascii="黑体" w:eastAsia="黑体"/>
+          <w:rFonts w:ascii="黑体" w:eastAsia="黑体" w:hint="eastAsia"/>
           <w:sz w:val="36"/>
           <w:szCs w:val="36"/>
-          <w:lang w:val="en-US" w:eastAsia="zh-CN"/>
-        </w:rPr>
-        <w:t xml:space="preserve">  </w:t>
+        </w:rPr>
+        <w:t>25</w:t>
       </w:r>
       <w:r>
         <w:rPr>
-          <w:rFonts w:hint="eastAsia" w:ascii="黑体" w:eastAsia="黑体"/>
+          <w:rFonts w:ascii="黑体" w:eastAsia="黑体" w:hint="eastAsia"/>
           <w:sz w:val="36"/>
           <w:szCs w:val="36"/>
         </w:rPr>
-        <w:t>年</w:t>
-      </w:r>
-      <w:r>
-        <w:rPr>
-          <w:rFonts w:hint="eastAsia" w:ascii="黑体" w:eastAsia="黑体"/>
-          <w:sz w:val="36"/>
-          <w:szCs w:val="36"/>
-          <w:lang w:val="en-US" w:eastAsia="zh-CN"/>
-        </w:rPr>
-        <w:t>11</w:t>
-      </w:r>
-      <w:r>
-        <w:rPr>
-          <w:rFonts w:hint="eastAsia" w:ascii="黑体" w:eastAsia="黑体"/>
-          <w:sz w:val="36"/>
-          <w:szCs w:val="36"/>
-        </w:rPr>
-        <w:t>月</w:t>
+        <w:t xml:space="preserve"> 年11月</w:t>
       </w:r>
     </w:p>
     <w:p>
       <w:pPr>
         <w:rPr>
-          <w:rFonts w:hint="eastAsia" w:ascii="宋体" w:hAnsi="宋体"/>
+          <w:rFonts w:ascii="宋体" w:hAnsi="宋体"/>
           <w:sz w:val="44"/>
         </w:rPr>
       </w:pPr>
       <w:r>
         <w:rPr>
-          <w:rFonts w:hint="eastAsia" w:ascii="宋体" w:hAnsi="宋体"/>
+          <w:rFonts w:ascii="宋体" w:hAnsi="宋体" w:hint="eastAsia"/>
           <w:sz w:val="44"/>
         </w:rPr>
+        <w:lastRenderedPageBreak/>
         <w:br w:type="page"/>
       </w:r>
     </w:p>
     <w:p>
       <w:pPr>
-        <w:ind w:firstLine="560" w:firstLineChars="200"/>
-        <w:jc w:val="both"/>
-        <w:rPr>
-          <w:rFonts w:hint="eastAsia" w:ascii="宋体" w:hAnsi="宋体"/>
+        <w:ind w:firstLineChars="200" w:firstLine="560"/>
+        <w:rPr>
+          <w:rFonts w:ascii="宋体" w:hAnsi="宋体"/>
           <w:sz w:val="28"/>
           <w:szCs w:val="18"/>
-          <w:lang w:val="en-US" w:eastAsia="zh-CN"/>
         </w:rPr>
       </w:pPr>
       <w:r>
         <w:rPr>
-          <w:rFonts w:hint="eastAsia" w:ascii="宋体" w:hAnsi="宋体"/>
+          <w:rFonts w:ascii="宋体" w:hAnsi="宋体" w:hint="eastAsia"/>
           <w:sz w:val="28"/>
           <w:szCs w:val="18"/>
-          <w:lang w:val="en-US" w:eastAsia="zh-CN"/>
-        </w:rPr>
+        </w:rPr>
+        <w:lastRenderedPageBreak/>
         <w:t>格子达中外文译文封面已自动生成，内容请以附件形式上传</w:t>
       </w:r>
     </w:p>
     <w:p>
       <w:pPr>
-        <w:ind w:firstLine="560" w:firstLineChars="200"/>
-        <w:jc w:val="both"/>
-        <w:rPr>
-          <w:rFonts w:hint="default" w:ascii="宋体" w:hAnsi="宋体"/>
+        <w:ind w:firstLineChars="200" w:firstLine="560"/>
+        <w:rPr>
+          <w:rFonts w:ascii="宋体" w:hAnsi="宋体"/>
           <w:sz w:val="28"/>
           <w:szCs w:val="18"/>
-          <w:lang w:val="en-US" w:eastAsia="zh-CN"/>
         </w:rPr>
       </w:pPr>
       <w:r>
         <w:rPr>
-          <w:rFonts w:hint="eastAsia" w:ascii="宋体" w:hAnsi="宋体"/>
+          <w:rFonts w:ascii="宋体" w:hAnsi="宋体" w:hint="eastAsia"/>
           <w:sz w:val="28"/>
           <w:szCs w:val="18"/>
-          <w:lang w:val="en-US" w:eastAsia="zh-CN"/>
         </w:rPr>
         <w:t>英文完整的原文在前，翻译后的中文在后，排版与论文正文字体、字号等格式一致。</w:t>
       </w:r>
-      <w:bookmarkStart w:id="0" w:name="_GoBack"/>
-      <w:bookmarkEnd w:id="0"/>
     </w:p>
     <w:sectPr>
       <w:type w:val="continuous"/>
       <w:pgSz w:w="11906" w:h="16838"/>
       <w:pgMar w:top="1440" w:right="1361" w:bottom="1440" w:left="1797" w:header="851" w:footer="992" w:gutter="0"/>
       <w:pgNumType w:start="1"/>
-      <w:cols w:space="720" w:num="1"/>
+      <w:cols w:space="720"/>
       <w:titlePg/>
-      <w:docGrid w:type="lines" w:linePitch="312" w:charSpace="0"/>
+      <w:docGrid w:type="lines" w:linePitch="312"/>
     </w:sectPr>
   </w:body>
 </w:document>
 </file>
 
 <file path=word/styles.xml><?xml version="1.0" encoding="utf-8"?>
-<w:styles xmlns:mc="http://schemas.openxmlformats.org/markup-compatibility/2006" xmlns:o="urn:schemas-microsoft-com:office:office" xmlns:r="http://schemas.openxmlformats.org/officeDocument/2006/relationships" xmlns:m="http://schemas.openxmlformats.org/officeDocument/2006/math" xmlns:v="urn:schemas-microsoft-com:vml" xmlns:w="http://schemas.openxmlformats.org/wordprocessingml/2006/main" xmlns:w14="http://schemas.microsoft.com/office/word/2010/wordml" xmlns:w10="urn:schemas-microsoft-com:office:word" xmlns:sl="http://schemas.openxmlformats.org/schemaLibrary/2006/main" xmlns:wpsCustomData="http://www.wps.cn/officeDocument/2013/wpsCustomData" mc:Ignorable="w14">
+<w:styles xmlns:mc="http://schemas.openxmlformats.org/markup-compatibility/2006" xmlns:r="http://schemas.openxmlformats.org/officeDocument/2006/relationships" xmlns:w="http://schemas.openxmlformats.org/wordprocessingml/2006/main" xmlns:w14="http://schemas.microsoft.com/office/word/2010/wordml" xmlns:w15="http://schemas.microsoft.com/office/word/2012/wordml" xmlns:w16cex="http://schemas.microsoft.com/office/word/2018/wordml/cex" xmlns:w16cid="http://schemas.microsoft.com/office/word/2016/wordml/cid" xmlns:w16="http://schemas.microsoft.com/office/word/2018/wordml" xmlns:w16du="http://schemas.microsoft.com/office/word/2023/wordml/word16du" xmlns:w16sdtdh="http://schemas.microsoft.com/office/word/2020/wordml/sdtdatahash" xmlns:w16sdtfl="http://schemas.microsoft.com/office/word/2024/wordml/sdtformatlock" xmlns:w16se="http://schemas.microsoft.com/office/word/2015/wordml/symex" mc:Ignorable="w14 w15 w16se w16cid w16 w16cex w16sdtdh w16sdtfl w16du">
   <w:docDefaults>
     <w:rPrDefault>
       <w:rPr>
-        <w:rFonts w:ascii="Times New Roman" w:hAnsi="Times New Roman" w:eastAsia="宋体" w:cs="Times New Roman"/>
+        <w:rFonts w:ascii="Times New Roman" w:eastAsia="宋体" w:hAnsi="Times New Roman" w:cs="Times New Roman"/>
+        <w:lang w:val="en-US" w:eastAsia="zh-CN" w:bidi="ar-SA"/>
       </w:rPr>
     </w:rPrDefault>
     <w:pPrDefault/>
   </w:docDefaults>
-  <w:latentStyles w:count="260" w:defQFormat="0" w:defUnhideWhenUsed="1" w:defSemiHidden="1" w:defUIPriority="99" w:defLockedState="0">
-    <w:lsdException w:qFormat="1" w:unhideWhenUsed="0" w:uiPriority="0" w:semiHidden="0" w:name="Normal"/>
-    <w:lsdException w:qFormat="1" w:unhideWhenUsed="0" w:uiPriority="0" w:semiHidden="0" w:name="heading 1"/>
-    <w:lsdException w:qFormat="1" w:unhideWhenUsed="0" w:uiPriority="0" w:semiHidden="0" w:name="heading 2"/>
-    <w:lsdException w:qFormat="1" w:uiPriority="0" w:name="heading 3"/>
-    <w:lsdException w:qFormat="1" w:uiPriority="0" w:name="heading 4"/>
-    <w:lsdException w:qFormat="1" w:uiPriority="0" w:name="heading 5"/>
-    <w:lsdException w:qFormat="1" w:uiPriority="0" w:name="heading 6"/>
-    <w:lsdException w:qFormat="1" w:uiPriority="0" w:name="heading 7"/>
-    <w:lsdException w:qFormat="1" w:uiPriority="0" w:name="heading 8"/>
-    <w:lsdException w:qFormat="1" w:uiPriority="0" w:name="heading 9"/>
-    <w:lsdException w:unhideWhenUsed="0" w:uiPriority="0" w:semiHidden="0" w:name="index 1"/>
-    <w:lsdException w:unhideWhenUsed="0" w:uiPriority="0" w:semiHidden="0" w:name="index 2"/>
-    <w:lsdException w:unhideWhenUsed="0" w:uiPriority="0" w:semiHidden="0" w:name="index 3"/>
-    <w:lsdException w:unhideWhenUsed="0" w:uiPriority="0" w:semiHidden="0" w:name="index 4"/>
-    <w:lsdException w:unhideWhenUsed="0" w:uiPriority="0" w:semiHidden="0" w:name="index 5"/>
-    <w:lsdException w:unhideWhenUsed="0" w:uiPriority="0" w:semiHidden="0" w:name="index 6"/>
-    <w:lsdException w:unhideWhenUsed="0" w:uiPriority="0" w:semiHidden="0" w:name="index 7"/>
-    <w:lsdException w:unhideWhenUsed="0" w:uiPriority="0" w:semiHidden="0" w:name="index 8"/>
-    <w:lsdException w:unhideWhenUsed="0" w:uiPriority="0" w:semiHidden="0" w:name="index 9"/>
-    <w:lsdException w:unhideWhenUsed="0" w:uiPriority="0" w:semiHidden="0" w:name="toc 1"/>
-    <w:lsdException w:unhideWhenUsed="0" w:uiPriority="0" w:semiHidden="0" w:name="toc 2"/>
-    <w:lsdException w:unhideWhenUsed="0" w:uiPriority="0" w:semiHidden="0" w:name="toc 3"/>
-    <w:lsdException w:unhideWhenUsed="0" w:uiPriority="0" w:semiHidden="0" w:name="toc 4"/>
-    <w:lsdException w:unhideWhenUsed="0" w:uiPriority="0" w:semiHidden="0" w:name="toc 5"/>
-    <w:lsdException w:unhideWhenUsed="0" w:uiPriority="0" w:semiHidden="0" w:name="toc 6"/>
-    <w:lsdException w:unhideWhenUsed="0" w:uiPriority="0" w:semiHidden="0" w:name="toc 7"/>
-    <w:lsdException w:unhideWhenUsed="0" w:uiPriority="0" w:semiHidden="0" w:name="toc 8"/>
-    <w:lsdException w:unhideWhenUsed="0" w:uiPriority="0" w:semiHidden="0" w:name="toc 9"/>
-    <w:lsdException w:unhideWhenUsed="0" w:uiPriority="0" w:semiHidden="0" w:name="Normal Indent"/>
-    <w:lsdException w:unhideWhenUsed="0" w:uiPriority="0" w:semiHidden="0" w:name="footnote text"/>
-    <w:lsdException w:qFormat="1" w:unhideWhenUsed="0" w:uiPriority="0" w:name="annotation text"/>
-    <w:lsdException w:qFormat="1" w:unhideWhenUsed="0" w:uiPriority="0" w:semiHidden="0" w:name="header"/>
-    <w:lsdException w:qFormat="1" w:unhideWhenUsed="0" w:uiPriority="0" w:semiHidden="0" w:name="footer"/>
-    <w:lsdException w:unhideWhenUsed="0" w:uiPriority="0" w:semiHidden="0" w:name="index heading"/>
-    <w:lsdException w:qFormat="1" w:uiPriority="0" w:name="caption"/>
-    <w:lsdException w:unhideWhenUsed="0" w:uiPriority="0" w:semiHidden="0" w:name="table of figures"/>
-    <w:lsdException w:unhideWhenUsed="0" w:uiPriority="0" w:semiHidden="0" w:name="envelope address"/>
-    <w:lsdException w:unhideWhenUsed="0" w:uiPriority="0" w:semiHidden="0" w:name="envelope return"/>
-    <w:lsdException w:unhideWhenUsed="0" w:uiPriority="0" w:semiHidden="0" w:name="footnote reference"/>
-    <w:lsdException w:qFormat="1" w:unhideWhenUsed="0" w:uiPriority="0" w:name="annotation reference"/>
-    <w:lsdException w:unhideWhenUsed="0" w:uiPriority="0" w:semiHidden="0" w:name="line number"/>
-    <w:lsdException w:qFormat="1" w:unhideWhenUsed="0" w:uiPriority="0" w:semiHidden="0" w:name="page number"/>
-    <w:lsdException w:unhideWhenUsed="0" w:uiPriority="0" w:semiHidden="0" w:name="endnote reference"/>
-    <w:lsdException w:unhideWhenUsed="0" w:uiPriority="0" w:semiHidden="0" w:name="endnote text"/>
-    <w:lsdException w:unhideWhenUsed="0" w:uiPriority="0" w:semiHidden="0" w:name="table of authorities"/>
-    <w:lsdException w:unhideWhenUsed="0" w:uiPriority="0" w:semiHidden="0" w:name="macro"/>
-    <w:lsdException w:unhideWhenUsed="0" w:uiPriority="0" w:semiHidden="0" w:name="toa heading"/>
-    <w:lsdException w:unhideWhenUsed="0" w:uiPriority="0" w:semiHidden="0" w:name="List"/>
-    <w:lsdException w:unhideWhenUsed="0" w:uiPriority="0" w:semiHidden="0" w:name="List Bullet"/>
-    <w:lsdException w:unhideWhenUsed="0" w:uiPriority="0" w:semiHidden="0" w:name="List Number"/>
-    <w:lsdException w:unhideWhenUsed="0" w:uiPriority="0" w:semiHidden="0" w:name="List 2"/>
-    <w:lsdException w:unhideWhenUsed="0" w:uiPriority="0" w:semiHidden="0" w:name="List 3"/>
-    <w:lsdException w:unhideWhenUsed="0" w:uiPriority="0" w:semiHidden="0" w:name="List 4"/>
-    <w:lsdException w:unhideWhenUsed="0" w:uiPriority="0" w:semiHidden="0" w:name="List 5"/>
-    <w:lsdException w:unhideWhenUsed="0" w:uiPriority="0" w:semiHidden="0" w:name="List Bullet 2"/>
-    <w:lsdException w:unhideWhenUsed="0" w:uiPriority="0" w:semiHidden="0" w:name="List Bullet 3"/>
-    <w:lsdException w:unhideWhenUsed="0" w:uiPriority="0" w:semiHidden="0" w:name="List Bullet 4"/>
-    <w:lsdException w:unhideWhenUsed="0" w:uiPriority="0" w:semiHidden="0" w:name="List Bullet 5"/>
-    <w:lsdException w:unhideWhenUsed="0" w:uiPriority="0" w:semiHidden="0" w:name="List Number 2"/>
-    <w:lsdException w:unhideWhenUsed="0" w:uiPriority="0" w:semiHidden="0" w:name="List Number 3"/>
-    <w:lsdException w:unhideWhenUsed="0" w:uiPriority="0" w:semiHidden="0" w:name="List Number 4"/>
-    <w:lsdException w:unhideWhenUsed="0" w:uiPriority="0" w:semiHidden="0" w:name="List Number 5"/>
-    <w:lsdException w:qFormat="1" w:unhideWhenUsed="0" w:uiPriority="0" w:semiHidden="0" w:name="Title"/>
-    <w:lsdException w:unhideWhenUsed="0" w:uiPriority="0" w:semiHidden="0" w:name="Closing"/>
-    <w:lsdException w:unhideWhenUsed="0" w:uiPriority="0" w:semiHidden="0" w:name="Signature"/>
-    <w:lsdException w:qFormat="1" w:unhideWhenUsed="0" w:uiPriority="0" w:name="Default Paragraph Font"/>
-    <w:lsdException w:unhideWhenUsed="0" w:uiPriority="0" w:semiHidden="0" w:name="Body Text"/>
-    <w:lsdException w:qFormat="1" w:unhideWhenUsed="0" w:uiPriority="0" w:semiHidden="0" w:name="Body Text Indent"/>
-    <w:lsdException w:unhideWhenUsed="0" w:uiPriority="0" w:semiHidden="0" w:name="List Continue"/>
-    <w:lsdException w:unhideWhenUsed="0" w:uiPriority="0" w:semiHidden="0" w:name="List Continue 2"/>
-    <w:lsdException w:unhideWhenUsed="0" w:uiPriority="0" w:semiHidden="0" w:name="List Continue 3"/>
-    <w:lsdException w:unhideWhenUsed="0" w:uiPriority="0" w:semiHidden="0" w:name="List Continue 4"/>
-    <w:lsdException w:unhideWhenUsed="0" w:uiPriority="0" w:semiHidden="0" w:name="List Continue 5"/>
-    <w:lsdException w:unhideWhenUsed="0" w:uiPriority="0" w:semiHidden="0" w:name="Message Header"/>
-    <w:lsdException w:qFormat="1" w:unhideWhenUsed="0" w:uiPriority="0" w:semiHidden="0" w:name="Subtitle"/>
-    <w:lsdException w:unhideWhenUsed="0" w:uiPriority="0" w:semiHidden="0" w:name="Salutation"/>
-    <w:lsdException w:unhideWhenUsed="0" w:uiPriority="0" w:semiHidden="0" w:name="Date"/>
-    <w:lsdException w:unhideWhenUsed="0" w:uiPriority="0" w:semiHidden="0" w:name="Body Text First Indent"/>
-    <w:lsdException w:unhideWhenUsed="0" w:uiPriority="0" w:semiHidden="0" w:name="Body Text First Indent 2"/>
-    <w:lsdException w:unhideWhenUsed="0" w:uiPriority="0" w:semiHidden="0" w:name="Note Heading"/>
-    <w:lsdException w:unhideWhenUsed="0" w:uiPriority="0" w:semiHidden="0" w:name="Body Text 2"/>
-    <w:lsdException w:unhideWhenUsed="0" w:uiPriority="0" w:semiHidden="0" w:name="Body Text 3"/>
-    <w:lsdException w:unhideWhenUsed="0" w:uiPriority="0" w:semiHidden="0" w:name="Body Text Indent 2"/>
-    <w:lsdException w:unhideWhenUsed="0" w:uiPriority="0" w:semiHidden="0" w:name="Body Text Indent 3"/>
-    <w:lsdException w:unhideWhenUsed="0" w:uiPriority="0" w:semiHidden="0" w:name="Block Text"/>
-    <w:lsdException w:qFormat="1" w:unhideWhenUsed="0" w:uiPriority="0" w:semiHidden="0" w:name="Hyperlink"/>
-    <w:lsdException w:unhideWhenUsed="0" w:uiPriority="0" w:semiHidden="0" w:name="FollowedHyperlink"/>
-    <w:lsdException w:qFormat="1" w:unhideWhenUsed="0" w:uiPriority="0" w:semiHidden="0" w:name="Strong"/>
-    <w:lsdException w:qFormat="1" w:unhideWhenUsed="0" w:uiPriority="0" w:semiHidden="0" w:name="Emphasis"/>
-    <w:lsdException w:unhideWhenUsed="0" w:uiPriority="0" w:semiHidden="0" w:name="Document Map"/>
-    <w:lsdException w:unhideWhenUsed="0" w:uiPriority="0" w:semiHidden="0" w:name="Plain Text"/>
-    <w:lsdException w:unhideWhenUsed="0" w:uiPriority="0" w:semiHidden="0" w:name="E-mail Signature"/>
-    <w:lsdException w:qFormat="1" w:unhideWhenUsed="0" w:uiPriority="0" w:semiHidden="0" w:name="Normal (Web)"/>
-    <w:lsdException w:unhideWhenUsed="0" w:uiPriority="0" w:semiHidden="0" w:name="HTML Acronym"/>
-    <w:lsdException w:unhideWhenUsed="0" w:uiPriority="0" w:semiHidden="0" w:name="HTML Address"/>
-    <w:lsdException w:unhideWhenUsed="0" w:uiPriority="0" w:semiHidden="0" w:name="HTML Cite"/>
-    <w:lsdException w:unhideWhenUsed="0" w:uiPriority="0" w:semiHidden="0" w:name="HTML Code"/>
-    <w:lsdException w:unhideWhenUsed="0" w:uiPriority="0" w:semiHidden="0" w:name="HTML Definition"/>
-    <w:lsdException w:unhideWhenUsed="0" w:uiPriority="0" w:semiHidden="0" w:name="HTML Keyboard"/>
-    <w:lsdException w:unhideWhenUsed="0" w:uiPriority="0" w:semiHidden="0" w:name="HTML Preformatted"/>
-    <w:lsdException w:unhideWhenUsed="0" w:uiPriority="0" w:semiHidden="0" w:name="HTML Sample"/>
-    <w:lsdException w:unhideWhenUsed="0" w:uiPriority="0" w:semiHidden="0" w:name="HTML Typewriter"/>
-    <w:lsdException w:unhideWhenUsed="0" w:uiPriority="0" w:semiHidden="0" w:name="HTML Variable"/>
-    <w:lsdException w:qFormat="1" w:unhideWhenUsed="0" w:uiPriority="0" w:name="Normal Table"/>
-    <w:lsdException w:qFormat="1" w:unhideWhenUsed="0" w:uiPriority="0" w:name="annotation subject"/>
-    <w:lsdException w:unhideWhenUsed="0" w:uiPriority="0" w:semiHidden="0" w:name="Table Simple 1"/>
-    <w:lsdException w:unhideWhenUsed="0" w:uiPriority="0" w:semiHidden="0" w:name="Table Simple 2"/>
-    <w:lsdException w:unhideWhenUsed="0" w:uiPriority="0" w:semiHidden="0" w:name="Table Simple 3"/>
-    <w:lsdException w:unhideWhenUsed="0" w:uiPriority="0" w:semiHidden="0" w:name="Table Classic 1"/>
-    <w:lsdException w:unhideWhenUsed="0" w:uiPriority="0" w:semiHidden="0" w:name="Table Classic 2"/>
-    <w:lsdException w:unhideWhenUsed="0" w:uiPriority="0" w:semiHidden="0" w:name="Table Classic 3"/>
-    <w:lsdException w:unhideWhenUsed="0" w:uiPriority="0" w:semiHidden="0" w:name="Table Classic 4"/>
-    <w:lsdException w:unhideWhenUsed="0" w:uiPriority="0" w:semiHidden="0" w:name="Table Colorful 1"/>
-    <w:lsdException w:unhideWhenUsed="0" w:uiPriority="0" w:semiHidden="0" w:name="Table Colorful 2"/>
-    <w:lsdException w:unhideWhenUsed="0" w:uiPriority="0" w:semiHidden="0" w:name="Table Colorful 3"/>
-    <w:lsdException w:unhideWhenUsed="0" w:uiPriority="0" w:semiHidden="0" w:name="Table Columns 1"/>
-    <w:lsdException w:unhideWhenUsed="0" w:uiPriority="0" w:semiHidden="0" w:name="Table Columns 2"/>
-    <w:lsdException w:unhideWhenUsed="0" w:uiPriority="0" w:semiHidden="0" w:name="Table Columns 3"/>
-    <w:lsdException w:unhideWhenUsed="0" w:uiPriority="0" w:semiHidden="0" w:name="Table Columns 4"/>
-    <w:lsdException w:unhideWhenUsed="0" w:uiPriority="0" w:semiHidden="0" w:name="Table Columns 5"/>
-    <w:lsdException w:unhideWhenUsed="0" w:uiPriority="0" w:semiHidden="0" w:name="Table Grid 1"/>
-    <w:lsdException w:unhideWhenUsed="0" w:uiPriority="0" w:semiHidden="0" w:name="Table Grid 2"/>
-    <w:lsdException w:unhideWhenUsed="0" w:uiPriority="0" w:semiHidden="0" w:name="Table Grid 3"/>
-    <w:lsdException w:unhideWhenUsed="0" w:uiPriority="0" w:semiHidden="0" w:name="Table Grid 4"/>
-    <w:lsdException w:unhideWhenUsed="0" w:uiPriority="0" w:semiHidden="0" w:name="Table Grid 5"/>
-    <w:lsdException w:unhideWhenUsed="0" w:uiPriority="0" w:semiHidden="0" w:name="Table Grid 6"/>
-    <w:lsdException w:unhideWhenUsed="0" w:uiPriority="0" w:semiHidden="0" w:name="Table Grid 7"/>
-    <w:lsdException w:unhideWhenUsed="0" w:uiPriority="0" w:semiHidden="0" w:name="Table Grid 8"/>
-    <w:lsdException w:unhideWhenUsed="0" w:uiPriority="0" w:semiHidden="0" w:name="Table List 1"/>
-    <w:lsdException w:unhideWhenUsed="0" w:uiPriority="0" w:semiHidden="0" w:name="Table List 2"/>
-    <w:lsdException w:unhideWhenUsed="0" w:uiPriority="0" w:semiHidden="0" w:name="Table List 3"/>
-    <w:lsdException w:unhideWhenUsed="0" w:uiPriority="0" w:semiHidden="0" w:name="Table List 4"/>
-    <w:lsdException w:unhideWhenUsed="0" w:uiPriority="0" w:semiHidden="0" w:name="Table List 5"/>
-    <w:lsdException w:unhideWhenUsed="0" w:uiPriority="0" w:semiHidden="0" w:name="Table List 6"/>
-    <w:lsdException w:unhideWhenUsed="0" w:uiPriority="0" w:semiHidden="0" w:name="Table List 7"/>
-    <w:lsdException w:unhideWhenUsed="0" w:uiPriority="0" w:semiHidden="0" w:name="Table List 8"/>
-    <w:lsdException w:unhideWhenUsed="0" w:uiPriority="0" w:semiHidden="0" w:name="Table 3D effects 1"/>
-    <w:lsdException w:unhideWhenUsed="0" w:uiPriority="0" w:semiHidden="0" w:name="Table 3D effects 2"/>
-    <w:lsdException w:unhideWhenUsed="0" w:uiPriority="0" w:semiHidden="0" w:name="Table 3D effects 3"/>
-    <w:lsdException w:unhideWhenUsed="0" w:uiPriority="0" w:semiHidden="0" w:name="Table Contemporary"/>
-    <w:lsdException w:unhideWhenUsed="0" w:uiPriority="0" w:semiHidden="0" w:name="Table Elegant"/>
-    <w:lsdException w:unhideWhenUsed="0" w:uiPriority="0" w:semiHidden="0" w:name="Table Professional"/>
-    <w:lsdException w:unhideWhenUsed="0" w:uiPriority="0" w:semiHidden="0" w:name="Table Subtle 1"/>
-    <w:lsdException w:unhideWhenUsed="0" w:uiPriority="0" w:semiHidden="0" w:name="Table Subtle 2"/>
-    <w:lsdException w:unhideWhenUsed="0" w:uiPriority="0" w:semiHidden="0" w:name="Table Web 1"/>
-    <w:lsdException w:unhideWhenUsed="0" w:uiPriority="0" w:semiHidden="0" w:name="Table Web 2"/>
-    <w:lsdException w:unhideWhenUsed="0" w:uiPriority="0" w:semiHidden="0" w:name="Table Web 3"/>
-    <w:lsdException w:qFormat="1" w:unhideWhenUsed="0" w:uiPriority="0" w:name="Balloon Text"/>
-    <w:lsdException w:qFormat="1" w:unhideWhenUsed="0" w:uiPriority="0" w:semiHidden="0" w:name="Table Grid"/>
-    <w:lsdException w:unhideWhenUsed="0" w:uiPriority="0" w:semiHidden="0" w:name="Table Theme"/>
-    <w:lsdException w:unhideWhenUsed="0" w:uiPriority="60" w:semiHidden="0" w:name="Light Shading"/>
-    <w:lsdException w:unhideWhenUsed="0" w:uiPriority="61" w:semiHidden="0" w:name="Light List"/>
-    <w:lsdException w:unhideWhenUsed="0" w:uiPriority="62" w:semiHidden="0" w:name="Light Grid"/>
-    <w:lsdException w:unhideWhenUsed="0" w:uiPriority="63" w:semiHidden="0" w:name="Medium Shading 1"/>
-    <w:lsdException w:unhideWhenUsed="0" w:uiPriority="64" w:semiHidden="0" w:name="Medium Shading 2"/>
-    <w:lsdException w:unhideWhenUsed="0" w:uiPriority="65" w:semiHidden="0" w:name="Medium List 1"/>
-    <w:lsdException w:unhideWhenUsed="0" w:uiPriority="66" w:semiHidden="0" w:name="Medium List 2"/>
-    <w:lsdException w:unhideWhenUsed="0" w:uiPriority="67" w:semiHidden="0" w:name="Medium Grid 1"/>
-    <w:lsdException w:unhideWhenUsed="0" w:uiPriority="68" w:semiHidden="0" w:name="Medium Grid 2"/>
-    <w:lsdException w:unhideWhenUsed="0" w:uiPriority="69" w:semiHidden="0" w:name="Medium Grid 3"/>
-    <w:lsdException w:unhideWhenUsed="0" w:uiPriority="70" w:semiHidden="0" w:name="Dark List"/>
-    <w:lsdException w:unhideWhenUsed="0" w:uiPriority="71" w:semiHidden="0" w:name="Colorful Shading"/>
-    <w:lsdException w:unhideWhenUsed="0" w:uiPriority="72" w:semiHidden="0" w:name="Colorful List"/>
-    <w:lsdException w:unhideWhenUsed="0" w:uiPriority="73" w:semiHidden="0" w:name="Colorful Grid"/>
-    <w:lsdException w:unhideWhenUsed="0" w:uiPriority="60" w:semiHidden="0" w:name="Light Shading Accent 1"/>
-    <w:lsdException w:unhideWhenUsed="0" w:uiPriority="61" w:semiHidden="0" w:name="Light List Accent 1"/>
-    <w:lsdException w:unhideWhenUsed="0" w:uiPriority="62" w:semiHidden="0" w:name="Light Grid Accent 1"/>
-    <w:lsdException w:unhideWhenUsed="0" w:uiPriority="63" w:semiHidden="0" w:name="Medium Shading 1 Accent 1"/>
-    <w:lsdException w:unhideWhenUsed="0" w:uiPriority="64" w:semiHidden="0" w:name="Medium Shading 2 Accent 1"/>
-    <w:lsdException w:unhideWhenUsed="0" w:uiPriority="65" w:semiHidden="0" w:name="Medium List 1 Accent 1"/>
-    <w:lsdException w:unhideWhenUsed="0" w:uiPriority="66" w:semiHidden="0" w:name="Medium List 2 Accent 1"/>
-    <w:lsdException w:unhideWhenUsed="0" w:uiPriority="67" w:semiHidden="0" w:name="Medium Grid 1 Accent 1"/>
-    <w:lsdException w:unhideWhenUsed="0" w:uiPriority="68" w:semiHidden="0" w:name="Medium Grid 2 Accent 1"/>
-    <w:lsdException w:unhideWhenUsed="0" w:uiPriority="69" w:semiHidden="0" w:name="Medium Grid 3 Accent 1"/>
-    <w:lsdException w:unhideWhenUsed="0" w:uiPriority="70" w:semiHidden="0" w:name="Dark List Accent 1"/>
-    <w:lsdException w:unhideWhenUsed="0" w:uiPriority="71" w:semiHidden="0" w:name="Colorful Shading Accent 1"/>
-    <w:lsdException w:unhideWhenUsed="0" w:uiPriority="72" w:semiHidden="0" w:name="Colorful List Accent 1"/>
-    <w:lsdException w:unhideWhenUsed="0" w:uiPriority="73" w:semiHidden="0" w:name="Colorful Grid Accent 1"/>
-    <w:lsdException w:unhideWhenUsed="0" w:uiPriority="60" w:semiHidden="0" w:name="Light Shading Accent 2"/>
-    <w:lsdException w:unhideWhenUsed="0" w:uiPriority="61" w:semiHidden="0" w:name="Light List Accent 2"/>
-    <w:lsdException w:unhideWhenUsed="0" w:uiPriority="62" w:semiHidden="0" w:name="Light Grid Accent 2"/>
-    <w:lsdException w:unhideWhenUsed="0" w:uiPriority="63" w:semiHidden="0" w:name="Medium Shading 1 Accent 2"/>
-    <w:lsdException w:unhideWhenUsed="0" w:uiPriority="64" w:semiHidden="0" w:name="Medium Shading 2 Accent 2"/>
-    <w:lsdException w:unhideWhenUsed="0" w:uiPriority="65" w:semiHidden="0" w:name="Medium List 1 Accent 2"/>
-    <w:lsdException w:unhideWhenUsed="0" w:uiPriority="66" w:semiHidden="0" w:name="Medium List 2 Accent 2"/>
-    <w:lsdException w:unhideWhenUsed="0" w:uiPriority="67" w:semiHidden="0" w:name="Medium Grid 1 Accent 2"/>
-    <w:lsdException w:unhideWhenUsed="0" w:uiPriority="68" w:semiHidden="0" w:name="Medium Grid 2 Accent 2"/>
-    <w:lsdException w:unhideWhenUsed="0" w:uiPriority="69" w:semiHidden="0" w:name="Medium Grid 3 Accent 2"/>
-    <w:lsdException w:unhideWhenUsed="0" w:uiPriority="70" w:semiHidden="0" w:name="Dark List Accent 2"/>
-    <w:lsdException w:unhideWhenUsed="0" w:uiPriority="71" w:semiHidden="0" w:name="Colorful Shading Accent 2"/>
-    <w:lsdException w:unhideWhenUsed="0" w:uiPriority="72" w:semiHidden="0" w:name="Colorful List Accent 2"/>
-    <w:lsdException w:unhideWhenUsed="0" w:uiPriority="73" w:semiHidden="0" w:name="Colorful Grid Accent 2"/>
-    <w:lsdException w:unhideWhenUsed="0" w:uiPriority="60" w:semiHidden="0" w:name="Light Shading Accent 3"/>
-    <w:lsdException w:unhideWhenUsed="0" w:uiPriority="61" w:semiHidden="0" w:name="Light List Accent 3"/>
-    <w:lsdException w:unhideWhenUsed="0" w:uiPriority="62" w:semiHidden="0" w:name="Light Grid Accent 3"/>
-    <w:lsdException w:unhideWhenUsed="0" w:uiPriority="63" w:semiHidden="0" w:name="Medium Shading 1 Accent 3"/>
-    <w:lsdException w:unhideWhenUsed="0" w:uiPriority="64" w:semiHidden="0" w:name="Medium Shading 2 Accent 3"/>
-    <w:lsdException w:unhideWhenUsed="0" w:uiPriority="65" w:semiHidden="0" w:name="Medium List 1 Accent 3"/>
-    <w:lsdException w:unhideWhenUsed="0" w:uiPriority="66" w:semiHidden="0" w:name="Medium List 2 Accent 3"/>
-    <w:lsdException w:unhideWhenUsed="0" w:uiPriority="67" w:semiHidden="0" w:name="Medium Grid 1 Accent 3"/>
-    <w:lsdException w:unhideWhenUsed="0" w:uiPriority="68" w:semiHidden="0" w:name="Medium Grid 2 Accent 3"/>
-    <w:lsdException w:unhideWhenUsed="0" w:uiPriority="69" w:semiHidden="0" w:name="Medium Grid 3 Accent 3"/>
-    <w:lsdException w:unhideWhenUsed="0" w:uiPriority="70" w:semiHidden="0" w:name="Dark List Accent 3"/>
-    <w:lsdException w:unhideWhenUsed="0" w:uiPriority="71" w:semiHidden="0" w:name="Colorful Shading Accent 3"/>
-    <w:lsdException w:unhideWhenUsed="0" w:uiPriority="72" w:semiHidden="0" w:name="Colorful List Accent 3"/>
-    <w:lsdException w:unhideWhenUsed="0" w:uiPriority="73" w:semiHidden="0" w:name="Colorful Grid Accent 3"/>
-    <w:lsdException w:unhideWhenUsed="0" w:uiPriority="60" w:semiHidden="0" w:name="Light Shading Accent 4"/>
-    <w:lsdException w:unhideWhenUsed="0" w:uiPriority="61" w:semiHidden="0" w:name="Light List Accent 4"/>
-    <w:lsdException w:unhideWhenUsed="0" w:uiPriority="62" w:semiHidden="0" w:name="Light Grid Accent 4"/>
-    <w:lsdException w:unhideWhenUsed="0" w:uiPriority="63" w:semiHidden="0" w:name="Medium Shading 1 Accent 4"/>
-    <w:lsdException w:unhideWhenUsed="0" w:uiPriority="64" w:semiHidden="0" w:name="Medium Shading 2 Accent 4"/>
-    <w:lsdException w:unhideWhenUsed="0" w:uiPriority="65" w:semiHidden="0" w:name="Medium List 1 Accent 4"/>
-    <w:lsdException w:unhideWhenUsed="0" w:uiPriority="66" w:semiHidden="0" w:name="Medium List 2 Accent 4"/>
-    <w:lsdException w:unhideWhenUsed="0" w:uiPriority="67" w:semiHidden="0" w:name="Medium Grid 1 Accent 4"/>
-    <w:lsdException w:unhideWhenUsed="0" w:uiPriority="68" w:semiHidden="0" w:name="Medium Grid 2 Accent 4"/>
-    <w:lsdException w:unhideWhenUsed="0" w:uiPriority="69" w:semiHidden="0" w:name="Medium Grid 3 Accent 4"/>
-    <w:lsdException w:unhideWhenUsed="0" w:uiPriority="70" w:semiHidden="0" w:name="Dark List Accent 4"/>
-    <w:lsdException w:unhideWhenUsed="0" w:uiPriority="71" w:semiHidden="0" w:name="Colorful Shading Accent 4"/>
-    <w:lsdException w:unhideWhenUsed="0" w:uiPriority="72" w:semiHidden="0" w:name="Colorful List Accent 4"/>
-    <w:lsdException w:unhideWhenUsed="0" w:uiPriority="73" w:semiHidden="0" w:name="Colorful Grid Accent 4"/>
-    <w:lsdException w:unhideWhenUsed="0" w:uiPriority="60" w:semiHidden="0" w:name="Light Shading Accent 5"/>
-    <w:lsdException w:unhideWhenUsed="0" w:uiPriority="61" w:semiHidden="0" w:name="Light List Accent 5"/>
-    <w:lsdException w:unhideWhenUsed="0" w:uiPriority="62" w:semiHidden="0" w:name="Light Grid Accent 5"/>
-    <w:lsdException w:unhideWhenUsed="0" w:uiPriority="63" w:semiHidden="0" w:name="Medium Shading 1 Accent 5"/>
-    <w:lsdException w:unhideWhenUsed="0" w:uiPriority="64" w:semiHidden="0" w:name="Medium Shading 2 Accent 5"/>
-    <w:lsdException w:unhideWhenUsed="0" w:uiPriority="65" w:semiHidden="0" w:name="Medium List 1 Accent 5"/>
-    <w:lsdException w:unhideWhenUsed="0" w:uiPriority="66" w:semiHidden="0" w:name="Medium List 2 Accent 5"/>
-    <w:lsdException w:unhideWhenUsed="0" w:uiPriority="67" w:semiHidden="0" w:name="Medium Grid 1 Accent 5"/>
-    <w:lsdException w:unhideWhenUsed="0" w:uiPriority="68" w:semiHidden="0" w:name="Medium Grid 2 Accent 5"/>
-    <w:lsdException w:unhideWhenUsed="0" w:uiPriority="69" w:semiHidden="0" w:name="Medium Grid 3 Accent 5"/>
-    <w:lsdException w:unhideWhenUsed="0" w:uiPriority="70" w:semiHidden="0" w:name="Dark List Accent 5"/>
-    <w:lsdException w:unhideWhenUsed="0" w:uiPriority="71" w:semiHidden="0" w:name="Colorful Shading Accent 5"/>
-    <w:lsdException w:unhideWhenUsed="0" w:uiPriority="72" w:semiHidden="0" w:name="Colorful List Accent 5"/>
-    <w:lsdException w:unhideWhenUsed="0" w:uiPriority="73" w:semiHidden="0" w:name="Colorful Grid Accent 5"/>
-    <w:lsdException w:unhideWhenUsed="0" w:uiPriority="60" w:semiHidden="0" w:name="Light Shading Accent 6"/>
-    <w:lsdException w:unhideWhenUsed="0" w:uiPriority="61" w:semiHidden="0" w:name="Light List Accent 6"/>
-    <w:lsdException w:unhideWhenUsed="0" w:uiPriority="62" w:semiHidden="0" w:name="Light Grid Accent 6"/>
-    <w:lsdException w:unhideWhenUsed="0" w:uiPriority="63" w:semiHidden="0" w:name="Medium Shading 1 Accent 6"/>
-    <w:lsdException w:unhideWhenUsed="0" w:uiPriority="64" w:semiHidden="0" w:name="Medium Shading 2 Accent 6"/>
-    <w:lsdException w:unhideWhenUsed="0" w:uiPriority="65" w:semiHidden="0" w:name="Medium List 1 Accent 6"/>
-    <w:lsdException w:unhideWhenUsed="0" w:uiPriority="66" w:semiHidden="0" w:name="Medium List 2 Accent 6"/>
-    <w:lsdException w:unhideWhenUsed="0" w:uiPriority="67" w:semiHidden="0" w:name="Medium Grid 1 Accent 6"/>
-    <w:lsdException w:unhideWhenUsed="0" w:uiPriority="68" w:semiHidden="0" w:name="Medium Grid 2 Accent 6"/>
-    <w:lsdException w:unhideWhenUsed="0" w:uiPriority="69" w:semiHidden="0" w:name="Medium Grid 3 Accent 6"/>
-    <w:lsdException w:unhideWhenUsed="0" w:uiPriority="70" w:semiHidden="0" w:name="Dark List Accent 6"/>
-    <w:lsdException w:unhideWhenUsed="0" w:uiPriority="71" w:semiHidden="0" w:name="Colorful Shading Accent 6"/>
-    <w:lsdException w:unhideWhenUsed="0" w:uiPriority="72" w:semiHidden="0" w:name="Colorful List Accent 6"/>
-    <w:lsdException w:unhideWhenUsed="0" w:uiPriority="73" w:semiHidden="0" w:name="Colorful Grid Accent 6"/>
+  <w:latentStyles w:defLockedState="0" w:defUIPriority="0" w:defSemiHidden="0" w:defUnhideWhenUsed="0" w:defQFormat="0" w:count="376">
+    <w:lsdException w:name="Normal" w:qFormat="1"/>
+    <w:lsdException w:name="heading 1" w:qFormat="1"/>
+    <w:lsdException w:name="heading 2" w:qFormat="1"/>
+    <w:lsdException w:name="heading 3" w:semiHidden="1" w:unhideWhenUsed="1" w:qFormat="1"/>
+    <w:lsdException w:name="heading 4" w:semiHidden="1" w:unhideWhenUsed="1" w:qFormat="1"/>
+    <w:lsdException w:name="heading 5" w:semiHidden="1" w:unhideWhenUsed="1" w:qFormat="1"/>
+    <w:lsdException w:name="heading 6" w:semiHidden="1" w:unhideWhenUsed="1" w:qFormat="1"/>
+    <w:lsdException w:name="heading 7" w:semiHidden="1" w:unhideWhenUsed="1" w:qFormat="1"/>
+    <w:lsdException w:name="heading 8" w:semiHidden="1" w:unhideWhenUsed="1" w:qFormat="1"/>
+    <w:lsdException w:name="heading 9" w:semiHidden="1" w:unhideWhenUsed="1" w:qFormat="1"/>
+    <w:lsdException w:name="annotation text" w:semiHidden="1" w:qFormat="1"/>
+    <w:lsdException w:name="header" w:qFormat="1"/>
+    <w:lsdException w:name="footer" w:qFormat="1"/>
+    <w:lsdException w:name="caption" w:semiHidden="1" w:unhideWhenUsed="1" w:qFormat="1"/>
+    <w:lsdException w:name="annotation reference" w:semiHidden="1" w:qFormat="1"/>
+    <w:lsdException w:name="page number" w:qFormat="1"/>
+    <w:lsdException w:name="Title" w:qFormat="1"/>
+    <w:lsdException w:name="Default Paragraph Font" w:semiHidden="1" w:qFormat="1"/>
+    <w:lsdException w:name="Body Text Indent" w:qFormat="1"/>
+    <w:lsdException w:name="Subtitle" w:qFormat="1"/>
+    <w:lsdException w:name="Hyperlink" w:qFormat="1"/>
+    <w:lsdException w:name="Strong" w:qFormat="1"/>
+    <w:lsdException w:name="Emphasis" w:qFormat="1"/>
+    <w:lsdException w:name="HTML Top of Form" w:semiHidden="1" w:uiPriority="99" w:unhideWhenUsed="1"/>
+    <w:lsdException w:name="HTML Bottom of Form" w:semiHidden="1" w:uiPriority="99" w:unhideWhenUsed="1"/>
+    <w:lsdException w:name="Normal (Web)" w:qFormat="1"/>
+    <w:lsdException w:name="Normal Table" w:semiHidden="1" w:unhideWhenUsed="1" w:qFormat="1"/>
+    <w:lsdException w:name="annotation subject" w:semiHidden="1" w:qFormat="1"/>
+    <w:lsdException w:name="No List" w:semiHidden="1" w:uiPriority="99" w:unhideWhenUsed="1"/>
+    <w:lsdException w:name="Outline List 1" w:semiHidden="1" w:uiPriority="99" w:unhideWhenUsed="1"/>
+    <w:lsdException w:name="Outline List 2" w:semiHidden="1" w:uiPriority="99" w:unhideWhenUsed="1"/>
+    <w:lsdException w:name="Outline List 3" w:semiHidden="1" w:uiPriority="99" w:unhideWhenUsed="1"/>
+    <w:lsdException w:name="Table Simple 1" w:semiHidden="1" w:unhideWhenUsed="1"/>
+    <w:lsdException w:name="Table Simple 2" w:semiHidden="1" w:unhideWhenUsed="1"/>
+    <w:lsdException w:name="Table Simple 3" w:semiHidden="1" w:unhideWhenUsed="1"/>
+    <w:lsdException w:name="Table Classic 1" w:semiHidden="1" w:unhideWhenUsed="1"/>
+    <w:lsdException w:name="Table Classic 2" w:semiHidden="1" w:unhideWhenUsed="1"/>
+    <w:lsdException w:name="Table Classic 3" w:semiHidden="1" w:unhideWhenUsed="1"/>
+    <w:lsdException w:name="Table Classic 4" w:semiHidden="1" w:unhideWhenUsed="1"/>
+    <w:lsdException w:name="Table Colorful 1" w:semiHidden="1" w:unhideWhenUsed="1"/>
+    <w:lsdException w:name="Table Colorful 2" w:semiHidden="1" w:unhideWhenUsed="1"/>
+    <w:lsdException w:name="Table Colorful 3" w:semiHidden="1" w:unhideWhenUsed="1"/>
+    <w:lsdException w:name="Table Columns 1" w:semiHidden="1" w:unhideWhenUsed="1"/>
+    <w:lsdException w:name="Table Columns 2" w:semiHidden="1" w:unhideWhenUsed="1"/>
+    <w:lsdException w:name="Table Columns 3" w:semiHidden="1" w:unhideWhenUsed="1"/>
+    <w:lsdException w:name="Table Columns 4" w:semiHidden="1" w:unhideWhenUsed="1"/>
+    <w:lsdException w:name="Table Columns 5" w:semiHidden="1" w:unhideWhenUsed="1"/>
+    <w:lsdException w:name="Table Grid 1" w:semiHidden="1" w:unhideWhenUsed="1"/>
+    <w:lsdException w:name="Table Grid 2" w:semiHidden="1" w:unhideWhenUsed="1"/>
+    <w:lsdException w:name="Table Grid 3" w:semiHidden="1" w:unhideWhenUsed="1"/>
+    <w:lsdException w:name="Table Grid 4" w:semiHidden="1" w:unhideWhenUsed="1"/>
+    <w:lsdException w:name="Table Grid 5" w:semiHidden="1" w:unhideWhenUsed="1"/>
+    <w:lsdException w:name="Table Grid 6" w:semiHidden="1" w:unhideWhenUsed="1"/>
+    <w:lsdException w:name="Table Grid 7" w:semiHidden="1" w:unhideWhenUsed="1"/>
+    <w:lsdException w:name="Table Grid 8" w:semiHidden="1" w:unhideWhenUsed="1"/>
+    <w:lsdException w:name="Table List 1" w:semiHidden="1" w:unhideWhenUsed="1"/>
+    <w:lsdException w:name="Table List 2" w:semiHidden="1" w:unhideWhenUsed="1"/>
+    <w:lsdException w:name="Table List 3" w:semiHidden="1" w:unhideWhenUsed="1"/>
+    <w:lsdException w:name="Table List 4" w:semiHidden="1" w:unhideWhenUsed="1"/>
+    <w:lsdException w:name="Table List 5" w:semiHidden="1" w:unhideWhenUsed="1"/>
+    <w:lsdException w:name="Table List 6" w:semiHidden="1" w:unhideWhenUsed="1"/>
+    <w:lsdException w:name="Table List 7" w:semiHidden="1" w:unhideWhenUsed="1"/>
+    <w:lsdException w:name="Table List 8" w:semiHidden="1" w:unhideWhenUsed="1"/>
+    <w:lsdException w:name="Table 3D effects 1" w:semiHidden="1" w:unhideWhenUsed="1"/>
+    <w:lsdException w:name="Table 3D effects 2" w:semiHidden="1" w:unhideWhenUsed="1"/>
+    <w:lsdException w:name="Table 3D effects 3" w:semiHidden="1" w:unhideWhenUsed="1"/>
+    <w:lsdException w:name="Table Contemporary" w:semiHidden="1" w:unhideWhenUsed="1"/>
+    <w:lsdException w:name="Table Elegant" w:semiHidden="1" w:unhideWhenUsed="1"/>
+    <w:lsdException w:name="Table Professional" w:semiHidden="1" w:unhideWhenUsed="1"/>
+    <w:lsdException w:name="Table Subtle 1" w:semiHidden="1" w:unhideWhenUsed="1"/>
+    <w:lsdException w:name="Table Subtle 2" w:semiHidden="1" w:unhideWhenUsed="1"/>
+    <w:lsdException w:name="Table Web 1" w:semiHidden="1" w:unhideWhenUsed="1"/>
+    <w:lsdException w:name="Table Web 2" w:semiHidden="1" w:unhideWhenUsed="1"/>
+    <w:lsdException w:name="Table Web 3" w:semiHidden="1" w:unhideWhenUsed="1"/>
+    <w:lsdException w:name="Balloon Text" w:semiHidden="1" w:qFormat="1"/>
+    <w:lsdException w:name="Table Grid" w:qFormat="1"/>
+    <w:lsdException w:name="Table Theme" w:semiHidden="1" w:unhideWhenUsed="1"/>
+    <w:lsdException w:name="Placeholder Text" w:semiHidden="1" w:uiPriority="99" w:unhideWhenUsed="1"/>
+    <w:lsdException w:name="No Spacing" w:semiHidden="1" w:uiPriority="99" w:unhideWhenUsed="1"/>
+    <w:lsdException w:name="Light Shading" w:uiPriority="60"/>
+    <w:lsdException w:name="Light List" w:uiPriority="61"/>
+    <w:lsdException w:name="Light Grid" w:uiPriority="62"/>
+    <w:lsdException w:name="Medium Shading 1" w:uiPriority="63"/>
+    <w:lsdException w:name="Medium Shading 2" w:uiPriority="64"/>
+    <w:lsdException w:name="Medium List 1" w:uiPriority="65"/>
+    <w:lsdException w:name="Medium List 2" w:uiPriority="66"/>
+    <w:lsdException w:name="Medium Grid 1" w:uiPriority="67"/>
+    <w:lsdException w:name="Medium Grid 2" w:uiPriority="68"/>
+    <w:lsdException w:name="Medium Grid 3" w:uiPriority="69"/>
+    <w:lsdException w:name="Dark List" w:uiPriority="70"/>
+    <w:lsdException w:name="Colorful Shading" w:uiPriority="71"/>
+    <w:lsdException w:name="Colorful List" w:uiPriority="72"/>
+    <w:lsdException w:name="Colorful Grid" w:uiPriority="73"/>
+    <w:lsdException w:name="Light Shading Accent 1" w:uiPriority="60"/>
+    <w:lsdException w:name="Light List Accent 1" w:uiPriority="61"/>
+    <w:lsdException w:name="Light Grid Accent 1" w:uiPriority="62"/>
+    <w:lsdException w:name="Medium Shading 1 Accent 1" w:uiPriority="63"/>
+    <w:lsdException w:name="Medium Shading 2 Accent 1" w:uiPriority="64"/>
+    <w:lsdException w:name="Medium List 1 Accent 1" w:uiPriority="65"/>
+    <w:lsdException w:name="Revision" w:semiHidden="1" w:uiPriority="99" w:unhideWhenUsed="1"/>
+    <w:lsdException w:name="List Paragraph" w:semiHidden="1" w:uiPriority="99" w:unhideWhenUsed="1"/>
+    <w:lsdException w:name="Quote" w:semiHidden="1" w:uiPriority="99" w:unhideWhenUsed="1"/>
+    <w:lsdException w:name="Intense Quote" w:semiHidden="1" w:uiPriority="99" w:unhideWhenUsed="1"/>
+    <w:lsdException w:name="Medium List 2 Accent 1" w:uiPriority="66"/>
+    <w:lsdException w:name="Medium Grid 1 Accent 1" w:uiPriority="67"/>
+    <w:lsdException w:name="Medium Grid 2 Accent 1" w:uiPriority="68"/>
+    <w:lsdException w:name="Medium Grid 3 Accent 1" w:uiPriority="69"/>
+    <w:lsdException w:name="Dark List Accent 1" w:uiPriority="70"/>
+    <w:lsdException w:name="Colorful Shading Accent 1" w:uiPriority="71"/>
+    <w:lsdException w:name="Colorful List Accent 1" w:uiPriority="72"/>
+    <w:lsdException w:name="Colorful Grid Accent 1" w:uiPriority="73"/>
+    <w:lsdException w:name="Light Shading Accent 2" w:uiPriority="60"/>
+    <w:lsdException w:name="Light List Accent 2" w:uiPriority="61"/>
+    <w:lsdException w:name="Light Grid Accent 2" w:uiPriority="62"/>
+    <w:lsdException w:name="Medium Shading 1 Accent 2" w:uiPriority="63"/>
+    <w:lsdException w:name="Medium Shading 2 Accent 2" w:uiPriority="64"/>
+    <w:lsdException w:name="Medium List 1 Accent 2" w:uiPriority="65"/>
+    <w:lsdException w:name="Medium List 2 Accent 2" w:uiPriority="66"/>
+    <w:lsdException w:name="Medium Grid 1 Accent 2" w:uiPriority="67"/>
+    <w:lsdException w:name="Medium Grid 2 Accent 2" w:uiPriority="68"/>
+    <w:lsdException w:name="Medium Grid 3 Accent 2" w:uiPriority="69"/>
+    <w:lsdException w:name="Dark List Accent 2" w:uiPriority="70"/>
+    <w:lsdException w:name="Colorful Shading Accent 2" w:uiPriority="71"/>
+    <w:lsdException w:name="Colorful List Accent 2" w:uiPriority="72"/>
+    <w:lsdException w:name="Colorful Grid Accent 2" w:uiPriority="73"/>
+    <w:lsdException w:name="Light Shading Accent 3" w:uiPriority="60"/>
+    <w:lsdException w:name="Light List Accent 3" w:uiPriority="61"/>
+    <w:lsdException w:name="Light Grid Accent 3" w:uiPriority="62"/>
+    <w:lsdException w:name="Medium Shading 1 Accent 3" w:uiPriority="63"/>
+    <w:lsdException w:name="Medium Shading 2 Accent 3" w:uiPriority="64"/>
+    <w:lsdException w:name="Medium List 1 Accent 3" w:uiPriority="65"/>
+    <w:lsdException w:name="Medium List 2 Accent 3" w:uiPriority="66"/>
+    <w:lsdException w:name="Medium Grid 1 Accent 3" w:uiPriority="67"/>
+    <w:lsdException w:name="Medium Grid 2 Accent 3" w:uiPriority="68"/>
+    <w:lsdException w:name="Medium Grid 3 Accent 3" w:uiPriority="69"/>
+    <w:lsdException w:name="Dark List Accent 3" w:uiPriority="70"/>
+    <w:lsdException w:name="Colorful Shading Accent 3" w:uiPriority="71"/>
+    <w:lsdException w:name="Colorful List Accent 3" w:uiPriority="72"/>
+    <w:lsdException w:name="Colorful Grid Accent 3" w:uiPriority="73"/>
+    <w:lsdException w:name="Light Shading Accent 4" w:uiPriority="60"/>
+    <w:lsdException w:name="Light List Accent 4" w:uiPriority="61"/>
+    <w:lsdException w:name="Light Grid Accent 4" w:uiPriority="62"/>
+    <w:lsdException w:name="Medium Shading 1 Accent 4" w:uiPriority="63"/>
+    <w:lsdException w:name="Medium Shading 2 Accent 4" w:uiPriority="64"/>
+    <w:lsdException w:name="Medium List 1 Accent 4" w:uiPriority="65"/>
+    <w:lsdException w:name="Medium List 2 Accent 4" w:uiPriority="66"/>
+    <w:lsdException w:name="Medium Grid 1 Accent 4" w:uiPriority="67"/>
+    <w:lsdException w:name="Medium Grid 2 Accent 4" w:uiPriority="68"/>
+    <w:lsdException w:name="Medium Grid 3 Accent 4" w:uiPriority="69"/>
+    <w:lsdException w:name="Dark List Accent 4" w:uiPriority="70"/>
+    <w:lsdException w:name="Colorful Shading Accent 4" w:uiPriority="71"/>
+    <w:lsdException w:name="Colorful List Accent 4" w:uiPriority="72"/>
+    <w:lsdException w:name="Colorful Grid Accent 4" w:uiPriority="73"/>
+    <w:lsdException w:name="Light Shading Accent 5" w:uiPriority="60"/>
+    <w:lsdException w:name="Light List Accent 5" w:uiPriority="61"/>
+    <w:lsdException w:name="Light Grid Accent 5" w:uiPriority="62"/>
+    <w:lsdException w:name="Medium Shading 1 Accent 5" w:uiPriority="63"/>
+    <w:lsdException w:name="Medium Shading 2 Accent 5" w:uiPriority="64"/>
+    <w:lsdException w:name="Medium List 1 Accent 5" w:uiPriority="65"/>
+    <w:lsdException w:name="Medium List 2 Accent 5" w:uiPriority="66"/>
+    <w:lsdException w:name="Medium Grid 1 Accent 5" w:uiPriority="67"/>
+    <w:lsdException w:name="Medium Grid 2 Accent 5" w:uiPriority="68"/>
+    <w:lsdException w:name="Medium Grid 3 Accent 5" w:uiPriority="69"/>
+    <w:lsdException w:name="Dark List Accent 5" w:uiPriority="70"/>
+    <w:lsdException w:name="Colorful Shading Accent 5" w:uiPriority="71"/>
+    <w:lsdException w:name="Colorful List Accent 5" w:uiPriority="72"/>
+    <w:lsdException w:name="Colorful Grid Accent 5" w:uiPriority="73"/>
+    <w:lsdException w:name="Light Shading Accent 6" w:uiPriority="60"/>
+    <w:lsdException w:name="Light List Accent 6" w:uiPriority="61"/>
+    <w:lsdException w:name="Light Grid Accent 6" w:uiPriority="62"/>
+    <w:lsdException w:name="Medium Shading 1 Accent 6" w:uiPriority="63"/>
+    <w:lsdException w:name="Medium Shading 2 Accent 6" w:uiPriority="64"/>
+    <w:lsdException w:name="Medium List 1 Accent 6" w:uiPriority="65"/>
+    <w:lsdException w:name="Medium List 2 Accent 6" w:uiPriority="66"/>
+    <w:lsdException w:name="Medium Grid 1 Accent 6" w:uiPriority="67"/>
+    <w:lsdException w:name="Medium Grid 2 Accent 6" w:uiPriority="68"/>
+    <w:lsdException w:name="Medium Grid 3 Accent 6" w:uiPriority="69"/>
+    <w:lsdException w:name="Dark List Accent 6" w:uiPriority="70"/>
+    <w:lsdException w:name="Colorful Shading Accent 6" w:uiPriority="71"/>
+    <w:lsdException w:name="Colorful List Accent 6" w:uiPriority="72"/>
+    <w:lsdException w:name="Colorful Grid Accent 6" w:uiPriority="73"/>
+    <w:lsdException w:name="Subtle Emphasis" w:uiPriority="19" w:qFormat="1"/>
+    <w:lsdException w:name="Intense Emphasis" w:uiPriority="21" w:qFormat="1"/>
+    <w:lsdException w:name="Subtle Reference" w:uiPriority="31" w:qFormat="1"/>
+    <w:lsdException w:name="Intense Reference" w:uiPriority="32" w:qFormat="1"/>
+    <w:lsdException w:name="Book Title" w:uiPriority="33" w:qFormat="1"/>
+    <w:lsdException w:name="Bibliography" w:semiHidden="1" w:uiPriority="37" w:unhideWhenUsed="1"/>
+    <w:lsdException w:name="TOC Heading" w:semiHidden="1" w:uiPriority="39" w:unhideWhenUsed="1" w:qFormat="1"/>
+    <w:lsdException w:name="Plain Table 1" w:uiPriority="41"/>
+    <w:lsdException w:name="Plain Table 2" w:uiPriority="42"/>
+    <w:lsdException w:name="Plain Table 3" w:uiPriority="43"/>
+    <w:lsdException w:name="Plain Table 4" w:uiPriority="44"/>
+    <w:lsdException w:name="Plain Table 5" w:uiPriority="45"/>
+    <w:lsdException w:name="Grid Table Light" w:uiPriority="40"/>
+    <w:lsdException w:name="Grid Table 1 Light" w:uiPriority="46"/>
+    <w:lsdException w:name="Grid Table 2" w:uiPriority="47"/>
+    <w:lsdException w:name="Grid Table 3" w:uiPriority="48"/>
+    <w:lsdException w:name="Grid Table 4" w:uiPriority="49"/>
+    <w:lsdException w:name="Grid Table 5 Dark" w:uiPriority="50"/>
+    <w:lsdException w:name="Grid Table 6 Colorful" w:uiPriority="51"/>
+    <w:lsdException w:name="Grid Table 7 Colorful" w:uiPriority="52"/>
+    <w:lsdException w:name="Grid Table 1 Light Accent 1" w:uiPriority="46"/>
+    <w:lsdException w:name="Grid Table 2 Accent 1" w:uiPriority="47"/>
+    <w:lsdException w:name="Grid Table 3 Accent 1" w:uiPriority="48"/>
+    <w:lsdException w:name="Grid Table 4 Accent 1" w:uiPriority="49"/>
+    <w:lsdException w:name="Grid Table 5 Dark Accent 1" w:uiPriority="50"/>
+    <w:lsdException w:name="Grid Table 6 Colorful Accent 1" w:uiPriority="51"/>
+    <w:lsdException w:name="Grid Table 7 Colorful Accent 1" w:uiPriority="52"/>
+    <w:lsdException w:name="Grid Table 1 Light Accent 2" w:uiPriority="46"/>
+    <w:lsdException w:name="Grid Table 2 Accent 2" w:uiPriority="47"/>
+    <w:lsdException w:name="Grid Table 3 Accent 2" w:uiPriority="48"/>
+    <w:lsdException w:name="Grid Table 4 Accent 2" w:uiPriority="49"/>
+    <w:lsdException w:name="Grid Table 5 Dark Accent 2" w:uiPriority="50"/>
+    <w:lsdException w:name="Grid Table 6 Colorful Accent 2" w:uiPriority="51"/>
+    <w:lsdException w:name="Grid Table 7 Colorful Accent 2" w:uiPriority="52"/>
+    <w:lsdException w:name="Grid Table 1 Light Accent 3" w:uiPriority="46"/>
+    <w:lsdException w:name="Grid Table 2 Accent 3" w:uiPriority="47"/>
+    <w:lsdException w:name="Grid Table 3 Accent 3" w:uiPriority="48"/>
+    <w:lsdException w:name="Grid Table 4 Accent 3" w:uiPriority="49"/>
+    <w:lsdException w:name="Grid Table 5 Dark Accent 3" w:uiPriority="50"/>
+    <w:lsdException w:name="Grid Table 6 Colorful Accent 3" w:uiPriority="51"/>
+    <w:lsdException w:name="Grid Table 7 Colorful Accent 3" w:uiPriority="52"/>
+    <w:lsdException w:name="Grid Table 1 Light Accent 4" w:uiPriority="46"/>
+    <w:lsdException w:name="Grid Table 2 Accent 4" w:uiPriority="47"/>
+    <w:lsdException w:name="Grid Table 3 Accent 4" w:uiPriority="48"/>
+    <w:lsdException w:name="Grid Table 4 Accent 4" w:uiPriority="49"/>
+    <w:lsdException w:name="Grid Table 5 Dark Accent 4" w:uiPriority="50"/>
+    <w:lsdException w:name="Grid Table 6 Colorful Accent 4" w:uiPriority="51"/>
+    <w:lsdException w:name="Grid Table 7 Colorful Accent 4" w:uiPriority="52"/>
+    <w:lsdException w:name="Grid Table 1 Light Accent 5" w:uiPriority="46"/>
+    <w:lsdException w:name="Grid Table 2 Accent 5" w:uiPriority="47"/>
+    <w:lsdException w:name="Grid Table 3 Accent 5" w:uiPriority="48"/>
+    <w:lsdException w:name="Grid Table 4 Accent 5" w:uiPriority="49"/>
+    <w:lsdException w:name="Grid Table 5 Dark Accent 5" w:uiPriority="50"/>
+    <w:lsdException w:name="Grid Table 6 Colorful Accent 5" w:uiPriority="51"/>
+    <w:lsdException w:name="Grid Table 7 Colorful Accent 5" w:uiPriority="52"/>
+    <w:lsdException w:name="Grid Table 1 Light Accent 6" w:uiPriority="46"/>
+    <w:lsdException w:name="Grid Table 2 Accent 6" w:uiPriority="47"/>
+    <w:lsdException w:name="Grid Table 3 Accent 6" w:uiPriority="48"/>
+    <w:lsdException w:name="Grid Table 4 Accent 6" w:uiPriority="49"/>
+    <w:lsdException w:name="Grid Table 5 Dark Accent 6" w:uiPriority="50"/>
+    <w:lsdException w:name="Grid Table 6 Colorful Accent 6" w:uiPriority="51"/>
+    <w:lsdException w:name="Grid Table 7 Colorful Accent 6" w:uiPriority="52"/>
+    <w:lsdException w:name="List Table 1 Light" w:uiPriority="46"/>
+    <w:lsdException w:name="List Table 2" w:uiPriority="47"/>
+    <w:lsdException w:name="List Table 3" w:uiPriority="48"/>
+    <w:lsdException w:name="List Table 4" w:uiPriority="49"/>
+    <w:lsdException w:name="List Table 5 Dark" w:uiPriority="50"/>
+    <w:lsdException w:name="List Table 6 Colorful" w:uiPriority="51"/>
+    <w:lsdException w:name="List Table 7 Colorful" w:uiPriority="52"/>
+    <w:lsdException w:name="List Table 1 Light Accent 1" w:uiPriority="46"/>
+    <w:lsdException w:name="List Table 2 Accent 1" w:uiPriority="47"/>
+    <w:lsdException w:name="List Table 3 Accent 1" w:uiPriority="48"/>
+    <w:lsdException w:name="List Table 4 Accent 1" w:uiPriority="49"/>
+    <w:lsdException w:name="List Table 5 Dark Accent 1" w:uiPriority="50"/>
+    <w:lsdException w:name="List Table 6 Colorful Accent 1" w:uiPriority="51"/>
+    <w:lsdException w:name="List Table 7 Colorful Accent 1" w:uiPriority="52"/>
+    <w:lsdException w:name="List Table 1 Light Accent 2" w:uiPriority="46"/>
+    <w:lsdException w:name="List Table 2 Accent 2" w:uiPriority="47"/>
+    <w:lsdException w:name="List Table 3 Accent 2" w:uiPriority="48"/>
+    <w:lsdException w:name="List Table 4 Accent 2" w:uiPriority="49"/>
+    <w:lsdException w:name="List Table 5 Dark Accent 2" w:uiPriority="50"/>
+    <w:lsdException w:name="List Table 6 Colorful Accent 2" w:uiPriority="51"/>
+    <w:lsdException w:name="List Table 7 Colorful Accent 2" w:uiPriority="52"/>
+    <w:lsdException w:name="List Table 1 Light Accent 3" w:uiPriority="46"/>
+    <w:lsdException w:name="List Table 2 Accent 3" w:uiPriority="47"/>
+    <w:lsdException w:name="List Table 3 Accent 3" w:uiPriority="48"/>
+    <w:lsdException w:name="List Table 4 Accent 3" w:uiPriority="49"/>
+    <w:lsdException w:name="List Table 5 Dark Accent 3" w:uiPriority="50"/>
+    <w:lsdException w:name="List Table 6 Colorful Accent 3" w:uiPriority="51"/>
+    <w:lsdException w:name="List Table 7 Colorful Accent 3" w:uiPriority="52"/>
+    <w:lsdException w:name="List Table 1 Light Accent 4" w:uiPriority="46"/>
+    <w:lsdException w:name="List Table 2 Accent 4" w:uiPriority="47"/>
+    <w:lsdException w:name="List Table 3 Accent 4" w:uiPriority="48"/>
+    <w:lsdException w:name="List Table 4 Accent 4" w:uiPriority="49"/>
+    <w:lsdException w:name="List Table 5 Dark Accent 4" w:uiPriority="50"/>
+    <w:lsdException w:name="List Table 6 Colorful Accent 4" w:uiPriority="51"/>
+    <w:lsdException w:name="List Table 7 Colorful Accent 4" w:uiPriority="52"/>
+    <w:lsdException w:name="List Table 1 Light Accent 5" w:uiPriority="46"/>
+    <w:lsdException w:name="List Table 2 Accent 5" w:uiPriority="47"/>
+    <w:lsdException w:name="List Table 3 Accent 5" w:uiPriority="48"/>
+    <w:lsdException w:name="List Table 4 Accent 5" w:uiPriority="49"/>
+    <w:lsdException w:name="List Table 5 Dark Accent 5" w:uiPriority="50"/>
+    <w:lsdException w:name="List Table 6 Colorful Accent 5" w:uiPriority="51"/>
+    <w:lsdException w:name="List Table 7 Colorful Accent 5" w:uiPriority="52"/>
+    <w:lsdException w:name="List Table 1 Light Accent 6" w:uiPriority="46"/>
+    <w:lsdException w:name="List Table 2 Accent 6" w:uiPriority="47"/>
+    <w:lsdException w:name="List Table 3 Accent 6" w:uiPriority="48"/>
+    <w:lsdException w:name="List Table 4 Accent 6" w:uiPriority="49"/>
+    <w:lsdException w:name="List Table 5 Dark Accent 6" w:uiPriority="50"/>
+    <w:lsdException w:name="List Table 6 Colorful Accent 6" w:uiPriority="51"/>
+    <w:lsdException w:name="List Table 7 Colorful Accent 6" w:uiPriority="52"/>
+    <w:lsdException w:name="Mention" w:semiHidden="1" w:uiPriority="99" w:unhideWhenUsed="1"/>
+    <w:lsdException w:name="Smart Hyperlink" w:semiHidden="1" w:uiPriority="99" w:unhideWhenUsed="1"/>
+    <w:lsdException w:name="Hashtag" w:semiHidden="1" w:uiPriority="99" w:unhideWhenUsed="1"/>
+    <w:lsdException w:name="Unresolved Mention" w:semiHidden="1" w:uiPriority="99" w:unhideWhenUsed="1"/>
+    <w:lsdException w:name="Smart Link" w:semiHidden="1" w:uiPriority="99" w:unhideWhenUsed="1"/>
   </w:latentStyles>
-  <w:style w:type="paragraph" w:default="1" w:styleId="1">
+  <w:style w:type="paragraph" w:default="1" w:styleId="a">
     <w:name w:val="Normal"/>
     <w:qFormat/>
-    <w:uiPriority w:val="0"/>
     <w:pPr>
       <w:widowControl w:val="0"/>
       <w:jc w:val="both"/>
     </w:pPr>
     <w:rPr>
-      <w:rFonts w:ascii="Times New Roman" w:hAnsi="Times New Roman" w:eastAsia="宋体" w:cs="Times New Roman"/>
       <w:kern w:val="2"/>
       <w:sz w:val="21"/>
       <w:szCs w:val="24"/>
-      <w:lang w:val="en-US" w:eastAsia="zh-CN" w:bidi="ar-SA"/>
     </w:rPr>
   </w:style>
   <w:style w:type="paragraph" w:styleId="2">
     <w:name w:val="heading 2"/>
-    <w:basedOn w:val="1"/>
-    <w:next w:val="1"/>
-    <w:link w:val="16"/>
-    <w:qFormat/>
-    <w:uiPriority w:val="0"/>
+    <w:basedOn w:val="a"/>
+    <w:next w:val="a"/>
+    <w:link w:val="20"/>
+    <w:qFormat/>
     <w:pPr>
       <w:keepNext/>
       <w:keepLines/>
@@ -1556,25 +1335,26 @@
       <w:outlineLvl w:val="1"/>
     </w:pPr>
     <w:rPr>
-      <w:rFonts w:ascii="Arial" w:hAnsi="Arial" w:eastAsia="黑体"/>
+      <w:rFonts w:ascii="Arial" w:eastAsia="黑体" w:hAnsi="Arial"/>
       <w:b/>
       <w:bCs/>
       <w:sz w:val="32"/>
       <w:szCs w:val="32"/>
     </w:rPr>
   </w:style>
-  <w:style w:type="character" w:default="1" w:styleId="12">
+  <w:style w:type="character" w:default="1" w:styleId="a0">
     <w:name w:val="Default Paragraph Font"/>
+    <w:uiPriority w:val="1"/>
     <w:semiHidden/>
-    <w:qFormat/>
-    <w:uiPriority w:val="0"/>
-  </w:style>
-  <w:style w:type="table" w:default="1" w:styleId="10">
+    <w:unhideWhenUsed/>
+  </w:style>
+  <w:style w:type="table" w:default="1" w:styleId="a1">
     <w:name w:val="Normal Table"/>
+    <w:uiPriority w:val="99"/>
     <w:semiHidden/>
-    <w:qFormat/>
-    <w:uiPriority w:val="0"/>
+    <w:unhideWhenUsed/>
     <w:tblPr>
+      <w:tblInd w:w="0" w:type="dxa"/>
       <w:tblCellMar>
         <w:top w:w="0" w:type="dxa"/>
         <w:left w:w="108" w:type="dxa"/>
@@ -1583,21 +1363,25 @@
       </w:tblCellMar>
     </w:tblPr>
   </w:style>
-  <w:style w:type="paragraph" w:styleId="3">
+  <w:style w:type="numbering" w:default="1" w:styleId="a2">
+    <w:name w:val="No List"/>
+    <w:uiPriority w:val="99"/>
+    <w:semiHidden/>
+    <w:unhideWhenUsed/>
+  </w:style>
+  <w:style w:type="paragraph" w:styleId="a3">
     <w:name w:val="annotation text"/>
-    <w:basedOn w:val="1"/>
+    <w:basedOn w:val="a"/>
     <w:semiHidden/>
     <w:qFormat/>
-    <w:uiPriority w:val="0"/>
     <w:pPr>
       <w:jc w:val="left"/>
     </w:pPr>
   </w:style>
-  <w:style w:type="paragraph" w:styleId="4">
+  <w:style w:type="paragraph" w:styleId="a4">
     <w:name w:val="Body Text Indent"/>
-    <w:basedOn w:val="1"/>
-    <w:qFormat/>
-    <w:uiPriority w:val="0"/>
+    <w:basedOn w:val="a"/>
+    <w:qFormat/>
     <w:pPr>
       <w:ind w:firstLine="480"/>
     </w:pPr>
@@ -1605,23 +1389,21 @@
       <w:szCs w:val="20"/>
     </w:rPr>
   </w:style>
-  <w:style w:type="paragraph" w:styleId="5">
+  <w:style w:type="paragraph" w:styleId="a5">
     <w:name w:val="Balloon Text"/>
-    <w:basedOn w:val="1"/>
+    <w:basedOn w:val="a"/>
     <w:semiHidden/>
     <w:qFormat/>
-    <w:uiPriority w:val="0"/>
     <w:rPr>
       <w:sz w:val="18"/>
       <w:szCs w:val="18"/>
     </w:rPr>
   </w:style>
-  <w:style w:type="paragraph" w:styleId="6">
+  <w:style w:type="paragraph" w:styleId="a6">
     <w:name w:val="footer"/>
-    <w:basedOn w:val="1"/>
-    <w:link w:val="17"/>
-    <w:qFormat/>
-    <w:uiPriority w:val="0"/>
+    <w:basedOn w:val="a"/>
+    <w:link w:val="a7"/>
+    <w:qFormat/>
     <w:pPr>
       <w:tabs>
         <w:tab w:val="center" w:pos="4153"/>
@@ -1635,15 +1417,14 @@
       <w:szCs w:val="18"/>
     </w:rPr>
   </w:style>
-  <w:style w:type="paragraph" w:styleId="7">
+  <w:style w:type="paragraph" w:styleId="a8">
     <w:name w:val="header"/>
-    <w:basedOn w:val="1"/>
-    <w:link w:val="18"/>
-    <w:qFormat/>
-    <w:uiPriority w:val="0"/>
+    <w:basedOn w:val="a"/>
+    <w:link w:val="a9"/>
+    <w:qFormat/>
     <w:pPr>
       <w:pBdr>
-        <w:bottom w:val="single" w:color="auto" w:sz="6" w:space="1"/>
+        <w:bottom w:val="single" w:sz="6" w:space="1" w:color="auto"/>
       </w:pBdr>
       <w:tabs>
         <w:tab w:val="center" w:pos="4153"/>
@@ -1657,87 +1438,78 @@
       <w:szCs w:val="18"/>
     </w:rPr>
   </w:style>
-  <w:style w:type="paragraph" w:styleId="8">
+  <w:style w:type="paragraph" w:styleId="aa">
     <w:name w:val="Normal (Web)"/>
-    <w:basedOn w:val="1"/>
-    <w:qFormat/>
-    <w:uiPriority w:val="0"/>
+    <w:basedOn w:val="a"/>
+    <w:qFormat/>
     <w:pPr>
       <w:spacing w:before="100" w:beforeAutospacing="1" w:after="100" w:afterAutospacing="1"/>
-      <w:ind w:left="0" w:right="0"/>
       <w:jc w:val="left"/>
     </w:pPr>
     <w:rPr>
       <w:kern w:val="0"/>
       <w:sz w:val="24"/>
-      <w:lang w:val="en-US" w:eastAsia="zh-CN" w:bidi="ar"/>
     </w:rPr>
   </w:style>
-  <w:style w:type="paragraph" w:styleId="9">
+  <w:style w:type="paragraph" w:styleId="ab">
     <w:name w:val="annotation subject"/>
-    <w:basedOn w:val="3"/>
-    <w:next w:val="3"/>
+    <w:basedOn w:val="a3"/>
+    <w:next w:val="a3"/>
     <w:semiHidden/>
     <w:qFormat/>
-    <w:uiPriority w:val="0"/>
     <w:rPr>
       <w:b/>
       <w:bCs/>
     </w:rPr>
   </w:style>
-  <w:style w:type="table" w:styleId="11">
+  <w:style w:type="table" w:styleId="ac">
     <w:name w:val="Table Grid"/>
-    <w:basedOn w:val="10"/>
-    <w:qFormat/>
-    <w:uiPriority w:val="0"/>
+    <w:basedOn w:val="a1"/>
+    <w:qFormat/>
     <w:pPr>
       <w:widowControl w:val="0"/>
       <w:jc w:val="both"/>
     </w:pPr>
     <w:tblPr>
       <w:tblBorders>
-        <w:top w:val="single" w:color="auto" w:sz="4" w:space="0"/>
-        <w:left w:val="single" w:color="auto" w:sz="4" w:space="0"/>
-        <w:bottom w:val="single" w:color="auto" w:sz="4" w:space="0"/>
-        <w:right w:val="single" w:color="auto" w:sz="4" w:space="0"/>
-        <w:insideH w:val="single" w:color="auto" w:sz="4" w:space="0"/>
-        <w:insideV w:val="single" w:color="auto" w:sz="4" w:space="0"/>
+        <w:top w:val="single" w:sz="4" w:space="0" w:color="auto"/>
+        <w:left w:val="single" w:sz="4" w:space="0" w:color="auto"/>
+        <w:bottom w:val="single" w:sz="4" w:space="0" w:color="auto"/>
+        <w:right w:val="single" w:sz="4" w:space="0" w:color="auto"/>
+        <w:insideH w:val="single" w:sz="4" w:space="0" w:color="auto"/>
+        <w:insideV w:val="single" w:sz="4" w:space="0" w:color="auto"/>
       </w:tblBorders>
     </w:tblPr>
   </w:style>
-  <w:style w:type="character" w:styleId="13">
+  <w:style w:type="character" w:styleId="ad">
     <w:name w:val="page number"/>
-    <w:basedOn w:val="12"/>
-    <w:qFormat/>
-    <w:uiPriority w:val="0"/>
-  </w:style>
-  <w:style w:type="character" w:styleId="14">
+    <w:basedOn w:val="a0"/>
+    <w:qFormat/>
+  </w:style>
+  <w:style w:type="character" w:styleId="ae">
     <w:name w:val="Hyperlink"/>
-    <w:basedOn w:val="12"/>
-    <w:qFormat/>
-    <w:uiPriority w:val="0"/>
+    <w:basedOn w:val="a0"/>
+    <w:qFormat/>
     <w:rPr>
       <w:color w:val="0000FF"/>
       <w:u w:val="single"/>
     </w:rPr>
   </w:style>
-  <w:style w:type="character" w:styleId="15">
+  <w:style w:type="character" w:styleId="af">
     <w:name w:val="annotation reference"/>
     <w:semiHidden/>
     <w:qFormat/>
-    <w:uiPriority w:val="0"/>
     <w:rPr>
       <w:sz w:val="21"/>
       <w:szCs w:val="21"/>
     </w:rPr>
   </w:style>
-  <w:style w:type="character" w:customStyle="1" w:styleId="16">
+  <w:style w:type="character" w:customStyle="1" w:styleId="20">
     <w:name w:val="标题 2 字符"/>
     <w:link w:val="2"/>
     <w:qFormat/>
-    <w:uiPriority w:val="0"/>
     <w:rPr>
-      <w:rFonts w:ascii="Arial" w:hAnsi="Arial" w:eastAsia="黑体"/>
+      <w:rFonts w:ascii="Arial" w:eastAsia="黑体" w:hAnsi="Arial"/>
       <w:b/>
       <w:bCs/>
       <w:kern w:val="2"/>
@@ -1745,36 +1517,31 @@
       <w:szCs w:val="32"/>
     </w:rPr>
   </w:style>
-  <w:style w:type="character" w:customStyle="1" w:styleId="17">
+  <w:style w:type="character" w:customStyle="1" w:styleId="a7">
     <w:name w:val="页脚 字符"/>
-    <w:link w:val="6"/>
-    <w:qFormat/>
-    <w:uiPriority w:val="0"/>
+    <w:link w:val="a6"/>
+    <w:qFormat/>
     <w:rPr>
       <w:kern w:val="2"/>
       <w:sz w:val="18"/>
       <w:szCs w:val="18"/>
     </w:rPr>
   </w:style>
-  <w:style w:type="character" w:customStyle="1" w:styleId="18">
+  <w:style w:type="character" w:customStyle="1" w:styleId="a9">
     <w:name w:val="页眉 字符"/>
-    <w:link w:val="7"/>
-    <w:qFormat/>
-    <w:uiPriority w:val="0"/>
+    <w:link w:val="a8"/>
+    <w:qFormat/>
     <w:rPr>
       <w:kern w:val="2"/>
       <w:sz w:val="18"/>
       <w:szCs w:val="18"/>
     </w:rPr>
   </w:style>
-  <w:style w:type="paragraph" w:customStyle="1" w:styleId="19">
+  <w:style w:type="paragraph" w:customStyle="1" w:styleId="Heading21">
     <w:name w:val="Heading #2|1"/>
-    <w:basedOn w:val="1"/>
-    <w:qFormat/>
-    <w:uiPriority w:val="0"/>
+    <w:basedOn w:val="a"/>
+    <w:qFormat/>
     <w:pPr>
-      <w:widowControl w:val="0"/>
-      <w:shd w:val="clear" w:color="auto" w:fill="auto"/>
       <w:spacing w:line="331" w:lineRule="auto"/>
       <w:jc w:val="center"/>
       <w:outlineLvl w:val="1"/>
@@ -1782,71 +1549,51 @@
     <w:rPr>
       <w:sz w:val="22"/>
       <w:szCs w:val="22"/>
-      <w:u w:val="none"/>
-      <w:shd w:val="clear" w:color="auto" w:fill="auto"/>
     </w:rPr>
   </w:style>
-  <w:style w:type="paragraph" w:customStyle="1" w:styleId="20">
+  <w:style w:type="paragraph" w:customStyle="1" w:styleId="Bodytext1">
     <w:name w:val="Body text|1"/>
-    <w:basedOn w:val="1"/>
-    <w:qFormat/>
-    <w:uiPriority w:val="0"/>
+    <w:basedOn w:val="a"/>
+    <w:qFormat/>
     <w:pPr>
-      <w:widowControl w:val="0"/>
-      <w:shd w:val="clear" w:color="auto" w:fill="auto"/>
       <w:spacing w:after="100" w:line="264" w:lineRule="auto"/>
       <w:ind w:firstLine="260"/>
     </w:pPr>
     <w:rPr>
       <w:sz w:val="19"/>
       <w:szCs w:val="19"/>
-      <w:u w:val="none"/>
-      <w:shd w:val="clear" w:color="auto" w:fill="auto"/>
     </w:rPr>
   </w:style>
-  <w:style w:type="paragraph" w:customStyle="1" w:styleId="21">
+  <w:style w:type="paragraph" w:customStyle="1" w:styleId="Other1">
     <w:name w:val="Other|1"/>
-    <w:basedOn w:val="1"/>
-    <w:qFormat/>
-    <w:uiPriority w:val="0"/>
+    <w:basedOn w:val="a"/>
+    <w:qFormat/>
     <w:pPr>
-      <w:widowControl w:val="0"/>
-      <w:shd w:val="clear" w:color="auto" w:fill="auto"/>
       <w:spacing w:after="100" w:line="264" w:lineRule="auto"/>
       <w:ind w:firstLine="260"/>
     </w:pPr>
     <w:rPr>
       <w:sz w:val="19"/>
       <w:szCs w:val="19"/>
-      <w:u w:val="none"/>
-      <w:shd w:val="clear" w:color="auto" w:fill="auto"/>
     </w:rPr>
   </w:style>
-  <w:style w:type="paragraph" w:customStyle="1" w:styleId="22">
+  <w:style w:type="paragraph" w:customStyle="1" w:styleId="Footnote1">
     <w:name w:val="Footnote|1"/>
-    <w:basedOn w:val="1"/>
-    <w:qFormat/>
-    <w:uiPriority w:val="0"/>
+    <w:basedOn w:val="a"/>
+    <w:qFormat/>
     <w:pPr>
-      <w:widowControl w:val="0"/>
-      <w:shd w:val="clear" w:color="auto" w:fill="auto"/>
       <w:ind w:firstLine="240"/>
     </w:pPr>
     <w:rPr>
       <w:sz w:val="16"/>
       <w:szCs w:val="16"/>
-      <w:u w:val="none"/>
-      <w:shd w:val="clear" w:color="auto" w:fill="auto"/>
     </w:rPr>
   </w:style>
-  <w:style w:type="paragraph" w:customStyle="1" w:styleId="23">
+  <w:style w:type="paragraph" w:customStyle="1" w:styleId="Heading11">
     <w:name w:val="Heading #1|1"/>
-    <w:basedOn w:val="1"/>
-    <w:qFormat/>
-    <w:uiPriority w:val="0"/>
+    <w:basedOn w:val="a"/>
+    <w:qFormat/>
     <w:pPr>
-      <w:widowControl w:val="0"/>
-      <w:shd w:val="clear" w:color="auto" w:fill="auto"/>
       <w:spacing w:after="240"/>
       <w:jc w:val="center"/>
       <w:outlineLvl w:val="0"/>
@@ -1856,8 +1603,6 @@
       <w:bCs/>
       <w:sz w:val="22"/>
       <w:szCs w:val="22"/>
-      <w:u w:val="none"/>
-      <w:shd w:val="clear" w:color="auto" w:fill="auto"/>
     </w:rPr>
   </w:style>
 </w:styles>
@@ -2144,5 +1889,6 @@
     </a:fmtScheme>
   </a:themeElements>
   <a:objectDefaults/>
+  <a:extraClrSchemeLst/>
 </a:theme>
 </file>
--- a/1.开题/5.软工毕设参考模板-英文翻译.docx
+++ b/1.开题/5.软工毕设参考模板-英文翻译.docx
@@ -4,7 +4,7 @@
   <w:body>
     <w:p>
       <w:pPr>
-        <w:ind w:rightChars="98" w:right="206"/>
+        <w:ind w:rightChars="98" w:right="235"/>
         <w:jc w:val="center"/>
         <w:rPr>
           <w:rFonts w:ascii="宋体" w:hAnsi="宋体"/>
@@ -13,7 +13,7 @@
     </w:p>
     <w:p>
       <w:pPr>
-        <w:ind w:rightChars="98" w:right="206"/>
+        <w:ind w:rightChars="98" w:right="235"/>
         <w:jc w:val="center"/>
         <w:rPr>
           <w:rFonts w:ascii="宋体" w:hAnsi="宋体"/>
@@ -22,7 +22,7 @@
     </w:p>
     <w:p>
       <w:pPr>
-        <w:ind w:rightChars="98" w:right="206"/>
+        <w:ind w:rightChars="98" w:right="235"/>
         <w:jc w:val="center"/>
         <w:rPr>
           <w:rFonts w:ascii="宋体" w:hAnsi="宋体"/>
@@ -51,7 +51,7 @@
                     </pic:cNvPicPr>
                   </pic:nvPicPr>
                   <pic:blipFill>
-                    <a:blip r:embed="rId4"/>
+                    <a:blip r:embed="rId7"/>
                     <a:stretch>
                       <a:fillRect/>
                     </a:stretch>
@@ -148,7 +148,6 @@
           <w:p>
             <w:pPr>
               <w:widowControl/>
-              <w:jc w:val="left"/>
               <w:textAlignment w:val="top"/>
               <w:rPr>
                 <w:rFonts w:ascii="仿宋_GB2312" w:eastAsia="仿宋_GB2312" w:hAnsi="宋体" w:cs="仿宋_GB2312"/>
@@ -268,7 +267,6 @@
           <w:p>
             <w:pPr>
               <w:widowControl/>
-              <w:jc w:val="left"/>
               <w:textAlignment w:val="top"/>
               <w:rPr>
                 <w:rFonts w:ascii="仿宋_GB2312" w:eastAsia="仿宋_GB2312" w:hAnsi="宋体" w:cs="仿宋_GB2312"/>
@@ -338,7 +336,6 @@
           <w:p>
             <w:pPr>
               <w:widowControl/>
-              <w:jc w:val="left"/>
               <w:textAlignment w:val="top"/>
               <w:rPr>
                 <w:rFonts w:ascii="仿宋_GB2312" w:eastAsia="仿宋_GB2312" w:hAnsi="宋体" w:cs="仿宋_GB2312"/>
@@ -410,7 +407,6 @@
           <w:p>
             <w:pPr>
               <w:widowControl/>
-              <w:jc w:val="left"/>
               <w:textAlignment w:val="top"/>
               <w:rPr>
                 <w:rFonts w:ascii="仿宋_GB2312" w:eastAsia="仿宋_GB2312" w:hAnsi="宋体" w:cs="仿宋_GB2312"/>
@@ -486,7 +482,6 @@
           <w:p>
             <w:pPr>
               <w:widowControl/>
-              <w:jc w:val="left"/>
               <w:textAlignment w:val="top"/>
               <w:rPr>
                 <w:rFonts w:ascii="仿宋_GB2312" w:eastAsia="仿宋_GB2312" w:hAnsi="宋体" w:cs="仿宋_GB2312"/>
@@ -582,7 +577,6 @@
           <w:p>
             <w:pPr>
               <w:widowControl/>
-              <w:jc w:val="left"/>
               <w:textAlignment w:val="top"/>
               <w:rPr>
                 <w:rFonts w:ascii="仿宋_GB2312" w:eastAsia="仿宋_GB2312" w:hAnsi="宋体" w:cs="仿宋_GB2312"/>
@@ -646,6 +640,16 @@
               <w:jc w:val="center"/>
               <w:textAlignment w:val="top"/>
               <w:rPr>
+                <w:rFonts w:eastAsia="仿宋_GB2312" w:cs="仿宋_GB2312"/>
+                <w:b/>
+                <w:bCs/>
+                <w:color w:val="000000"/>
+                <w:sz w:val="36"/>
+                <w:szCs w:val="36"/>
+              </w:rPr>
+            </w:pPr>
+            <w:r>
+              <w:rPr>
                 <w:rFonts w:eastAsia="仿宋_GB2312" w:cs="仿宋_GB2312" w:hint="eastAsia"/>
                 <w:b/>
                 <w:bCs/>
@@ -653,7 +657,8 @@
                 <w:sz w:val="36"/>
                 <w:szCs w:val="36"/>
               </w:rPr>
-            </w:pPr>
+              <w:t>本</w:t>
+            </w:r>
             <w:r>
               <w:rPr>
                 <w:rFonts w:eastAsia="仿宋_GB2312" w:cs="仿宋_GB2312" w:hint="eastAsia"/>
@@ -663,7 +668,7 @@
                 <w:sz w:val="36"/>
                 <w:szCs w:val="36"/>
               </w:rPr>
-              <w:t>本</w:t>
+              <w:t>22</w:t>
             </w:r>
             <w:r>
               <w:rPr>
@@ -674,9 +679,8 @@
                 <w:sz w:val="36"/>
                 <w:szCs w:val="36"/>
               </w:rPr>
-              <w:t>22</w:t>
-            </w:r>
-            <w:proofErr w:type="gramStart"/>
+              <w:t>医信</w:t>
+            </w:r>
             <w:r>
               <w:rPr>
                 <w:rFonts w:eastAsia="仿宋_GB2312" w:cs="仿宋_GB2312" w:hint="eastAsia"/>
@@ -686,9 +690,8 @@
                 <w:sz w:val="36"/>
                 <w:szCs w:val="36"/>
               </w:rPr>
-              <w:t>医</w:t>
-            </w:r>
-            <w:proofErr w:type="gramEnd"/>
+              <w:t>01</w:t>
+            </w:r>
             <w:r>
               <w:rPr>
                 <w:rFonts w:eastAsia="仿宋_GB2312" w:cs="仿宋_GB2312" w:hint="eastAsia"/>
@@ -698,28 +701,6 @@
                 <w:sz w:val="36"/>
                 <w:szCs w:val="36"/>
               </w:rPr>
-              <w:t>信</w:t>
-            </w:r>
-            <w:r>
-              <w:rPr>
-                <w:rFonts w:eastAsia="仿宋_GB2312" w:cs="仿宋_GB2312" w:hint="eastAsia"/>
-                <w:b/>
-                <w:bCs/>
-                <w:color w:val="000000"/>
-                <w:sz w:val="36"/>
-                <w:szCs w:val="36"/>
-              </w:rPr>
-              <w:t>01</w:t>
-            </w:r>
-            <w:r>
-              <w:rPr>
-                <w:rFonts w:eastAsia="仿宋_GB2312" w:cs="仿宋_GB2312" w:hint="eastAsia"/>
-                <w:b/>
-                <w:bCs/>
-                <w:color w:val="000000"/>
-                <w:sz w:val="36"/>
-                <w:szCs w:val="36"/>
-              </w:rPr>
               <w:t>班</w:t>
             </w:r>
           </w:p>
@@ -737,7 +718,6 @@
           <w:p>
             <w:pPr>
               <w:widowControl/>
-              <w:jc w:val="left"/>
               <w:textAlignment w:val="top"/>
               <w:rPr>
                 <w:rFonts w:ascii="仿宋_GB2312" w:eastAsia="仿宋_GB2312" w:hAnsi="宋体" w:cs="仿宋_GB2312"/>
@@ -773,6 +753,16 @@
               <w:jc w:val="center"/>
               <w:textAlignment w:val="top"/>
               <w:rPr>
+                <w:rFonts w:eastAsia="仿宋_GB2312" w:cs="仿宋_GB2312"/>
+                <w:b/>
+                <w:bCs/>
+                <w:color w:val="000000"/>
+                <w:sz w:val="36"/>
+                <w:szCs w:val="36"/>
+              </w:rPr>
+            </w:pPr>
+            <w:r>
+              <w:rPr>
                 <w:rFonts w:eastAsia="仿宋_GB2312" w:cs="仿宋_GB2312" w:hint="eastAsia"/>
                 <w:b/>
                 <w:bCs/>
@@ -780,20 +770,8 @@
                 <w:sz w:val="36"/>
                 <w:szCs w:val="36"/>
               </w:rPr>
-            </w:pPr>
-            <w:proofErr w:type="gramStart"/>
-            <w:r>
-              <w:rPr>
-                <w:rFonts w:eastAsia="仿宋_GB2312" w:cs="仿宋_GB2312" w:hint="eastAsia"/>
-                <w:b/>
-                <w:bCs/>
-                <w:color w:val="000000"/>
-                <w:sz w:val="36"/>
-                <w:szCs w:val="36"/>
-              </w:rPr>
               <w:t>肖俏</w:t>
             </w:r>
-            <w:proofErr w:type="gramEnd"/>
           </w:p>
         </w:tc>
       </w:tr>
@@ -809,7 +787,6 @@
           <w:p>
             <w:pPr>
               <w:widowControl/>
-              <w:jc w:val="left"/>
               <w:textAlignment w:val="top"/>
               <w:rPr>
                 <w:rFonts w:ascii="仿宋_GB2312" w:eastAsia="仿宋_GB2312" w:hAnsi="宋体" w:cs="仿宋_GB2312"/>
@@ -904,9 +881,19 @@
       <w:pPr>
         <w:jc w:val="center"/>
         <w:rPr>
-          <w:rFonts w:ascii="仿宋_GB2312" w:eastAsia="仿宋_GB2312"/>
-          <w:sz w:val="44"/>
-        </w:rPr>
+          <w:rFonts w:ascii="黑体" w:eastAsia="黑体"/>
+          <w:sz w:val="36"/>
+          <w:szCs w:val="36"/>
+        </w:rPr>
+        <w:sectPr>
+          <w:type w:val="continuous"/>
+          <w:pgSz w:w="11906" w:h="16838"/>
+          <w:pgMar w:top="1440" w:right="1361" w:bottom="1440" w:left="1797" w:header="851" w:footer="992" w:gutter="0"/>
+          <w:pgNumType w:start="1"/>
+          <w:cols w:space="720"/>
+          <w:titlePg/>
+          <w:docGrid w:type="lines" w:linePitch="312"/>
+        </w:sectPr>
       </w:pPr>
       <w:r>
         <w:rPr>
@@ -935,23 +922,711 @@
     </w:p>
     <w:p>
       <w:pPr>
-        <w:rPr>
-          <w:rFonts w:ascii="宋体" w:hAnsi="宋体"/>
-          <w:sz w:val="44"/>
+        <w:jc w:val="center"/>
+        <w:rPr>
+          <w:rFonts w:ascii="黑体" w:eastAsia="黑体" w:hAnsi="黑体"/>
+          <w:b/>
+          <w:bCs/>
+          <w:sz w:val="32"/>
+          <w:szCs w:val="32"/>
         </w:rPr>
       </w:pPr>
       <w:r>
         <w:rPr>
-          <w:rFonts w:ascii="宋体" w:hAnsi="宋体" w:hint="eastAsia"/>
-          <w:sz w:val="44"/>
+          <w:rFonts w:ascii="黑体" w:eastAsia="黑体" w:hAnsi="黑体"/>
+          <w:b/>
+          <w:bCs/>
+          <w:sz w:val="32"/>
+          <w:szCs w:val="32"/>
         </w:rPr>
         <w:lastRenderedPageBreak/>
-        <w:br w:type="page"/>
+        <w:t>Predicting monthly hospital</w:t>
+      </w:r>
+      <w:r>
+        <w:rPr>
+          <w:rFonts w:ascii="黑体" w:eastAsia="黑体" w:hAnsi="黑体" w:hint="eastAsia"/>
+          <w:b/>
+          <w:bCs/>
+          <w:sz w:val="32"/>
+          <w:szCs w:val="32"/>
+        </w:rPr>
+        <w:t xml:space="preserve"> </w:t>
+      </w:r>
+      <w:r>
+        <w:rPr>
+          <w:rFonts w:ascii="黑体" w:eastAsia="黑体" w:hAnsi="黑体"/>
+          <w:b/>
+          <w:bCs/>
+          <w:sz w:val="32"/>
+          <w:szCs w:val="32"/>
+        </w:rPr>
+        <w:t>outpatient visits based</w:t>
+      </w:r>
+      <w:r>
+        <w:rPr>
+          <w:rFonts w:ascii="黑体" w:eastAsia="黑体" w:hAnsi="黑体" w:hint="eastAsia"/>
+          <w:b/>
+          <w:bCs/>
+          <w:sz w:val="32"/>
+          <w:szCs w:val="32"/>
+        </w:rPr>
+        <w:t xml:space="preserve"> </w:t>
+      </w:r>
+      <w:r>
+        <w:rPr>
+          <w:rFonts w:ascii="黑体" w:eastAsia="黑体" w:hAnsi="黑体"/>
+          <w:b/>
+          <w:bCs/>
+          <w:sz w:val="32"/>
+          <w:szCs w:val="32"/>
+        </w:rPr>
+        <w:t>on</w:t>
+      </w:r>
+      <w:r>
+        <w:rPr>
+          <w:rFonts w:ascii="黑体" w:eastAsia="黑体" w:hAnsi="黑体" w:hint="eastAsia"/>
+          <w:b/>
+          <w:bCs/>
+          <w:sz w:val="32"/>
+          <w:szCs w:val="32"/>
+        </w:rPr>
+        <w:t xml:space="preserve"> </w:t>
+      </w:r>
+      <w:r>
+        <w:rPr>
+          <w:rFonts w:ascii="黑体" w:eastAsia="黑体" w:hAnsi="黑体"/>
+          <w:b/>
+          <w:bCs/>
+          <w:sz w:val="32"/>
+          <w:szCs w:val="32"/>
+        </w:rPr>
+        <w:t>meteorological environmental</w:t>
+      </w:r>
+      <w:r>
+        <w:rPr>
+          <w:rFonts w:ascii="黑体" w:eastAsia="黑体" w:hAnsi="黑体" w:hint="eastAsia"/>
+          <w:b/>
+          <w:bCs/>
+          <w:sz w:val="32"/>
+          <w:szCs w:val="32"/>
+        </w:rPr>
+        <w:t xml:space="preserve"> </w:t>
+      </w:r>
+      <w:r>
+        <w:rPr>
+          <w:rFonts w:ascii="黑体" w:eastAsia="黑体" w:hAnsi="黑体"/>
+          <w:b/>
+          <w:bCs/>
+          <w:sz w:val="32"/>
+          <w:szCs w:val="32"/>
+        </w:rPr>
+        <w:t>factors using the</w:t>
+      </w:r>
+      <w:r>
+        <w:rPr>
+          <w:rFonts w:ascii="黑体" w:eastAsia="黑体" w:hAnsi="黑体" w:hint="eastAsia"/>
+          <w:b/>
+          <w:bCs/>
+          <w:sz w:val="32"/>
+          <w:szCs w:val="32"/>
+        </w:rPr>
+        <w:t xml:space="preserve"> </w:t>
+      </w:r>
+      <w:r>
+        <w:rPr>
+          <w:rFonts w:ascii="黑体" w:eastAsia="黑体" w:hAnsi="黑体"/>
+          <w:b/>
+          <w:bCs/>
+          <w:sz w:val="32"/>
+          <w:szCs w:val="32"/>
+        </w:rPr>
+        <w:t>ARIMA model</w:t>
       </w:r>
     </w:p>
     <w:p>
       <w:pPr>
-        <w:ind w:firstLineChars="200" w:firstLine="560"/>
+        <w:jc w:val="center"/>
+        <w:rPr>
+          <w:rFonts w:ascii="黑体" w:eastAsia="黑体" w:hAnsi="黑体"/>
+          <w:b/>
+          <w:bCs/>
+          <w:sz w:val="32"/>
+          <w:szCs w:val="32"/>
+        </w:rPr>
+      </w:pPr>
+      <w:r>
+        <w:rPr>
+          <w:rFonts w:ascii="黑体" w:eastAsia="黑体" w:hAnsi="黑体"/>
+          <w:b/>
+          <w:bCs/>
+          <w:sz w:val="32"/>
+          <w:szCs w:val="32"/>
+        </w:rPr>
+        <w:t>《基于ARIMA模型结合气象环境因素的医院月度门诊量预测研究》</w:t>
+      </w:r>
+    </w:p>
+    <w:p>
+      <w:pPr>
+        <w:rPr>
+          <w:rFonts w:eastAsia="黑体"/>
+        </w:rPr>
+      </w:pPr>
+      <w:r>
+        <w:rPr>
+          <w:rFonts w:eastAsia="黑体" w:hint="eastAsia"/>
+          <w:b/>
+          <w:bCs/>
+        </w:rPr>
+        <w:t>Abstract:</w:t>
+      </w:r>
+      <w:r>
+        <w:rPr>
+          <w:rFonts w:eastAsia="黑体"/>
+        </w:rPr>
+        <w:t>Accurate forecasting of hospital outpatient visits is beneficial to the rational planning and allocation</w:t>
+      </w:r>
+      <w:r>
+        <w:rPr>
+          <w:rFonts w:eastAsia="黑体" w:hint="eastAsia"/>
+        </w:rPr>
+        <w:t xml:space="preserve"> </w:t>
+      </w:r>
+      <w:r>
+        <w:rPr>
+          <w:rFonts w:eastAsia="黑体"/>
+        </w:rPr>
+        <w:t>of medical resources to meet medical needs. Several studies have suggested that outpatient visits</w:t>
+      </w:r>
+      <w:r>
+        <w:rPr>
+          <w:rFonts w:eastAsia="黑体" w:hint="eastAsia"/>
+        </w:rPr>
+        <w:t xml:space="preserve"> </w:t>
+      </w:r>
+      <w:r>
+        <w:rPr>
+          <w:rFonts w:eastAsia="黑体"/>
+        </w:rPr>
+        <w:t>are related to meteorological environmental factors. We aimed to use the autoregressive integrated</w:t>
+      </w:r>
+      <w:r>
+        <w:rPr>
+          <w:rFonts w:eastAsia="黑体" w:hint="eastAsia"/>
+        </w:rPr>
+        <w:t xml:space="preserve"> </w:t>
+      </w:r>
+      <w:r>
+        <w:rPr>
+          <w:rFonts w:eastAsia="黑体"/>
+        </w:rPr>
+        <w:t>moving average (ARIMA) model to analyze the relationship between meteorological environmental</w:t>
+      </w:r>
+      <w:r>
+        <w:rPr>
+          <w:rFonts w:eastAsia="黑体" w:hint="eastAsia"/>
+        </w:rPr>
+        <w:t xml:space="preserve"> </w:t>
+      </w:r>
+      <w:r>
+        <w:rPr>
+          <w:rFonts w:eastAsia="黑体"/>
+        </w:rPr>
+        <w:t>factors and outpatient visits. Also, outpatient visits can be forecast for the future period. Monthly</w:t>
+      </w:r>
+      <w:r>
+        <w:rPr>
+          <w:rFonts w:eastAsia="黑体" w:hint="eastAsia"/>
+        </w:rPr>
+        <w:t xml:space="preserve"> </w:t>
+      </w:r>
+      <w:r>
+        <w:rPr>
+          <w:rFonts w:eastAsia="黑体"/>
+        </w:rPr>
+        <w:t>outpatient visits and meteorological environmental factors were collected from January 2015 to July</w:t>
+      </w:r>
+      <w:r>
+        <w:rPr>
+          <w:rFonts w:eastAsia="黑体" w:hint="eastAsia"/>
+        </w:rPr>
+        <w:t xml:space="preserve"> </w:t>
+      </w:r>
+      <w:r>
+        <w:rPr>
+          <w:rFonts w:eastAsia="黑体"/>
+        </w:rPr>
+        <w:t>2021. An ARIMAX model was constructed by incorporating meteorological environmental factors as</w:t>
+      </w:r>
+      <w:r>
+        <w:rPr>
+          <w:rFonts w:eastAsia="黑体" w:hint="eastAsia"/>
+        </w:rPr>
+        <w:t xml:space="preserve"> </w:t>
+      </w:r>
+      <w:r>
+        <w:rPr>
+          <w:rFonts w:eastAsia="黑体"/>
+        </w:rPr>
+        <w:t>covariates to the ARIMA model, by evaluating the stationary R2, coefficient of determination R2, mean</w:t>
+      </w:r>
+      <w:r>
+        <w:rPr>
+          <w:rFonts w:eastAsia="黑体" w:hint="eastAsia"/>
+        </w:rPr>
+        <w:t xml:space="preserve"> </w:t>
+      </w:r>
+      <w:r>
+        <w:rPr>
+          <w:rFonts w:eastAsia="黑体"/>
+        </w:rPr>
+        <w:t>absolute percentage error (MAPE), and normalized Bayesian information criterion (BIC). The ARIMA</w:t>
+      </w:r>
+      <w:r>
+        <w:rPr>
+          <w:rFonts w:eastAsia="黑体" w:hint="eastAsia"/>
+        </w:rPr>
+        <w:t xml:space="preserve"> </w:t>
+      </w:r>
+      <w:r>
+        <w:rPr>
+          <w:rFonts w:eastAsia="黑体"/>
+        </w:rPr>
+        <w:t>(0, 1, 1)(0, 1, 0)12 model with the covariates of SO2, PM2.5, and CO was the optimal model. Monthly</w:t>
+      </w:r>
+      <w:r>
+        <w:rPr>
+          <w:rFonts w:eastAsia="黑体" w:hint="eastAsia"/>
+        </w:rPr>
+        <w:t xml:space="preserve"> </w:t>
+      </w:r>
+      <w:r>
+        <w:rPr>
+          <w:rFonts w:eastAsia="黑体"/>
+        </w:rPr>
+        <w:t>outpatient visits in 2019 can be predicted using average data from past years. The relative error</w:t>
+      </w:r>
+      <w:r>
+        <w:rPr>
+          <w:rFonts w:eastAsia="黑体" w:hint="eastAsia"/>
+        </w:rPr>
+        <w:t xml:space="preserve"> </w:t>
+      </w:r>
+      <w:r>
+        <w:rPr>
+          <w:rFonts w:eastAsia="黑体"/>
+        </w:rPr>
+        <w:t>between the predicted and actual values for 2019 was 2.77%. Our study suggests that SO2, PM2.5,</w:t>
+      </w:r>
+      <w:r>
+        <w:rPr>
+          <w:rFonts w:eastAsia="黑体" w:hint="eastAsia"/>
+        </w:rPr>
+        <w:t xml:space="preserve"> </w:t>
+      </w:r>
+      <w:r>
+        <w:rPr>
+          <w:rFonts w:eastAsia="黑体"/>
+        </w:rPr>
+        <w:t>and CO concentration have a significant impact on outpatient visits. The model built has excellent</w:t>
+      </w:r>
+      <w:r>
+        <w:rPr>
+          <w:rFonts w:eastAsia="黑体" w:hint="eastAsia"/>
+        </w:rPr>
+        <w:t xml:space="preserve"> </w:t>
+      </w:r>
+      <w:r>
+        <w:rPr>
+          <w:rFonts w:eastAsia="黑体"/>
+        </w:rPr>
+        <w:t>predictive performance and can provide some references for the scientific management of hospitals to</w:t>
+      </w:r>
+      <w:r>
+        <w:rPr>
+          <w:rFonts w:eastAsia="黑体" w:hint="eastAsia"/>
+        </w:rPr>
+        <w:t xml:space="preserve"> </w:t>
+      </w:r>
+      <w:r>
+        <w:rPr>
+          <w:rFonts w:eastAsia="黑体"/>
+        </w:rPr>
+        <w:t>allocate staff and resources.</w:t>
+      </w:r>
+    </w:p>
+    <w:p>
+      <w:pPr>
+        <w:jc w:val="both"/>
+        <w:rPr>
+          <w:rFonts w:eastAsia="楷体" w:hint="eastAsia"/>
+        </w:rPr>
+      </w:pPr>
+      <w:r>
+        <w:rPr>
+          <w:rFonts w:ascii="黑体" w:eastAsia="黑体" w:hAnsi="黑体" w:hint="eastAsia"/>
+          <w:b/>
+          <w:bCs/>
+        </w:rPr>
+        <w:t>摘 要：</w:t>
+      </w:r>
+      <w:r>
+        <w:rPr>
+          <w:rFonts w:eastAsia="楷体" w:hint="eastAsia"/>
+        </w:rPr>
+        <w:t>准确预测医院门诊量有助于合理规划和配置医疗资源，以满足患者的就医需求。已有多项研究表明，门诊量与气象环境因素存在一定关联。本文旨在利用自回归积分滑动平均（</w:t>
+      </w:r>
+      <w:r>
+        <w:rPr>
+          <w:rFonts w:eastAsia="楷体" w:hint="eastAsia"/>
+        </w:rPr>
+        <w:t>ARIMA</w:t>
+      </w:r>
+      <w:r>
+        <w:rPr>
+          <w:rFonts w:eastAsia="楷体" w:hint="eastAsia"/>
+        </w:rPr>
+        <w:t>）模型分析气象环境因素与门诊量之间的关系，并对未来时期的门诊量进行预测。研究收集了</w:t>
+      </w:r>
+      <w:r>
+        <w:rPr>
+          <w:rFonts w:eastAsia="楷体" w:hint="eastAsia"/>
+        </w:rPr>
+        <w:t>2015</w:t>
+      </w:r>
+      <w:r>
+        <w:rPr>
+          <w:rFonts w:eastAsia="楷体" w:hint="eastAsia"/>
+        </w:rPr>
+        <w:t>年</w:t>
+      </w:r>
+      <w:r>
+        <w:rPr>
+          <w:rFonts w:eastAsia="楷体" w:hint="eastAsia"/>
+        </w:rPr>
+        <w:t>1</w:t>
+      </w:r>
+      <w:r>
+        <w:rPr>
+          <w:rFonts w:eastAsia="楷体" w:hint="eastAsia"/>
+        </w:rPr>
+        <w:t>月至</w:t>
+      </w:r>
+      <w:r>
+        <w:rPr>
+          <w:rFonts w:eastAsia="楷体" w:hint="eastAsia"/>
+        </w:rPr>
+        <w:t>2021</w:t>
+      </w:r>
+      <w:r>
+        <w:rPr>
+          <w:rFonts w:eastAsia="楷体" w:hint="eastAsia"/>
+        </w:rPr>
+        <w:t>年</w:t>
+      </w:r>
+      <w:r>
+        <w:rPr>
+          <w:rFonts w:eastAsia="楷体" w:hint="eastAsia"/>
+        </w:rPr>
+        <w:t>7</w:t>
+      </w:r>
+      <w:r>
+        <w:rPr>
+          <w:rFonts w:eastAsia="楷体" w:hint="eastAsia"/>
+        </w:rPr>
+        <w:t>月期间的月度门诊量数据及气象环境因素数据。在</w:t>
+      </w:r>
+      <w:r>
+        <w:rPr>
+          <w:rFonts w:eastAsia="楷体" w:hint="eastAsia"/>
+        </w:rPr>
+        <w:t>ARIMA</w:t>
+      </w:r>
+      <w:r>
+        <w:rPr>
+          <w:rFonts w:eastAsia="楷体" w:hint="eastAsia"/>
+        </w:rPr>
+        <w:t>模型的基础上，引入气象环境因素作为协变量，构建</w:t>
+      </w:r>
+      <w:r>
+        <w:rPr>
+          <w:rFonts w:eastAsia="楷体" w:hint="eastAsia"/>
+        </w:rPr>
+        <w:t>ARIMAX</w:t>
+      </w:r>
+      <w:r>
+        <w:rPr>
+          <w:rFonts w:eastAsia="楷体" w:hint="eastAsia"/>
+        </w:rPr>
+        <w:t>模型，并通过平稳</w:t>
+      </w:r>
+      <w:r>
+        <w:rPr>
+          <w:rFonts w:eastAsia="楷体" w:hint="eastAsia"/>
+        </w:rPr>
+        <w:t>R</w:t>
+      </w:r>
+      <w:r>
+        <w:rPr>
+          <w:rFonts w:eastAsia="楷体" w:cs="Calibri"/>
+        </w:rPr>
+        <w:t>²</w:t>
+      </w:r>
+      <w:r>
+        <w:rPr>
+          <w:rFonts w:eastAsia="楷体" w:cs="黑体" w:hint="eastAsia"/>
+        </w:rPr>
+        <w:t>、决定系数</w:t>
+      </w:r>
+      <w:r>
+        <w:rPr>
+          <w:rFonts w:eastAsia="楷体" w:hint="eastAsia"/>
+        </w:rPr>
+        <w:t>R</w:t>
+      </w:r>
+      <w:r>
+        <w:rPr>
+          <w:rFonts w:eastAsia="楷体" w:cs="Calibri"/>
+        </w:rPr>
+        <w:t>²</w:t>
+      </w:r>
+      <w:r>
+        <w:rPr>
+          <w:rFonts w:eastAsia="楷体" w:cs="黑体" w:hint="eastAsia"/>
+        </w:rPr>
+        <w:t>、平均绝对百分比误差（</w:t>
+      </w:r>
+      <w:r>
+        <w:rPr>
+          <w:rFonts w:eastAsia="楷体" w:hint="eastAsia"/>
+        </w:rPr>
+        <w:t>MAPE</w:t>
+      </w:r>
+      <w:r>
+        <w:rPr>
+          <w:rFonts w:eastAsia="楷体" w:hint="eastAsia"/>
+        </w:rPr>
+        <w:t>）以及标准化贝叶斯信息准则（</w:t>
+      </w:r>
+      <w:r>
+        <w:rPr>
+          <w:rFonts w:eastAsia="楷体" w:hint="eastAsia"/>
+        </w:rPr>
+        <w:t>BIC</w:t>
+      </w:r>
+      <w:r>
+        <w:rPr>
+          <w:rFonts w:eastAsia="楷体" w:hint="eastAsia"/>
+        </w:rPr>
+        <w:t>）等指标对模型进行评估。研究结果表明，包含</w:t>
+      </w:r>
+      <w:r>
+        <w:rPr>
+          <w:rFonts w:eastAsia="楷体"/>
+        </w:rPr>
+        <w:t>SO</w:t>
+      </w:r>
+      <w:r>
+        <w:rPr>
+          <w:rFonts w:eastAsia="楷体" w:cs="Cambria Math"/>
+        </w:rPr>
+        <w:t>₂</w:t>
+      </w:r>
+      <w:r>
+        <w:rPr>
+          <w:rFonts w:eastAsia="楷体" w:hint="eastAsia"/>
+        </w:rPr>
+        <w:t>、</w:t>
+      </w:r>
+      <w:r>
+        <w:rPr>
+          <w:rFonts w:eastAsia="楷体"/>
+        </w:rPr>
+        <w:t>PM2.5</w:t>
+      </w:r>
+      <w:r>
+        <w:rPr>
+          <w:rFonts w:eastAsia="楷体" w:hint="eastAsia"/>
+        </w:rPr>
+        <w:t>和</w:t>
+      </w:r>
+      <w:r>
+        <w:rPr>
+          <w:rFonts w:eastAsia="楷体"/>
+        </w:rPr>
+        <w:t>CO</w:t>
+      </w:r>
+      <w:r>
+        <w:rPr>
+          <w:rFonts w:eastAsia="楷体" w:hint="eastAsia"/>
+        </w:rPr>
+        <w:t>作为协变量的</w:t>
+      </w:r>
+      <w:r>
+        <w:rPr>
+          <w:rFonts w:eastAsia="楷体"/>
+        </w:rPr>
+        <w:t>ARIMA</w:t>
+      </w:r>
+      <w:r>
+        <w:rPr>
+          <w:rFonts w:eastAsia="楷体" w:hint="eastAsia"/>
+        </w:rPr>
+        <w:t>（</w:t>
+      </w:r>
+      <w:r>
+        <w:rPr>
+          <w:rFonts w:eastAsia="楷体"/>
+        </w:rPr>
+        <w:t>0</w:t>
+      </w:r>
+      <w:r>
+        <w:rPr>
+          <w:rFonts w:eastAsia="楷体" w:hint="eastAsia"/>
+        </w:rPr>
+        <w:t>，</w:t>
+      </w:r>
+      <w:r>
+        <w:rPr>
+          <w:rFonts w:eastAsia="楷体"/>
+        </w:rPr>
+        <w:t>1</w:t>
+      </w:r>
+      <w:r>
+        <w:rPr>
+          <w:rFonts w:eastAsia="楷体" w:hint="eastAsia"/>
+        </w:rPr>
+        <w:t>，</w:t>
+      </w:r>
+      <w:r>
+        <w:rPr>
+          <w:rFonts w:eastAsia="楷体"/>
+        </w:rPr>
+        <w:t>1</w:t>
+      </w:r>
+      <w:r>
+        <w:rPr>
+          <w:rFonts w:eastAsia="楷体" w:hint="eastAsia"/>
+        </w:rPr>
+        <w:t>）（</w:t>
+      </w:r>
+      <w:r>
+        <w:rPr>
+          <w:rFonts w:eastAsia="楷体"/>
+        </w:rPr>
+        <w:t>0</w:t>
+      </w:r>
+      <w:r>
+        <w:rPr>
+          <w:rFonts w:eastAsia="楷体" w:hint="eastAsia"/>
+        </w:rPr>
+        <w:t>，</w:t>
+      </w:r>
+      <w:r>
+        <w:rPr>
+          <w:rFonts w:eastAsia="楷体"/>
+        </w:rPr>
+        <w:t>1</w:t>
+      </w:r>
+      <w:r>
+        <w:rPr>
+          <w:rFonts w:eastAsia="楷体" w:hint="eastAsia"/>
+        </w:rPr>
+        <w:t>，</w:t>
+      </w:r>
+      <w:r>
+        <w:rPr>
+          <w:rFonts w:eastAsia="楷体"/>
+        </w:rPr>
+        <w:t>0</w:t>
+      </w:r>
+      <w:r>
+        <w:rPr>
+          <w:rFonts w:eastAsia="楷体" w:hint="eastAsia"/>
+        </w:rPr>
+        <w:t>）</w:t>
+      </w:r>
+      <w:r>
+        <w:rPr>
+          <w:rFonts w:eastAsia="楷体" w:cs="Cambria Math"/>
+        </w:rPr>
+        <w:t>₁₂</w:t>
+      </w:r>
+      <w:r>
+        <w:rPr>
+          <w:rFonts w:eastAsia="楷体" w:hint="eastAsia"/>
+        </w:rPr>
+        <w:t>模型为最优模型。利用往年平均数据能够较好地预测</w:t>
+      </w:r>
+      <w:r>
+        <w:rPr>
+          <w:rFonts w:eastAsia="楷体"/>
+        </w:rPr>
+        <w:t>2019</w:t>
+      </w:r>
+      <w:r>
+        <w:rPr>
+          <w:rFonts w:eastAsia="楷体" w:hint="eastAsia"/>
+        </w:rPr>
+        <w:t>年的月度门诊量，其预测值与实际值之间的相对误差为</w:t>
+      </w:r>
+      <w:r>
+        <w:rPr>
+          <w:rFonts w:eastAsia="楷体"/>
+        </w:rPr>
+        <w:t>2.77%</w:t>
+      </w:r>
+      <w:r>
+        <w:rPr>
+          <w:rFonts w:eastAsia="楷体" w:hint="eastAsia"/>
+        </w:rPr>
+        <w:t>。本研究表明，</w:t>
+      </w:r>
+      <w:r>
+        <w:rPr>
+          <w:rFonts w:eastAsia="楷体"/>
+        </w:rPr>
+        <w:t>SO</w:t>
+      </w:r>
+      <w:r>
+        <w:rPr>
+          <w:rFonts w:eastAsia="楷体" w:cs="Cambria Math"/>
+        </w:rPr>
+        <w:t>₂</w:t>
+      </w:r>
+      <w:r>
+        <w:rPr>
+          <w:rFonts w:eastAsia="楷体" w:hint="eastAsia"/>
+        </w:rPr>
+        <w:t>、</w:t>
+      </w:r>
+      <w:r>
+        <w:rPr>
+          <w:rFonts w:eastAsia="楷体"/>
+        </w:rPr>
+        <w:t>PM2.5</w:t>
+      </w:r>
+      <w:r>
+        <w:rPr>
+          <w:rFonts w:eastAsia="楷体" w:hint="eastAsia"/>
+        </w:rPr>
+        <w:t>以及</w:t>
+      </w:r>
+      <w:r>
+        <w:rPr>
+          <w:rFonts w:eastAsia="楷体"/>
+        </w:rPr>
+        <w:t>CO</w:t>
+      </w:r>
+      <w:r>
+        <w:rPr>
+          <w:rFonts w:eastAsia="楷体" w:hint="eastAsia"/>
+        </w:rPr>
+        <w:t>浓度对医院门诊量具有显著影响。所建立的模型具有较好的预测性能，可为医院科学管理、人员安排以及医疗资源配置提供一定参考。</w:t>
+      </w:r>
+    </w:p>
+    <w:p>
+      <w:pPr>
+        <w:widowControl/>
         <w:rPr>
           <w:rFonts w:ascii="宋体" w:hAnsi="宋体"/>
           <w:sz w:val="28"/>
@@ -960,34 +1635,2582 @@
       </w:pPr>
       <w:r>
         <w:rPr>
-          <w:rFonts w:ascii="宋体" w:hAnsi="宋体" w:hint="eastAsia"/>
+          <w:rFonts w:ascii="宋体" w:hAnsi="宋体"/>
           <w:sz w:val="28"/>
           <w:szCs w:val="18"/>
         </w:rPr>
-        <w:lastRenderedPageBreak/>
-        <w:t>格子达中外文译文封面已自动生成，内容请以附件形式上传</w:t>
+        <w:br w:type="page"/>
       </w:r>
     </w:p>
     <w:p>
       <w:pPr>
-        <w:ind w:firstLineChars="200" w:firstLine="560"/>
-        <w:rPr>
-          <w:rFonts w:ascii="宋体" w:hAnsi="宋体"/>
+        <w:rPr>
+          <w:rFonts w:eastAsia="黑体"/>
+          <w:b/>
+          <w:bCs/>
+        </w:rPr>
+      </w:pPr>
+      <w:r>
+        <w:rPr>
+          <w:rFonts w:eastAsia="黑体"/>
+          <w:b/>
+          <w:bCs/>
+        </w:rPr>
+        <w:lastRenderedPageBreak/>
+        <w:t>Abbreviations</w:t>
+      </w:r>
+      <w:r>
+        <w:rPr>
+          <w:rFonts w:eastAsia="黑体" w:hint="eastAsia"/>
+          <w:b/>
+          <w:bCs/>
+        </w:rPr>
+        <w:t>:</w:t>
+      </w:r>
+    </w:p>
+    <w:tbl>
+      <w:tblPr>
+        <w:tblStyle w:val="ac"/>
+        <w:tblW w:w="0" w:type="auto"/>
+        <w:tblBorders>
+          <w:top w:val="none" w:sz="0" w:space="0" w:color="auto"/>
+          <w:left w:val="none" w:sz="0" w:space="0" w:color="auto"/>
+          <w:bottom w:val="none" w:sz="0" w:space="0" w:color="auto"/>
+          <w:right w:val="none" w:sz="0" w:space="0" w:color="auto"/>
+          <w:insideH w:val="none" w:sz="0" w:space="0" w:color="auto"/>
+          <w:insideV w:val="none" w:sz="0" w:space="0" w:color="auto"/>
+        </w:tblBorders>
+        <w:tblLook w:val="04A0" w:firstRow="1" w:lastRow="0" w:firstColumn="1" w:lastColumn="0" w:noHBand="0" w:noVBand="1"/>
+      </w:tblPr>
+      <w:tblGrid>
+        <w:gridCol w:w="2235"/>
+        <w:gridCol w:w="6729"/>
+      </w:tblGrid>
+      <w:tr>
+        <w:tc>
+          <w:tcPr>
+            <w:tcW w:w="2235" w:type="dxa"/>
+          </w:tcPr>
+          <w:p>
+            <w:pPr>
+              <w:rPr>
+                <w:rFonts w:eastAsia="黑体" w:hint="eastAsia"/>
+              </w:rPr>
+            </w:pPr>
+            <w:r>
+              <w:rPr>
+                <w:rFonts w:eastAsia="黑体"/>
+              </w:rPr>
+              <w:t>ARIMA</w:t>
+            </w:r>
+          </w:p>
+        </w:tc>
+        <w:tc>
+          <w:tcPr>
+            <w:tcW w:w="6729" w:type="dxa"/>
+          </w:tcPr>
+          <w:p>
+            <w:pPr>
+              <w:rPr>
+                <w:rFonts w:eastAsia="黑体" w:hint="eastAsia"/>
+              </w:rPr>
+            </w:pPr>
+            <w:r>
+              <w:rPr>
+                <w:rFonts w:eastAsia="黑体"/>
+              </w:rPr>
+              <w:t>Autoregressive integrated moving average model</w:t>
+            </w:r>
+          </w:p>
+        </w:tc>
+      </w:tr>
+      <w:tr>
+        <w:tc>
+          <w:tcPr>
+            <w:tcW w:w="2235" w:type="dxa"/>
+          </w:tcPr>
+          <w:p>
+            <w:pPr>
+              <w:rPr>
+                <w:rFonts w:eastAsia="黑体" w:hint="eastAsia"/>
+              </w:rPr>
+            </w:pPr>
+            <w:r>
+              <w:rPr>
+                <w:rFonts w:eastAsia="黑体"/>
+              </w:rPr>
+              <w:t>DLNM</w:t>
+            </w:r>
+          </w:p>
+        </w:tc>
+        <w:tc>
+          <w:tcPr>
+            <w:tcW w:w="6729" w:type="dxa"/>
+          </w:tcPr>
+          <w:p>
+            <w:pPr>
+              <w:rPr>
+                <w:rFonts w:eastAsia="黑体" w:hint="eastAsia"/>
+              </w:rPr>
+            </w:pPr>
+            <w:r>
+              <w:rPr>
+                <w:rFonts w:eastAsia="黑体"/>
+              </w:rPr>
+              <w:t>Distributed lag nonlinear model</w:t>
+            </w:r>
+          </w:p>
+        </w:tc>
+      </w:tr>
+      <w:tr>
+        <w:tc>
+          <w:tcPr>
+            <w:tcW w:w="2235" w:type="dxa"/>
+          </w:tcPr>
+          <w:p>
+            <w:pPr>
+              <w:rPr>
+                <w:rFonts w:eastAsia="黑体" w:hint="eastAsia"/>
+              </w:rPr>
+            </w:pPr>
+            <w:r>
+              <w:rPr>
+                <w:rFonts w:eastAsia="黑体"/>
+              </w:rPr>
+              <w:t>GLM</w:t>
+            </w:r>
+          </w:p>
+        </w:tc>
+        <w:tc>
+          <w:tcPr>
+            <w:tcW w:w="6729" w:type="dxa"/>
+          </w:tcPr>
+          <w:p>
+            <w:pPr>
+              <w:rPr>
+                <w:rFonts w:eastAsia="黑体" w:hint="eastAsia"/>
+              </w:rPr>
+            </w:pPr>
+            <w:r>
+              <w:rPr>
+                <w:rFonts w:eastAsia="黑体"/>
+              </w:rPr>
+              <w:t>Generalized linear model</w:t>
+            </w:r>
+          </w:p>
+        </w:tc>
+      </w:tr>
+      <w:tr>
+        <w:tc>
+          <w:tcPr>
+            <w:tcW w:w="2235" w:type="dxa"/>
+          </w:tcPr>
+          <w:p>
+            <w:pPr>
+              <w:rPr>
+                <w:rFonts w:eastAsia="黑体" w:hint="eastAsia"/>
+              </w:rPr>
+            </w:pPr>
+            <w:r>
+              <w:rPr>
+                <w:rFonts w:eastAsia="黑体"/>
+              </w:rPr>
+              <w:t>SARIMA</w:t>
+            </w:r>
+          </w:p>
+        </w:tc>
+        <w:tc>
+          <w:tcPr>
+            <w:tcW w:w="6729" w:type="dxa"/>
+          </w:tcPr>
+          <w:p>
+            <w:pPr>
+              <w:rPr>
+                <w:rFonts w:eastAsia="黑体" w:hint="eastAsia"/>
+              </w:rPr>
+            </w:pPr>
+            <w:r>
+              <w:rPr>
+                <w:rFonts w:eastAsia="黑体"/>
+              </w:rPr>
+              <w:t>Seasonal autoregressive integrated moving average model</w:t>
+            </w:r>
+          </w:p>
+        </w:tc>
+      </w:tr>
+      <w:tr>
+        <w:tc>
+          <w:tcPr>
+            <w:tcW w:w="2235" w:type="dxa"/>
+          </w:tcPr>
+          <w:p>
+            <w:pPr>
+              <w:rPr>
+                <w:rFonts w:eastAsia="黑体"/>
+              </w:rPr>
+            </w:pPr>
+            <w:r>
+              <w:rPr>
+                <w:rFonts w:eastAsia="黑体"/>
+              </w:rPr>
+              <w:t>SARIMAX</w:t>
+            </w:r>
+          </w:p>
+        </w:tc>
+        <w:tc>
+          <w:tcPr>
+            <w:tcW w:w="6729" w:type="dxa"/>
+          </w:tcPr>
+          <w:p>
+            <w:pPr>
+              <w:rPr>
+                <w:rFonts w:eastAsia="黑体"/>
+              </w:rPr>
+            </w:pPr>
+            <w:r>
+              <w:rPr>
+                <w:rFonts w:eastAsia="黑体"/>
+              </w:rPr>
+              <w:t>Seasonal autoregressive integrated moving average model incorporating covariates</w:t>
+            </w:r>
+          </w:p>
+        </w:tc>
+      </w:tr>
+      <w:tr>
+        <w:tc>
+          <w:tcPr>
+            <w:tcW w:w="2235" w:type="dxa"/>
+          </w:tcPr>
+          <w:p>
+            <w:pPr>
+              <w:rPr>
+                <w:rFonts w:eastAsia="黑体"/>
+              </w:rPr>
+            </w:pPr>
+            <w:r>
+              <w:rPr>
+                <w:rFonts w:eastAsia="黑体"/>
+              </w:rPr>
+              <w:t>AR</w:t>
+            </w:r>
+          </w:p>
+        </w:tc>
+        <w:tc>
+          <w:tcPr>
+            <w:tcW w:w="6729" w:type="dxa"/>
+          </w:tcPr>
+          <w:p>
+            <w:pPr>
+              <w:rPr>
+                <w:rFonts w:eastAsia="黑体"/>
+              </w:rPr>
+            </w:pPr>
+            <w:r>
+              <w:rPr>
+                <w:rFonts w:eastAsia="黑体"/>
+              </w:rPr>
+              <w:t>Autoregressive</w:t>
+            </w:r>
+          </w:p>
+        </w:tc>
+      </w:tr>
+      <w:tr>
+        <w:tc>
+          <w:tcPr>
+            <w:tcW w:w="2235" w:type="dxa"/>
+          </w:tcPr>
+          <w:p>
+            <w:pPr>
+              <w:rPr>
+                <w:rFonts w:eastAsia="黑体"/>
+              </w:rPr>
+            </w:pPr>
+            <w:r>
+              <w:rPr>
+                <w:rFonts w:eastAsia="黑体"/>
+              </w:rPr>
+              <w:t>MA</w:t>
+            </w:r>
+          </w:p>
+        </w:tc>
+        <w:tc>
+          <w:tcPr>
+            <w:tcW w:w="6729" w:type="dxa"/>
+          </w:tcPr>
+          <w:p>
+            <w:pPr>
+              <w:rPr>
+                <w:rFonts w:eastAsia="黑体"/>
+              </w:rPr>
+            </w:pPr>
+            <w:r>
+              <w:rPr>
+                <w:rFonts w:eastAsia="黑体"/>
+              </w:rPr>
+              <w:t>Moving average</w:t>
+            </w:r>
+          </w:p>
+        </w:tc>
+      </w:tr>
+      <w:tr>
+        <w:tc>
+          <w:tcPr>
+            <w:tcW w:w="2235" w:type="dxa"/>
+          </w:tcPr>
+          <w:p>
+            <w:pPr>
+              <w:rPr>
+                <w:rFonts w:eastAsia="黑体"/>
+              </w:rPr>
+            </w:pPr>
+            <w:r>
+              <w:rPr>
+                <w:rFonts w:eastAsia="黑体"/>
+              </w:rPr>
+              <w:t>BIC</w:t>
+            </w:r>
+          </w:p>
+        </w:tc>
+        <w:tc>
+          <w:tcPr>
+            <w:tcW w:w="6729" w:type="dxa"/>
+          </w:tcPr>
+          <w:p>
+            <w:pPr>
+              <w:rPr>
+                <w:rFonts w:eastAsia="黑体"/>
+              </w:rPr>
+            </w:pPr>
+            <w:r>
+              <w:rPr>
+                <w:rFonts w:eastAsia="黑体"/>
+              </w:rPr>
+              <w:t>Bayesian information criterion</w:t>
+            </w:r>
+          </w:p>
+        </w:tc>
+      </w:tr>
+      <w:tr>
+        <w:tc>
+          <w:tcPr>
+            <w:tcW w:w="2235" w:type="dxa"/>
+          </w:tcPr>
+          <w:p>
+            <w:pPr>
+              <w:rPr>
+                <w:rFonts w:eastAsia="黑体"/>
+              </w:rPr>
+            </w:pPr>
+            <w:r>
+              <w:rPr>
+                <w:rFonts w:eastAsia="黑体"/>
+              </w:rPr>
+              <w:t>MAPE</w:t>
+            </w:r>
+          </w:p>
+        </w:tc>
+        <w:tc>
+          <w:tcPr>
+            <w:tcW w:w="6729" w:type="dxa"/>
+          </w:tcPr>
+          <w:p>
+            <w:pPr>
+              <w:rPr>
+                <w:rFonts w:eastAsia="黑体"/>
+              </w:rPr>
+            </w:pPr>
+            <w:r>
+              <w:rPr>
+                <w:rFonts w:eastAsia="黑体"/>
+              </w:rPr>
+              <w:t>Mean absolute percent error</w:t>
+            </w:r>
+          </w:p>
+        </w:tc>
+      </w:tr>
+      <w:tr>
+        <w:tc>
+          <w:tcPr>
+            <w:tcW w:w="2235" w:type="dxa"/>
+          </w:tcPr>
+          <w:p>
+            <w:pPr>
+              <w:rPr>
+                <w:rFonts w:eastAsia="黑体"/>
+              </w:rPr>
+            </w:pPr>
+            <w:r>
+              <w:rPr>
+                <w:rFonts w:eastAsia="黑体"/>
+              </w:rPr>
+              <w:t>UCL</w:t>
+            </w:r>
+          </w:p>
+        </w:tc>
+        <w:tc>
+          <w:tcPr>
+            <w:tcW w:w="6729" w:type="dxa"/>
+          </w:tcPr>
+          <w:p>
+            <w:pPr>
+              <w:rPr>
+                <w:rFonts w:eastAsia="黑体"/>
+              </w:rPr>
+            </w:pPr>
+            <w:r>
+              <w:rPr>
+                <w:rFonts w:eastAsia="黑体"/>
+              </w:rPr>
+              <w:t>Upper confidence limit</w:t>
+            </w:r>
+          </w:p>
+        </w:tc>
+      </w:tr>
+      <w:tr>
+        <w:tc>
+          <w:tcPr>
+            <w:tcW w:w="2235" w:type="dxa"/>
+          </w:tcPr>
+          <w:p>
+            <w:pPr>
+              <w:rPr>
+                <w:rFonts w:eastAsia="黑体"/>
+              </w:rPr>
+            </w:pPr>
+            <w:r>
+              <w:rPr>
+                <w:rFonts w:eastAsia="黑体"/>
+              </w:rPr>
+              <w:t>LCL</w:t>
+            </w:r>
+          </w:p>
+        </w:tc>
+        <w:tc>
+          <w:tcPr>
+            <w:tcW w:w="6729" w:type="dxa"/>
+          </w:tcPr>
+          <w:p>
+            <w:pPr>
+              <w:rPr>
+                <w:rFonts w:eastAsia="黑体"/>
+              </w:rPr>
+            </w:pPr>
+            <w:r>
+              <w:rPr>
+                <w:rFonts w:eastAsia="黑体"/>
+              </w:rPr>
+              <w:t>Lower confidence limit</w:t>
+            </w:r>
+          </w:p>
+        </w:tc>
+      </w:tr>
+      <w:tr>
+        <w:tc>
+          <w:tcPr>
+            <w:tcW w:w="2235" w:type="dxa"/>
+          </w:tcPr>
+          <w:p>
+            <w:pPr>
+              <w:rPr>
+                <w:rFonts w:eastAsia="黑体"/>
+              </w:rPr>
+            </w:pPr>
+            <w:r>
+              <w:rPr>
+                <w:rFonts w:eastAsia="黑体"/>
+              </w:rPr>
+              <w:t>COVID-19</w:t>
+            </w:r>
+          </w:p>
+        </w:tc>
+        <w:tc>
+          <w:tcPr>
+            <w:tcW w:w="6729" w:type="dxa"/>
+          </w:tcPr>
+          <w:p>
+            <w:pPr>
+              <w:rPr>
+                <w:rFonts w:eastAsia="黑体"/>
+              </w:rPr>
+            </w:pPr>
+            <w:r>
+              <w:rPr>
+                <w:rFonts w:eastAsia="黑体"/>
+              </w:rPr>
+              <w:t>Corona Virus Disease 2019</w:t>
+            </w:r>
+          </w:p>
+        </w:tc>
+      </w:tr>
+    </w:tbl>
+    <w:p>
+      <w:pPr>
+        <w:rPr>
+          <w:rFonts w:eastAsia="黑体"/>
+          <w:b/>
+          <w:bCs/>
+        </w:rPr>
+      </w:pPr>
+      <w:r>
+        <w:rPr>
+          <w:rFonts w:eastAsia="黑体"/>
+          <w:b/>
+          <w:bCs/>
+        </w:rPr>
+        <w:t>缩略语</w:t>
+      </w:r>
+      <w:r>
+        <w:rPr>
+          <w:rFonts w:eastAsia="黑体" w:hint="eastAsia"/>
+          <w:b/>
+          <w:bCs/>
+        </w:rPr>
+        <w:t>：</w:t>
+      </w:r>
+    </w:p>
+    <w:tbl>
+      <w:tblPr>
+        <w:tblStyle w:val="ac"/>
+        <w:tblW w:w="0" w:type="auto"/>
+        <w:tblBorders>
+          <w:top w:val="none" w:sz="0" w:space="0" w:color="auto"/>
+          <w:left w:val="none" w:sz="0" w:space="0" w:color="auto"/>
+          <w:bottom w:val="none" w:sz="0" w:space="0" w:color="auto"/>
+          <w:right w:val="none" w:sz="0" w:space="0" w:color="auto"/>
+          <w:insideH w:val="none" w:sz="0" w:space="0" w:color="auto"/>
+          <w:insideV w:val="none" w:sz="0" w:space="0" w:color="auto"/>
+        </w:tblBorders>
+        <w:tblLook w:val="04A0" w:firstRow="1" w:lastRow="0" w:firstColumn="1" w:lastColumn="0" w:noHBand="0" w:noVBand="1"/>
+      </w:tblPr>
+      <w:tblGrid>
+        <w:gridCol w:w="2235"/>
+        <w:gridCol w:w="6729"/>
+      </w:tblGrid>
+      <w:tr>
+        <w:tc>
+          <w:tcPr>
+            <w:tcW w:w="2235" w:type="dxa"/>
+          </w:tcPr>
+          <w:p>
+            <w:pPr>
+              <w:rPr>
+                <w:rFonts w:eastAsia="黑体" w:hint="eastAsia"/>
+              </w:rPr>
+            </w:pPr>
+            <w:r>
+              <w:rPr>
+                <w:rFonts w:eastAsia="黑体"/>
+              </w:rPr>
+              <w:t>ARIMA</w:t>
+            </w:r>
+          </w:p>
+        </w:tc>
+        <w:tc>
+          <w:tcPr>
+            <w:tcW w:w="6729" w:type="dxa"/>
+          </w:tcPr>
+          <w:p>
+            <w:pPr>
+              <w:rPr>
+                <w:rFonts w:ascii="宋体" w:hAnsi="宋体" w:hint="eastAsia"/>
+              </w:rPr>
+            </w:pPr>
+            <w:r>
+              <w:rPr>
+                <w:rFonts w:ascii="宋体" w:hAnsi="宋体"/>
+              </w:rPr>
+              <w:t>自回归积分滑动平均模型</w:t>
+            </w:r>
+          </w:p>
+        </w:tc>
+      </w:tr>
+      <w:tr>
+        <w:tc>
+          <w:tcPr>
+            <w:tcW w:w="2235" w:type="dxa"/>
+          </w:tcPr>
+          <w:p>
+            <w:pPr>
+              <w:rPr>
+                <w:rFonts w:eastAsia="黑体" w:hint="eastAsia"/>
+              </w:rPr>
+            </w:pPr>
+            <w:r>
+              <w:rPr>
+                <w:rFonts w:eastAsia="黑体"/>
+              </w:rPr>
+              <w:t>DLNM</w:t>
+            </w:r>
+          </w:p>
+        </w:tc>
+        <w:tc>
+          <w:tcPr>
+            <w:tcW w:w="6729" w:type="dxa"/>
+          </w:tcPr>
+          <w:p>
+            <w:pPr>
+              <w:rPr>
+                <w:rFonts w:ascii="宋体" w:hAnsi="宋体" w:hint="eastAsia"/>
+              </w:rPr>
+            </w:pPr>
+            <w:r>
+              <w:rPr>
+                <w:rFonts w:ascii="宋体" w:hAnsi="宋体"/>
+              </w:rPr>
+              <w:t>分布滞后非线性模型</w:t>
+            </w:r>
+          </w:p>
+        </w:tc>
+      </w:tr>
+      <w:tr>
+        <w:tc>
+          <w:tcPr>
+            <w:tcW w:w="2235" w:type="dxa"/>
+          </w:tcPr>
+          <w:p>
+            <w:pPr>
+              <w:rPr>
+                <w:rFonts w:eastAsia="黑体" w:hint="eastAsia"/>
+              </w:rPr>
+            </w:pPr>
+            <w:r>
+              <w:rPr>
+                <w:rFonts w:eastAsia="黑体"/>
+              </w:rPr>
+              <w:t>GLM</w:t>
+            </w:r>
+          </w:p>
+        </w:tc>
+        <w:tc>
+          <w:tcPr>
+            <w:tcW w:w="6729" w:type="dxa"/>
+          </w:tcPr>
+          <w:p>
+            <w:pPr>
+              <w:rPr>
+                <w:rFonts w:ascii="宋体" w:hAnsi="宋体" w:hint="eastAsia"/>
+              </w:rPr>
+            </w:pPr>
+            <w:r>
+              <w:rPr>
+                <w:rFonts w:ascii="宋体" w:hAnsi="宋体"/>
+              </w:rPr>
+              <w:t>广义线性模型</w:t>
+            </w:r>
+          </w:p>
+        </w:tc>
+      </w:tr>
+      <w:tr>
+        <w:tc>
+          <w:tcPr>
+            <w:tcW w:w="2235" w:type="dxa"/>
+          </w:tcPr>
+          <w:p>
+            <w:pPr>
+              <w:rPr>
+                <w:rFonts w:eastAsia="黑体" w:hint="eastAsia"/>
+              </w:rPr>
+            </w:pPr>
+            <w:r>
+              <w:rPr>
+                <w:rFonts w:eastAsia="黑体"/>
+              </w:rPr>
+              <w:t>SARIMA</w:t>
+            </w:r>
+          </w:p>
+        </w:tc>
+        <w:tc>
+          <w:tcPr>
+            <w:tcW w:w="6729" w:type="dxa"/>
+          </w:tcPr>
+          <w:p>
+            <w:pPr>
+              <w:rPr>
+                <w:rFonts w:ascii="宋体" w:hAnsi="宋体" w:hint="eastAsia"/>
+              </w:rPr>
+            </w:pPr>
+            <w:r>
+              <w:rPr>
+                <w:rFonts w:ascii="宋体" w:hAnsi="宋体"/>
+              </w:rPr>
+              <w:t>季节性自回归积分滑动平均模型</w:t>
+            </w:r>
+          </w:p>
+        </w:tc>
+      </w:tr>
+      <w:tr>
+        <w:tc>
+          <w:tcPr>
+            <w:tcW w:w="2235" w:type="dxa"/>
+          </w:tcPr>
+          <w:p>
+            <w:pPr>
+              <w:rPr>
+                <w:rFonts w:eastAsia="黑体"/>
+              </w:rPr>
+            </w:pPr>
+            <w:r>
+              <w:rPr>
+                <w:rFonts w:eastAsia="黑体"/>
+              </w:rPr>
+              <w:t>SARIMAX</w:t>
+            </w:r>
+          </w:p>
+        </w:tc>
+        <w:tc>
+          <w:tcPr>
+            <w:tcW w:w="6729" w:type="dxa"/>
+          </w:tcPr>
+          <w:p>
+            <w:pPr>
+              <w:rPr>
+                <w:rFonts w:ascii="宋体" w:hAnsi="宋体"/>
+              </w:rPr>
+            </w:pPr>
+            <w:r>
+              <w:rPr>
+                <w:rFonts w:ascii="宋体" w:hAnsi="宋体"/>
+              </w:rPr>
+              <w:t>引入协变量的季节性自回归积分滑动平均模型</w:t>
+            </w:r>
+          </w:p>
+        </w:tc>
+      </w:tr>
+      <w:tr>
+        <w:tc>
+          <w:tcPr>
+            <w:tcW w:w="2235" w:type="dxa"/>
+          </w:tcPr>
+          <w:p>
+            <w:pPr>
+              <w:rPr>
+                <w:rFonts w:eastAsia="黑体"/>
+              </w:rPr>
+            </w:pPr>
+            <w:r>
+              <w:rPr>
+                <w:rFonts w:eastAsia="黑体"/>
+              </w:rPr>
+              <w:t>AR</w:t>
+            </w:r>
+          </w:p>
+        </w:tc>
+        <w:tc>
+          <w:tcPr>
+            <w:tcW w:w="6729" w:type="dxa"/>
+          </w:tcPr>
+          <w:p>
+            <w:pPr>
+              <w:rPr>
+                <w:rFonts w:ascii="宋体" w:hAnsi="宋体"/>
+              </w:rPr>
+            </w:pPr>
+            <w:r>
+              <w:rPr>
+                <w:rFonts w:ascii="宋体" w:hAnsi="宋体"/>
+              </w:rPr>
+              <w:t>自回归</w:t>
+            </w:r>
+          </w:p>
+        </w:tc>
+      </w:tr>
+      <w:tr>
+        <w:tc>
+          <w:tcPr>
+            <w:tcW w:w="2235" w:type="dxa"/>
+          </w:tcPr>
+          <w:p>
+            <w:pPr>
+              <w:rPr>
+                <w:rFonts w:eastAsia="黑体"/>
+              </w:rPr>
+            </w:pPr>
+            <w:r>
+              <w:rPr>
+                <w:rFonts w:eastAsia="黑体"/>
+              </w:rPr>
+              <w:t>MA</w:t>
+            </w:r>
+          </w:p>
+        </w:tc>
+        <w:tc>
+          <w:tcPr>
+            <w:tcW w:w="6729" w:type="dxa"/>
+          </w:tcPr>
+          <w:p>
+            <w:pPr>
+              <w:rPr>
+                <w:rFonts w:ascii="宋体" w:hAnsi="宋体"/>
+              </w:rPr>
+            </w:pPr>
+            <w:r>
+              <w:rPr>
+                <w:rFonts w:ascii="宋体" w:hAnsi="宋体"/>
+              </w:rPr>
+              <w:t>滑动平均</w:t>
+            </w:r>
+          </w:p>
+        </w:tc>
+      </w:tr>
+      <w:tr>
+        <w:tc>
+          <w:tcPr>
+            <w:tcW w:w="2235" w:type="dxa"/>
+          </w:tcPr>
+          <w:p>
+            <w:pPr>
+              <w:rPr>
+                <w:rFonts w:eastAsia="黑体"/>
+              </w:rPr>
+            </w:pPr>
+            <w:r>
+              <w:rPr>
+                <w:rFonts w:eastAsia="黑体"/>
+              </w:rPr>
+              <w:t>BIC</w:t>
+            </w:r>
+          </w:p>
+        </w:tc>
+        <w:tc>
+          <w:tcPr>
+            <w:tcW w:w="6729" w:type="dxa"/>
+          </w:tcPr>
+          <w:p>
+            <w:pPr>
+              <w:rPr>
+                <w:rFonts w:ascii="宋体" w:hAnsi="宋体"/>
+              </w:rPr>
+            </w:pPr>
+            <w:r>
+              <w:rPr>
+                <w:rFonts w:ascii="宋体" w:hAnsi="宋体"/>
+              </w:rPr>
+              <w:t>贝叶斯信息准则</w:t>
+            </w:r>
+          </w:p>
+        </w:tc>
+      </w:tr>
+      <w:tr>
+        <w:tc>
+          <w:tcPr>
+            <w:tcW w:w="2235" w:type="dxa"/>
+          </w:tcPr>
+          <w:p>
+            <w:pPr>
+              <w:rPr>
+                <w:rFonts w:eastAsia="黑体"/>
+              </w:rPr>
+            </w:pPr>
+            <w:r>
+              <w:rPr>
+                <w:rFonts w:eastAsia="黑体"/>
+              </w:rPr>
+              <w:t>MAPE</w:t>
+            </w:r>
+          </w:p>
+        </w:tc>
+        <w:tc>
+          <w:tcPr>
+            <w:tcW w:w="6729" w:type="dxa"/>
+          </w:tcPr>
+          <w:p>
+            <w:pPr>
+              <w:rPr>
+                <w:rFonts w:ascii="宋体" w:hAnsi="宋体"/>
+              </w:rPr>
+            </w:pPr>
+            <w:r>
+              <w:rPr>
+                <w:rFonts w:ascii="宋体" w:hAnsi="宋体"/>
+              </w:rPr>
+              <w:t>平均绝对百分比误差</w:t>
+            </w:r>
+          </w:p>
+        </w:tc>
+      </w:tr>
+      <w:tr>
+        <w:tc>
+          <w:tcPr>
+            <w:tcW w:w="2235" w:type="dxa"/>
+          </w:tcPr>
+          <w:p>
+            <w:pPr>
+              <w:rPr>
+                <w:rFonts w:eastAsia="黑体"/>
+              </w:rPr>
+            </w:pPr>
+            <w:r>
+              <w:rPr>
+                <w:rFonts w:eastAsia="黑体"/>
+              </w:rPr>
+              <w:t>UCL</w:t>
+            </w:r>
+          </w:p>
+        </w:tc>
+        <w:tc>
+          <w:tcPr>
+            <w:tcW w:w="6729" w:type="dxa"/>
+          </w:tcPr>
+          <w:p>
+            <w:pPr>
+              <w:rPr>
+                <w:rFonts w:ascii="宋体" w:hAnsi="宋体"/>
+              </w:rPr>
+            </w:pPr>
+            <w:r>
+              <w:rPr>
+                <w:rFonts w:ascii="宋体" w:hAnsi="宋体"/>
+              </w:rPr>
+              <w:t>置信区间上限</w:t>
+            </w:r>
+          </w:p>
+        </w:tc>
+      </w:tr>
+      <w:tr>
+        <w:tc>
+          <w:tcPr>
+            <w:tcW w:w="2235" w:type="dxa"/>
+          </w:tcPr>
+          <w:p>
+            <w:pPr>
+              <w:rPr>
+                <w:rFonts w:eastAsia="黑体"/>
+              </w:rPr>
+            </w:pPr>
+            <w:r>
+              <w:rPr>
+                <w:rFonts w:eastAsia="黑体"/>
+              </w:rPr>
+              <w:t>LCL</w:t>
+            </w:r>
+          </w:p>
+        </w:tc>
+        <w:tc>
+          <w:tcPr>
+            <w:tcW w:w="6729" w:type="dxa"/>
+          </w:tcPr>
+          <w:p>
+            <w:pPr>
+              <w:rPr>
+                <w:rFonts w:ascii="宋体" w:hAnsi="宋体"/>
+              </w:rPr>
+            </w:pPr>
+            <w:r>
+              <w:rPr>
+                <w:rFonts w:ascii="宋体" w:hAnsi="宋体"/>
+              </w:rPr>
+              <w:t>置信区间下限</w:t>
+            </w:r>
+          </w:p>
+        </w:tc>
+      </w:tr>
+      <w:tr>
+        <w:tc>
+          <w:tcPr>
+            <w:tcW w:w="2235" w:type="dxa"/>
+          </w:tcPr>
+          <w:p>
+            <w:pPr>
+              <w:rPr>
+                <w:rFonts w:eastAsia="黑体"/>
+              </w:rPr>
+            </w:pPr>
+            <w:r>
+              <w:rPr>
+                <w:rFonts w:eastAsia="黑体"/>
+              </w:rPr>
+              <w:t>COVID-19</w:t>
+            </w:r>
+          </w:p>
+        </w:tc>
+        <w:tc>
+          <w:tcPr>
+            <w:tcW w:w="6729" w:type="dxa"/>
+          </w:tcPr>
+          <w:p>
+            <w:pPr>
+              <w:rPr>
+                <w:rFonts w:ascii="宋体" w:hAnsi="宋体"/>
+              </w:rPr>
+            </w:pPr>
+            <w:r>
+              <w:rPr>
+                <w:rFonts w:ascii="宋体" w:hAnsi="宋体"/>
+              </w:rPr>
+              <w:t>2019冠状病毒病</w:t>
+            </w:r>
+          </w:p>
+        </w:tc>
+      </w:tr>
+    </w:tbl>
+    <w:p>
+      <w:pPr>
+        <w:rPr>
+          <w:rFonts w:eastAsia="黑体"/>
+          <w:b/>
+          <w:bCs/>
+        </w:rPr>
+        <w:sectPr>
+          <w:pgSz w:w="11906" w:h="16838"/>
+          <w:pgMar w:top="1440" w:right="1361" w:bottom="1440" w:left="1797" w:header="851" w:footer="992" w:gutter="0"/>
+          <w:pgNumType w:start="1"/>
+          <w:cols w:space="720"/>
+          <w:titlePg/>
+          <w:docGrid w:type="lines" w:linePitch="312"/>
+        </w:sectPr>
+      </w:pPr>
+    </w:p>
+    <w:p>
+      <w:pPr>
+        <w:rPr>
+          <w:rFonts w:eastAsia="黑体"/>
+        </w:rPr>
+      </w:pPr>
+      <w:r>
+        <w:rPr>
+          <w:rFonts w:eastAsia="黑体"/>
+        </w:rPr>
+        <w:lastRenderedPageBreak/>
+        <w:t>Due to the rapidly aging population growth, China’s healthcare resources are relatively scarce and unevenly distributed, creating a huge gap between supply and demand1. There is a growing interest in the optimal management</w:t>
+      </w:r>
+      <w:r>
+        <w:rPr>
+          <w:rFonts w:eastAsia="黑体" w:hint="eastAsia"/>
+        </w:rPr>
+        <w:t xml:space="preserve"> </w:t>
+      </w:r>
+      <w:r>
+        <w:rPr>
+          <w:rFonts w:eastAsia="黑体"/>
+        </w:rPr>
+        <w:t>of healthcare resources, which makes accurate forecasting of future healthcare demand and resource availability</w:t>
+      </w:r>
+      <w:r>
+        <w:rPr>
+          <w:rFonts w:eastAsia="黑体" w:hint="eastAsia"/>
+        </w:rPr>
+        <w:t xml:space="preserve"> </w:t>
+      </w:r>
+      <w:r>
+        <w:rPr>
+          <w:rFonts w:eastAsia="黑体"/>
+        </w:rPr>
+        <w:t>even more critical. The pressure on outpatient clinics is increasing every year due to the increase in the number</w:t>
+      </w:r>
+      <w:r>
+        <w:rPr>
+          <w:rFonts w:eastAsia="黑体" w:hint="eastAsia"/>
+        </w:rPr>
+        <w:t xml:space="preserve"> </w:t>
+      </w:r>
+      <w:r>
+        <w:rPr>
+          <w:rFonts w:eastAsia="黑体"/>
+        </w:rPr>
+        <w:t>of patients and the growing complexity of health conditions. The ability to forecast outpatient visits is critical to</w:t>
+      </w:r>
+      <w:r>
+        <w:rPr>
+          <w:rFonts w:eastAsia="黑体" w:hint="eastAsia"/>
+        </w:rPr>
+        <w:t xml:space="preserve"> </w:t>
+      </w:r>
+      <w:r>
+        <w:rPr>
+          <w:rFonts w:eastAsia="黑体"/>
+        </w:rPr>
+        <w:t>avoid overcrowding and provide quality patient care. Accurate and reliable forecasting of the number of different</w:t>
+      </w:r>
+      <w:r>
+        <w:rPr>
+          <w:rFonts w:eastAsia="黑体" w:hint="eastAsia"/>
+        </w:rPr>
+        <w:t xml:space="preserve"> </w:t>
+      </w:r>
+      <w:r>
+        <w:rPr>
+          <w:rFonts w:eastAsia="黑体"/>
+        </w:rPr>
+        <w:t>types of outpatient visits helps to scientifically allocate key medical resources such as medical equipment, and</w:t>
+      </w:r>
+      <w:r>
+        <w:rPr>
+          <w:rFonts w:eastAsia="黑体" w:hint="eastAsia"/>
+        </w:rPr>
+        <w:t xml:space="preserve"> </w:t>
+      </w:r>
+      <w:r>
+        <w:rPr>
+          <w:rFonts w:eastAsia="黑体"/>
+        </w:rPr>
+        <w:t>hospital beds1. So, accurate forecasting of outpatient visits is beneficial for the reasonable planning and allocation</w:t>
+      </w:r>
+      <w:r>
+        <w:rPr>
+          <w:rFonts w:eastAsia="黑体" w:hint="eastAsia"/>
+        </w:rPr>
+        <w:t xml:space="preserve"> </w:t>
+      </w:r>
+      <w:r>
+        <w:rPr>
+          <w:rFonts w:eastAsia="黑体"/>
+        </w:rPr>
+        <w:t>of healthcare resources to meet medical needs or anticipate potential medical resource shortages.</w:t>
+      </w:r>
+    </w:p>
+    <w:p>
+      <w:r>
+        <w:t>由于人口老龄化快速增长，我国医疗资源相对短缺且分布不均，导致医疗服务供需之间存在巨大差距</w:t>
+      </w:r>
+      <w:r>
+        <w:t>[1]</w:t>
+      </w:r>
+      <w:r>
+        <w:t>。因此，人们越来越关注医疗资源的优化管理，这使得对未来医疗需求及资源可用性的准确预测变得更加重要。随着患者数量的增加以及健康问题复杂性的不断提高，门诊所承受的压力也逐年上升。预测门诊就诊量的能力对于避免门诊拥挤并提供高质量医疗服务具有重要意义。准确、可靠地预测不同类型门诊的就诊数量，有助于科学配置医疗设备、医院床位等关键医疗资源</w:t>
+      </w:r>
+      <w:r>
+        <w:t>[1]</w:t>
+      </w:r>
+      <w:r>
+        <w:t>。因此，准确预测门诊量有利于合理规划和配置医疗资源，以满足医疗需求或提前应对潜在的医疗资源短缺问题。</w:t>
+      </w:r>
+    </w:p>
+    <w:p>
+      <w:r>
+        <w:t>Some meteorological environmental factors influence the number of outpatient visits2,3</w:t>
+      </w:r>
+      <w:r>
+        <w:rPr>
+          <w:rFonts w:hint="eastAsia"/>
+        </w:rPr>
+        <w:t xml:space="preserve"> </w:t>
+      </w:r>
+      <w:r>
+        <w:t>. The distributed lag</w:t>
+      </w:r>
+      <w:r>
+        <w:rPr>
+          <w:rFonts w:hint="eastAsia"/>
+        </w:rPr>
+        <w:t xml:space="preserve"> </w:t>
+      </w:r>
+      <w:r>
+        <w:t>nonlinear model (DLNM) and generalized linear model (GLM) models have been commonly used in previous</w:t>
+      </w:r>
+      <w:r>
+        <w:rPr>
+          <w:rFonts w:hint="eastAsia"/>
+        </w:rPr>
+        <w:t xml:space="preserve"> </w:t>
+      </w:r>
+      <w:r>
+        <w:t>studies to explore the relationship between meteorological environmental factors and outpatient visits. The</w:t>
+      </w:r>
+      <w:r>
+        <w:rPr>
+          <w:rFonts w:hint="eastAsia"/>
+        </w:rPr>
+        <w:t xml:space="preserve"> </w:t>
+      </w:r>
+      <w:r>
+        <w:t>DLNM is a model that can accommodate both nonlinear exposure–response relationships and the lagged effects</w:t>
+      </w:r>
+      <w:r>
+        <w:rPr>
+          <w:rFonts w:hint="eastAsia"/>
+        </w:rPr>
+        <w:t xml:space="preserve"> </w:t>
+      </w:r>
+      <w:r>
+        <w:t>of exposure factors. It is more suitable for studying the effects of meteorological factors, air pollution, or environmental conditions on human health4</w:t>
+      </w:r>
+      <w:r>
+        <w:rPr>
+          <w:rFonts w:hint="eastAsia"/>
+        </w:rPr>
+        <w:t xml:space="preserve"> </w:t>
+      </w:r>
+      <w:r>
+        <w:t>. Some previous studies using the DLNM model showed that DTR (diurnal</w:t>
+      </w:r>
+      <w:r>
+        <w:rPr>
+          <w:rFonts w:hint="eastAsia"/>
+        </w:rPr>
+        <w:t xml:space="preserve"> </w:t>
+      </w:r>
+      <w:r>
+        <w:t>temperature range) had a significant impact on outpatient visits for the common cold5</w:t>
+      </w:r>
+      <w:r>
+        <w:rPr>
+          <w:rFonts w:hint="eastAsia"/>
+        </w:rPr>
+        <w:t xml:space="preserve"> </w:t>
+      </w:r>
+      <w:r>
+        <w:t>. The temperature had a</w:t>
+      </w:r>
+      <w:r>
+        <w:rPr>
+          <w:rFonts w:hint="eastAsia"/>
+        </w:rPr>
+        <w:t xml:space="preserve"> </w:t>
+      </w:r>
+      <w:r>
+        <w:t>significantly negative effect on the number of daily outpatients. Daily outpatient visits for eczema were found to</w:t>
+      </w:r>
+      <w:r>
+        <w:rPr>
+          <w:rFonts w:hint="eastAsia"/>
+        </w:rPr>
+        <w:t xml:space="preserve"> </w:t>
+      </w:r>
+      <w:r>
+        <w:t>have strong positive associations with changes in PM10 levels6</w:t>
+      </w:r>
+      <w:r>
+        <w:rPr>
+          <w:rFonts w:hint="eastAsia"/>
+        </w:rPr>
+        <w:t xml:space="preserve"> </w:t>
+      </w:r>
+      <w:r>
+        <w:t>. The GLM model was also applied to analyze the</w:t>
+      </w:r>
+      <w:r>
+        <w:rPr>
+          <w:rFonts w:hint="eastAsia"/>
+        </w:rPr>
+        <w:t xml:space="preserve"> </w:t>
+      </w:r>
+      <w:r>
+        <w:t>exposure–response relationship between air pollutants and daily outpatient visits. GLM model can combine the</w:t>
+      </w:r>
+      <w:r>
+        <w:rPr>
+          <w:rFonts w:hint="eastAsia"/>
+        </w:rPr>
+        <w:t xml:space="preserve"> </w:t>
+      </w:r>
+      <w:r>
+        <w:t>time-series regression analysis with the family of Poisson distribution and natural splines, and estimates both</w:t>
+      </w:r>
+      <w:r>
+        <w:rPr>
+          <w:rFonts w:hint="eastAsia"/>
+        </w:rPr>
+        <w:t xml:space="preserve"> </w:t>
+      </w:r>
+      <w:r>
+        <w:t>short-term and long-term relationships between air pollutants and outpatient visits. For example, Wang et al.</w:t>
+      </w:r>
+      <w:r>
+        <w:rPr>
+          <w:rFonts w:hint="eastAsia"/>
+        </w:rPr>
+        <w:t xml:space="preserve"> </w:t>
+      </w:r>
+      <w:r>
+        <w:t>found at lag 0 day, the RR of respiratory outpatients increased by 0.37% with a 10 µg/m3 increase in PM2.5, O3</w:t>
+      </w:r>
+      <w:r>
+        <w:rPr>
+          <w:rFonts w:hint="eastAsia"/>
+        </w:rPr>
+        <w:t xml:space="preserve"> </w:t>
+      </w:r>
+      <w:r>
+        <w:t>was not significantly associated with respiratory outpatient visits during the warm periods, but was negatively</w:t>
+      </w:r>
+      <w:r>
+        <w:rPr>
+          <w:rFonts w:hint="eastAsia"/>
+        </w:rPr>
+        <w:t xml:space="preserve"> </w:t>
+      </w:r>
+      <w:r>
+        <w:t>associated during the cold periods7</w:t>
+      </w:r>
+      <w:r>
+        <w:rPr>
+          <w:rFonts w:hint="eastAsia"/>
+        </w:rPr>
+        <w:t xml:space="preserve"> </w:t>
+      </w:r>
+      <w:r>
+        <w:t>. However, neither the DLNM model nor the GLM model can predict the</w:t>
+      </w:r>
+      <w:r>
+        <w:rPr>
+          <w:rFonts w:hint="eastAsia"/>
+        </w:rPr>
+        <w:t xml:space="preserve"> </w:t>
+      </w:r>
+      <w:r>
+        <w:t>number of outpatient visits.</w:t>
+      </w:r>
+    </w:p>
+    <w:p>
+      <w:r>
+        <w:t>部分气象环境因素会影响门诊就诊量</w:t>
+      </w:r>
+      <w:r>
+        <w:t>[2,3]</w:t>
+      </w:r>
+      <w:r>
+        <w:t>。在以往研究中，分布滞后非线性模型（</w:t>
+      </w:r>
+      <w:r>
+        <w:t>DLNM</w:t>
+      </w:r>
+      <w:r>
+        <w:t>）和广义线性模型（</w:t>
+      </w:r>
+      <w:r>
+        <w:t>GLM</w:t>
+      </w:r>
+      <w:r>
+        <w:t>）常被用于探索气象环境因素与门诊量之间的关系。</w:t>
+      </w:r>
+      <w:r>
+        <w:t>DLNM</w:t>
+      </w:r>
+      <w:r>
+        <w:t>模型能够同时处理非线性暴露</w:t>
+      </w:r>
+      <w:r>
+        <w:t>—</w:t>
+      </w:r>
+      <w:r>
+        <w:t>反应关系以及暴露因素的滞后效应，因此更适用于研究气象因素、空气污染或环境条件对人体健康的影响</w:t>
+      </w:r>
+      <w:r>
+        <w:t>[4]</w:t>
+      </w:r>
+      <w:r>
+        <w:t>。部分采用</w:t>
+      </w:r>
+      <w:r>
+        <w:lastRenderedPageBreak/>
+        <w:t>DLNM</w:t>
+      </w:r>
+      <w:r>
+        <w:t>模型的研究表明，日温差（</w:t>
+      </w:r>
+      <w:r>
+        <w:t>DTR</w:t>
+      </w:r>
+      <w:r>
+        <w:t>）对普通感冒门诊量具有显著影响</w:t>
+      </w:r>
+      <w:r>
+        <w:t>[5]</w:t>
+      </w:r>
+      <w:r>
+        <w:t>。温度对日门诊量具有显著负向影响，同时研究还发现，湿疹门诊日就诊量与</w:t>
+      </w:r>
+      <w:r>
+        <w:t>PM10</w:t>
+      </w:r>
+      <w:r>
+        <w:t>浓度变化之间存在较强的正相关关系</w:t>
+      </w:r>
+      <w:r>
+        <w:t>[6]</w:t>
+      </w:r>
+      <w:r>
+        <w:t>。</w:t>
+      </w:r>
+    </w:p>
+    <w:p>
+      <w:pPr>
+        <w:rPr>
+          <w:rFonts w:hint="eastAsia"/>
+        </w:rPr>
+      </w:pPr>
+      <w:r>
+        <w:t>GLM</w:t>
+      </w:r>
+      <w:r>
+        <w:t>模型同样被应用于分析空气污染物与日门诊量之间的暴露</w:t>
+      </w:r>
+      <w:r>
+        <w:t>—</w:t>
+      </w:r>
+      <w:r>
+        <w:t>反应关系。</w:t>
+      </w:r>
+      <w:r>
+        <w:t>GLM</w:t>
+      </w:r>
+      <w:r>
+        <w:t>模型能够将时间序列回归分析与泊松分布族及自然样条函数结合，从而估计空气污染物与门诊量之间的短期和长期关系。例如，</w:t>
+      </w:r>
+      <w:r>
+        <w:t>Wang</w:t>
+      </w:r>
+      <w:r>
+        <w:t>等人的研究发现，在滞后</w:t>
+      </w:r>
+      <w:r>
+        <w:t>0</w:t>
+      </w:r>
+      <w:r>
+        <w:t>天时，</w:t>
+      </w:r>
+      <w:r>
+        <w:t>PM2.5</w:t>
+      </w:r>
+      <w:r>
+        <w:t>每增加</w:t>
+      </w:r>
+      <w:r>
+        <w:t>10 µg/m³</w:t>
+      </w:r>
+      <w:r>
+        <w:t>，呼吸系统门诊患者的相对危险度（</w:t>
+      </w:r>
+      <w:r>
+        <w:t>RR</w:t>
+      </w:r>
+      <w:r>
+        <w:t>）增加</w:t>
+      </w:r>
+      <w:r>
+        <w:t>0.37%</w:t>
+      </w:r>
+      <w:r>
+        <w:t>；而</w:t>
+      </w:r>
+      <w:r>
+        <w:t>O3</w:t>
+      </w:r>
+      <w:r>
+        <w:t>在温暖时期与呼吸系统门诊量之间不存在显著相关性，但在寒冷时期则呈负相关关系</w:t>
+      </w:r>
+      <w:r>
+        <w:t>[7]</w:t>
+      </w:r>
+      <w:r>
+        <w:t>。然而，无论是</w:t>
+      </w:r>
+      <w:r>
+        <w:t>DLNM</w:t>
+      </w:r>
+      <w:r>
+        <w:t>模型还是</w:t>
+      </w:r>
+      <w:r>
+        <w:t>GLM</w:t>
+      </w:r>
+      <w:r>
+        <w:t>模型，都无法对门诊量进行预测。</w:t>
+      </w:r>
+    </w:p>
+    <w:p>
+      <w:r>
+        <w:t>Some deep-learning models can be used for outpatient visit prediction. The LSTM (long short-term memory)</w:t>
+      </w:r>
+      <w:r>
+        <w:rPr>
+          <w:rFonts w:hint="eastAsia"/>
+        </w:rPr>
+        <w:t xml:space="preserve"> </w:t>
+      </w:r>
+      <w:r>
+        <w:t>is an attractive method and has been used for outpatient visit forecasting studies in recent years8</w:t>
+      </w:r>
+      <w:r>
+        <w:rPr>
+          <w:rFonts w:hint="eastAsia"/>
+        </w:rPr>
+        <w:t xml:space="preserve"> </w:t>
+      </w:r>
+      <w:r>
+        <w:t>. However, the</w:t>
+      </w:r>
+      <w:r>
+        <w:rPr>
+          <w:rFonts w:hint="eastAsia"/>
+        </w:rPr>
+        <w:t xml:space="preserve"> </w:t>
+      </w:r>
+      <w:r>
+        <w:t>main drawback of LSTM is that it has a complex training model that is prone to overfitting and requires a long</w:t>
+      </w:r>
+      <w:r>
+        <w:rPr>
+          <w:rFonts w:hint="eastAsia"/>
+        </w:rPr>
+        <w:t xml:space="preserve"> </w:t>
+      </w:r>
+      <w:r>
+        <w:t>training time. Also, LSTM cannot be used to select important predictors. Random forest (RF) and extreme</w:t>
+      </w:r>
+      <w:r>
+        <w:rPr>
+          <w:rFonts w:hint="eastAsia"/>
+        </w:rPr>
+        <w:t xml:space="preserve"> </w:t>
+      </w:r>
+      <w:r>
+        <w:t>gradient boosting (XGBoost) are used in the proposed two-dimensional hierarchical influenza outpatient visit</w:t>
+      </w:r>
+      <w:r>
+        <w:rPr>
+          <w:rFonts w:hint="eastAsia"/>
+        </w:rPr>
+        <w:t xml:space="preserve"> </w:t>
+      </w:r>
+      <w:r>
+        <w:t>forecasting model and could provide effective forecasting results. However, it is too complicated to construct a</w:t>
+      </w:r>
+      <w:r>
+        <w:rPr>
+          <w:rFonts w:hint="eastAsia"/>
+        </w:rPr>
+        <w:t xml:space="preserve"> </w:t>
+      </w:r>
+      <w:r>
+        <w:t>two-dimensional hierarchy and consider the region values for model construction9</w:t>
+      </w:r>
+      <w:r>
+        <w:rPr>
+          <w:rFonts w:hint="eastAsia"/>
+        </w:rPr>
+        <w:t xml:space="preserve"> </w:t>
+      </w:r>
+      <w:r>
+        <w:t>.</w:t>
+      </w:r>
+    </w:p>
+    <w:p>
+      <w:r>
+        <w:t>一些深度学习模型也可用于门诊量预测。其中，长短期记忆网络（</w:t>
+      </w:r>
+      <w:r>
+        <w:t>LSTM</w:t>
+      </w:r>
+      <w:r>
+        <w:t>）是一种较具吸引力的方法，近年来已被应用于门诊量预测研究</w:t>
+      </w:r>
+      <w:r>
+        <w:t>[8]</w:t>
+      </w:r>
+      <w:r>
+        <w:t>。但</w:t>
+      </w:r>
+      <w:r>
+        <w:t>LSTM</w:t>
+      </w:r>
+      <w:r>
+        <w:t>模型的主要缺点在于其训练过程复杂，容易出现过拟合，并且需要较长的训练时间。此外，</w:t>
+      </w:r>
+      <w:r>
+        <w:t>LSTM</w:t>
+      </w:r>
+      <w:r>
+        <w:t>模型无法用于筛选重要预测变量。随机森林（</w:t>
+      </w:r>
+      <w:r>
+        <w:t>RF</w:t>
+      </w:r>
+      <w:r>
+        <w:t>）和极端梯度提升（</w:t>
+      </w:r>
+      <w:r>
+        <w:t>XGBoost</w:t>
+      </w:r>
+      <w:r>
+        <w:t>）被用于提出的二维层次化流感门诊量预测模型中，并能够取得较好的预测效果。然而，该模型在构建二维层次结构以及考虑区域变量时过程较为复杂</w:t>
+      </w:r>
+      <w:r>
+        <w:t>[9]</w:t>
+      </w:r>
+      <w:r>
+        <w:t>。</w:t>
+      </w:r>
+    </w:p>
+    <w:p>
+      <w:r>
+        <w:t>The ARIMA model is relatively simple and can also be used to predict the number of outpatient visits without</w:t>
+      </w:r>
+      <w:r>
+        <w:rPr>
+          <w:rFonts w:hint="eastAsia"/>
+        </w:rPr>
+        <w:t xml:space="preserve"> </w:t>
+      </w:r>
+      <w:r>
+        <w:t>using covariates1</w:t>
+      </w:r>
+      <w:r>
+        <w:rPr>
+          <w:rFonts w:hint="eastAsia"/>
+        </w:rPr>
+        <w:t xml:space="preserve"> </w:t>
+      </w:r>
+      <w:r>
+        <w:t>. Some previous studies have used covariates, but first, need to obtain covariate data for that</w:t>
+      </w:r>
+      <w:r>
+        <w:rPr>
+          <w:rFonts w:hint="eastAsia"/>
+        </w:rPr>
+        <w:t xml:space="preserve"> </w:t>
+      </w:r>
+      <w:r>
+        <w:t>moment and do not serve to predict the future. For instance, the ARIMA model with the covariates of atmospheric pressure, wind speed and mean temperature in 2015 was adopted to predict the incidence of brucellosis</w:t>
+      </w:r>
+      <w:r>
+        <w:rPr>
+          <w:rFonts w:hint="eastAsia"/>
+        </w:rPr>
+        <w:t xml:space="preserve"> </w:t>
+      </w:r>
+      <w:r>
+        <w:t>in 201510. Some studies also examine the effect of independent covariate delay effects on outpatient visits10,11.</w:t>
+      </w:r>
+    </w:p>
+    <w:p>
+      <w:r>
+        <w:t>ARIMA</w:t>
+      </w:r>
+      <w:r>
+        <w:t>模型相对简单，即使不引入协变量，也可用于预测门诊量</w:t>
+      </w:r>
+      <w:r>
+        <w:t>[1]</w:t>
+      </w:r>
+      <w:r>
+        <w:t>。部分既往研究虽然引入了协变量，但首先需要获得对应时刻的协变量数据，因此无法用于未来预测。例如，有研究采用包含大气压、风速以及平均气温等协变量的</w:t>
+      </w:r>
+      <w:r>
+        <w:t>ARIMA</w:t>
+      </w:r>
+      <w:r>
+        <w:t>模型，对</w:t>
+      </w:r>
+      <w:r>
+        <w:t>2015</w:t>
+      </w:r>
+      <w:r>
+        <w:t>年的布鲁氏菌病发病率进行了预测</w:t>
+      </w:r>
+      <w:r>
+        <w:t>[10]</w:t>
+      </w:r>
+      <w:r>
+        <w:t>。此外，还有研究考察了独立协变量滞后效应对门诊量的影响</w:t>
+      </w:r>
+      <w:r>
+        <w:t>[10,11]</w:t>
+      </w:r>
+      <w:r>
+        <w:t>。</w:t>
+      </w:r>
+    </w:p>
+    <w:p>
+      <w:r>
+        <w:t>In this study, we retrospectively analyze the time series of outpatient visits in Kunshan from January 2015 to</w:t>
+      </w:r>
+      <w:r>
+        <w:rPr>
+          <w:rFonts w:hint="eastAsia"/>
+        </w:rPr>
+        <w:t xml:space="preserve"> </w:t>
+      </w:r>
+      <w:r>
+        <w:t>July 2021 using an ARIMA model. To explore the relationship between meteorological environmental factors</w:t>
+      </w:r>
+      <w:r>
+        <w:rPr>
+          <w:rFonts w:hint="eastAsia"/>
+        </w:rPr>
+        <w:t xml:space="preserve"> </w:t>
+      </w:r>
+      <w:r>
+        <w:t>and outpatient visits, also to develop a simple and practical model that can be used to predict outpatient visits.</w:t>
+      </w:r>
+    </w:p>
+    <w:p>
+      <w:r>
+        <w:t>本研究利用</w:t>
+      </w:r>
+      <w:r>
+        <w:t>ARIMA</w:t>
+      </w:r>
+      <w:r>
+        <w:t>模型，对</w:t>
+      </w:r>
+      <w:r>
+        <w:t>2015</w:t>
+      </w:r>
+      <w:r>
+        <w:t>年</w:t>
+      </w:r>
+      <w:r>
+        <w:t>1</w:t>
+      </w:r>
+      <w:r>
+        <w:t>月至</w:t>
+      </w:r>
+      <w:r>
+        <w:t>2021</w:t>
+      </w:r>
+      <w:r>
+        <w:t>年</w:t>
+      </w:r>
+      <w:r>
+        <w:t>7</w:t>
+      </w:r>
+      <w:r>
+        <w:t>月昆山市门诊量时间序列数据进行回顾性分析，以探究气象环境因素与门诊量之间的关系，并建立一种简单、实用且能够用于门诊量预测的模型。</w:t>
+      </w:r>
+    </w:p>
+    <w:p>
+      <w:pPr>
+        <w:widowControl/>
+      </w:pPr>
+      <w:r>
+        <w:br w:type="page"/>
+      </w:r>
+    </w:p>
+    <w:p>
+      <w:pPr>
+        <w:rPr>
+          <w:b/>
+          <w:bCs/>
           <w:sz w:val="28"/>
-          <w:szCs w:val="18"/>
+          <w:szCs w:val="28"/>
         </w:rPr>
       </w:pPr>
       <w:r>
         <w:rPr>
-          <w:rFonts w:ascii="宋体" w:hAnsi="宋体" w:hint="eastAsia"/>
+          <w:b/>
+          <w:bCs/>
           <w:sz w:val="28"/>
-          <w:szCs w:val="18"/>
-        </w:rPr>
-        <w:t>英文完整的原文在前，翻译后的中文在后，排版与论文正文字体、字号等格式一致。</w:t>
-      </w:r>
+          <w:szCs w:val="28"/>
+        </w:rPr>
+        <w:lastRenderedPageBreak/>
+        <w:t>Material and methods</w:t>
+      </w:r>
+      <w:r>
+        <w:rPr>
+          <w:rFonts w:hint="eastAsia"/>
+          <w:b/>
+          <w:bCs/>
+          <w:sz w:val="28"/>
+          <w:szCs w:val="28"/>
+        </w:rPr>
+        <w:t>.</w:t>
+      </w:r>
+    </w:p>
+    <w:p>
+      <w:r>
+        <w:rPr>
+          <w:b/>
+          <w:bCs/>
+        </w:rPr>
+        <w:t>Study site and data collection.</w:t>
+      </w:r>
+      <w:r>
+        <w:rPr>
+          <w:rFonts w:hint="eastAsia"/>
+          <w:b/>
+          <w:bCs/>
+        </w:rPr>
+        <w:t xml:space="preserve">  </w:t>
+      </w:r>
+      <w:r>
+        <w:t>Kunshan City is part of Suzhou, Jiangsu Province, China. Kunshan City</w:t>
+      </w:r>
+      <w:r>
+        <w:rPr>
+          <w:rFonts w:hint="eastAsia"/>
+        </w:rPr>
+        <w:t xml:space="preserve"> </w:t>
+      </w:r>
+      <w:r>
+        <w:t>is located southeast of the Yangtze River Delta (121°E, 31°N) and belongs to the northern subtropical monsoon</w:t>
+      </w:r>
+      <w:r>
+        <w:rPr>
+          <w:rFonts w:hint="eastAsia"/>
+        </w:rPr>
+        <w:t xml:space="preserve"> </w:t>
+      </w:r>
+      <w:r>
+        <w:t>maritime climate zone. It has a warm, humid, and rainy climate, four distinct seasons, and abundant light and</w:t>
+      </w:r>
+      <w:r>
+        <w:rPr>
+          <w:rFonts w:hint="eastAsia"/>
+        </w:rPr>
+        <w:t xml:space="preserve"> </w:t>
+      </w:r>
+      <w:r>
+        <w:t>rainfall. Its annual average temperature is 17.6 °C, the annual average precipitation is nearly 1200.4 mm, and the</w:t>
+      </w:r>
+      <w:r>
+        <w:rPr>
+          <w:rFonts w:hint="eastAsia"/>
+        </w:rPr>
+        <w:t xml:space="preserve"> </w:t>
+      </w:r>
+      <w:r>
+        <w:t>annual average sunshine time is about 1789.2 h. The population of Kunshan City grew from 787 thousand in</w:t>
+      </w:r>
+      <w:r>
+        <w:rPr>
+          <w:rFonts w:hint="eastAsia"/>
+        </w:rPr>
+        <w:t xml:space="preserve"> </w:t>
+      </w:r>
+      <w:r>
+        <w:t>2015 to 1.067 million in 2020.</w:t>
+      </w:r>
+    </w:p>
+    <w:p>
+      <w:pPr>
+        <w:rPr>
+          <w:rFonts w:ascii="黑体" w:eastAsia="黑体" w:hAnsi="黑体"/>
+          <w:b/>
+          <w:bCs/>
+          <w:sz w:val="28"/>
+          <w:szCs w:val="28"/>
+        </w:rPr>
+      </w:pPr>
+      <w:r>
+        <w:rPr>
+          <w:rFonts w:ascii="黑体" w:eastAsia="黑体" w:hAnsi="黑体"/>
+          <w:b/>
+          <w:bCs/>
+          <w:sz w:val="28"/>
+          <w:szCs w:val="28"/>
+        </w:rPr>
+        <w:t>材料与方法</w:t>
+      </w:r>
+    </w:p>
+    <w:p>
+      <w:pPr>
+        <w:rPr>
+          <w:rFonts w:ascii="黑体" w:eastAsia="黑体" w:hAnsi="黑体" w:hint="eastAsia"/>
+          <w:b/>
+          <w:bCs/>
+        </w:rPr>
+      </w:pPr>
+      <w:r>
+        <w:rPr>
+          <w:rFonts w:ascii="黑体" w:eastAsia="黑体" w:hAnsi="黑体"/>
+          <w:b/>
+          <w:bCs/>
+        </w:rPr>
+        <w:t>研究地点与数据收集</w:t>
+      </w:r>
+    </w:p>
+    <w:p>
+      <w:r>
+        <w:t>昆山市隶属于中国江苏省苏州市。昆山市位于长江三角洲东南部（东经</w:t>
+      </w:r>
+      <w:r>
+        <w:t>121°</w:t>
+      </w:r>
+      <w:r>
+        <w:t>，北纬</w:t>
+      </w:r>
+      <w:r>
+        <w:t>31°</w:t>
+      </w:r>
+      <w:r>
+        <w:t>），属于北亚热带季风海洋性气候区，气候温暖湿润、雨量充沛，四季分明，光照与降雨资源丰富。其年平均气温为</w:t>
+      </w:r>
+      <w:r>
+        <w:t>17.6 ℃</w:t>
+      </w:r>
+      <w:r>
+        <w:t>，年平均降水量约为</w:t>
+      </w:r>
+      <w:r>
+        <w:t>1200.4 mm</w:t>
+      </w:r>
+      <w:r>
+        <w:t>，年平均日照时长约为</w:t>
+      </w:r>
+      <w:r>
+        <w:t>1789.2 h</w:t>
+      </w:r>
+      <w:r>
+        <w:t>。昆山市人口由</w:t>
+      </w:r>
+      <w:r>
+        <w:t>2015</w:t>
+      </w:r>
+      <w:r>
+        <w:t>年的</w:t>
+      </w:r>
+      <w:r>
+        <w:t>78.7</w:t>
+      </w:r>
+      <w:r>
+        <w:t>万人增长至</w:t>
+      </w:r>
+      <w:r>
+        <w:t>2020</w:t>
+      </w:r>
+      <w:r>
+        <w:t>年的</w:t>
+      </w:r>
+      <w:r>
+        <w:t>106.7</w:t>
+      </w:r>
+      <w:r>
+        <w:t>万人。</w:t>
+      </w:r>
+    </w:p>
+    <w:p>
+      <w:r>
+        <w:t>Meteorological data for Kunshan, including monthly average atmospheric pressure (hPa), monthly average</w:t>
+      </w:r>
+      <w:r>
+        <w:rPr>
+          <w:rFonts w:hint="eastAsia"/>
+        </w:rPr>
+        <w:t xml:space="preserve"> </w:t>
+      </w:r>
+      <w:r>
+        <w:t>temperature (°C), monthly average relative humidity (%), monthly average rainfall (mm), monthly 2-min average wind velocity (m/s), monthly average extreme wind speed (m/s), monthly average sunshine hours (h), were</w:t>
+      </w:r>
+      <w:r>
+        <w:rPr>
+          <w:rFonts w:hint="eastAsia"/>
+        </w:rPr>
+        <w:t xml:space="preserve"> </w:t>
+      </w:r>
+      <w:r>
+        <w:t>provided by the Meteorological Bureau of Kunshan City, Suzhou, Jiangsu Province. Environmental data, including</w:t>
+      </w:r>
+      <w:r>
+        <w:rPr>
+          <w:rFonts w:hint="eastAsia"/>
+        </w:rPr>
+        <w:t xml:space="preserve"> </w:t>
+      </w:r>
+      <w:r>
+        <w:t>SO2 (µg/m3), NO2 (µg/m3), PM2.5 (µg/m3), PM10 (µg/m3), CO (µg/m3), and O3 (µg/m3), were provided by</w:t>
+      </w:r>
+      <w:r>
+        <w:rPr>
+          <w:rFonts w:hint="eastAsia"/>
+        </w:rPr>
+        <w:t xml:space="preserve"> </w:t>
+      </w:r>
+      <w:r>
+        <w:t>the Ecology and Environment Bureau of Kunshan City, Suzhou, Jiangsu Province.</w:t>
+      </w:r>
+    </w:p>
+    <w:p>
+      <w:r>
+        <w:t>昆山市气象数据包括月平均气压（</w:t>
+      </w:r>
+      <w:r>
+        <w:t>hPa</w:t>
+      </w:r>
+      <w:r>
+        <w:t>）、月平均气温（</w:t>
+      </w:r>
+      <w:r>
+        <w:t>℃</w:t>
+      </w:r>
+      <w:r>
+        <w:t>）、月平均相对湿度（</w:t>
+      </w:r>
+      <w:r>
+        <w:t>%</w:t>
+      </w:r>
+      <w:r>
+        <w:t>）、月平均降雨量（</w:t>
+      </w:r>
+      <w:r>
+        <w:t>mm</w:t>
+      </w:r>
+      <w:r>
+        <w:t>）、月平均</w:t>
+      </w:r>
+      <w:r>
+        <w:t>2</w:t>
+      </w:r>
+      <w:r>
+        <w:t>分钟风速（</w:t>
+      </w:r>
+      <w:r>
+        <w:t>m/s</w:t>
+      </w:r>
+      <w:r>
+        <w:t>）、月平均极大风速（</w:t>
+      </w:r>
+      <w:r>
+        <w:t>m/s</w:t>
+      </w:r>
+      <w:r>
+        <w:t>）以及月平均日照时数（</w:t>
+      </w:r>
+      <w:r>
+        <w:t>h</w:t>
+      </w:r>
+      <w:r>
+        <w:t>），上述数据由江苏省苏州市昆山市气象局提供。环境数据包括</w:t>
+      </w:r>
+      <w:r>
+        <w:t>SO₂</w:t>
+      </w:r>
+      <w:r>
+        <w:t>（</w:t>
+      </w:r>
+      <w:r>
+        <w:t>µg/m³</w:t>
+      </w:r>
+      <w:r>
+        <w:t>）、</w:t>
+      </w:r>
+      <w:r>
+        <w:t>NO₂</w:t>
+      </w:r>
+      <w:r>
+        <w:t>（</w:t>
+      </w:r>
+      <w:r>
+        <w:t>µg/m³</w:t>
+      </w:r>
+      <w:r>
+        <w:t>）、</w:t>
+      </w:r>
+      <w:r>
+        <w:t>PM2.5</w:t>
+      </w:r>
+      <w:r>
+        <w:t>（</w:t>
+      </w:r>
+      <w:r>
+        <w:t>µg/m³</w:t>
+      </w:r>
+      <w:r>
+        <w:t>）、</w:t>
+      </w:r>
+      <w:r>
+        <w:t>PM10</w:t>
+      </w:r>
+      <w:r>
+        <w:t>（</w:t>
+      </w:r>
+      <w:r>
+        <w:t>µg/m³</w:t>
+      </w:r>
+      <w:r>
+        <w:t>）、</w:t>
+      </w:r>
+      <w:r>
+        <w:t>CO</w:t>
+      </w:r>
+      <w:r>
+        <w:t>（</w:t>
+      </w:r>
+      <w:r>
+        <w:t>µg/m³</w:t>
+      </w:r>
+      <w:r>
+        <w:t>）以及</w:t>
+      </w:r>
+      <w:r>
+        <w:t>O₃</w:t>
+      </w:r>
+      <w:r>
+        <w:t>（</w:t>
+      </w:r>
+      <w:r>
+        <w:t>µg/m³</w:t>
+      </w:r>
+      <w:r>
+        <w:t>），由江苏省苏州市昆山市生态环境局提供。</w:t>
+      </w:r>
+    </w:p>
+    <w:p>
+      <w:r>
+        <w:t>We collected outpatient data from the Affiliated Kunshan Hospital of Jiangsu University from January 2015 to</w:t>
+      </w:r>
+      <w:r>
+        <w:rPr>
+          <w:rFonts w:hint="eastAsia"/>
+        </w:rPr>
+        <w:t xml:space="preserve"> </w:t>
+      </w:r>
+      <w:r>
+        <w:t>July 2021 as our study subjects. The data were aggregated as secondary data without any personal information,</w:t>
+      </w:r>
+      <w:r>
+        <w:rPr>
+          <w:rFonts w:hint="eastAsia"/>
+        </w:rPr>
+        <w:t xml:space="preserve"> </w:t>
+      </w:r>
+      <w:r>
+        <w:t>and therefore do not require informed consent. There were no missing values in this data set.</w:t>
+      </w:r>
+    </w:p>
+    <w:p>
+      <w:r>
+        <w:t>本研究收集了江苏大学附属昆山医院</w:t>
+      </w:r>
+      <w:r>
+        <w:t>2015</w:t>
+      </w:r>
+      <w:r>
+        <w:t>年</w:t>
+      </w:r>
+      <w:r>
+        <w:t>1</w:t>
+      </w:r>
+      <w:r>
+        <w:t>月至</w:t>
+      </w:r>
+      <w:r>
+        <w:t>2021</w:t>
+      </w:r>
+      <w:r>
+        <w:t>年</w:t>
+      </w:r>
+      <w:r>
+        <w:t>7</w:t>
+      </w:r>
+      <w:r>
+        <w:t>月的门诊数据作为研究对象。所有数据均为汇总后的二次数据，不包含任何个人信息，因此无需获取知情同意。本数据集不存在缺失值。</w:t>
+      </w:r>
+    </w:p>
+    <w:p>
+      <w:r>
+        <w:rPr>
+          <w:b/>
+          <w:bCs/>
+        </w:rPr>
+        <w:t xml:space="preserve">Statistical analysis. </w:t>
+      </w:r>
+      <w:r>
+        <w:t>The ARIMA (Autoregressive Integrated Moving Average) model is the most frequently used method in time series analysis, based on the Box-Jenkins Model (1960), and can be used to predict</w:t>
+      </w:r>
+      <w:r>
+        <w:t xml:space="preserve"> </w:t>
+      </w:r>
+      <w:r>
+        <w:t>the future values of time series using past values and can also analyze the multiple relationships between the</w:t>
+      </w:r>
+      <w:r>
+        <w:t xml:space="preserve"> </w:t>
+      </w:r>
+      <w:r>
+        <w:t>independent and dependent variables12,13. ARIMA model was composed of autoregression (AR) with a lag number denoted by p, integrate (I) with a lag number denoted by d, and moving average (MA) with a lag number</w:t>
+      </w:r>
+      <w:r>
+        <w:t xml:space="preserve"> </w:t>
+      </w:r>
+      <w:r>
+        <w:t xml:space="preserve">denoted by q. AR indicates that current observations are correlated with </w:t>
+      </w:r>
+      <w:r>
+        <w:lastRenderedPageBreak/>
+        <w:t>previous ones, which provides a possibility of predicting diseases with a time trend. MA refers to the correlation between the errors as well as the</w:t>
+      </w:r>
+      <w:r>
+        <w:t xml:space="preserve"> </w:t>
+      </w:r>
+      <w:r>
+        <w:t>weighted average of random disturbance terms14. Because the monthly outpatient visits in this study exhibited</w:t>
+      </w:r>
+      <w:r>
+        <w:t xml:space="preserve"> </w:t>
+      </w:r>
+      <w:r>
+        <w:t>seasonality, the seasonal autoregressive integrated moving average model (SARIMA or seasonal ARIMA) was</w:t>
+      </w:r>
+      <w:r>
+        <w:t xml:space="preserve"> </w:t>
+      </w:r>
+      <w:r>
+        <w:t>used. SARIMA model includes the seasonal characteristics of time series and could account for seasonal autocorrelations and trends adequately12,14,15. The SARIMA model can be expressed as SARIMA (p, d, q)(P, D, Q)s or</w:t>
+      </w:r>
+      <w:r>
+        <w:t xml:space="preserve"> </w:t>
+      </w:r>
+      <w:r>
+        <w:t>ARIMA (p, d, q)(P, D, Q)s. The parameter P represents seasonal autoregression, D represents seasonal differencing, Q represents the seasonal moving average, and s represents the seasonal cycle. The time series of</w:t>
+      </w:r>
+      <w:r>
+        <w:t xml:space="preserve"> </w:t>
+      </w:r>
+      <m:oMath>
+        <m:r>
+          <w:rPr>
+            <w:rFonts w:ascii="Cambria Math" w:hAnsi="Cambria Math"/>
+          </w:rPr>
+          <m:t xml:space="preserve"> Yt</m:t>
+        </m:r>
+      </m:oMath>
+      <w:r>
+        <w:t xml:space="preserve"> could</w:t>
+      </w:r>
+      <w:r>
+        <w:t xml:space="preserve"> </w:t>
+      </w:r>
+      <w:r>
+        <w:t>be written as follows:</w:t>
+      </w:r>
+    </w:p>
+    <w:p>
+      <w:pPr>
+        <w:rPr>
+          <w:rFonts w:ascii="Cambria Math" w:hAnsi="Cambria Math"/>
+          <w:oMath/>
+        </w:rPr>
+      </w:pPr>
+      <m:oMathPara>
+        <m:oMath>
+          <m:r>
+            <w:rPr>
+              <w:rFonts w:ascii="Cambria Math" w:hAnsi="Cambria Math"/>
+            </w:rPr>
+            <m:t xml:space="preserve">Yt = </m:t>
+          </m:r>
+          <m:f>
+            <m:fPr>
+              <m:ctrlPr>
+                <w:rPr>
+                  <w:rFonts w:ascii="Cambria Math" w:hAnsi="Cambria Math"/>
+                  <w:i/>
+                </w:rPr>
+              </m:ctrlPr>
+            </m:fPr>
+            <m:num>
+              <m:sSub>
+                <m:sSubPr>
+                  <m:ctrlPr>
+                    <w:rPr>
+                      <w:rFonts w:ascii="Cambria Math" w:hAnsi="Cambria Math"/>
+                      <w:i/>
+                    </w:rPr>
+                  </m:ctrlPr>
+                </m:sSubPr>
+                <m:e>
+                  <m:r>
+                    <w:rPr>
+                      <w:rFonts w:ascii="Cambria Math" w:hAnsi="Cambria Math"/>
+                    </w:rPr>
+                    <m:t>θ</m:t>
+                  </m:r>
+                </m:e>
+                <m:sub>
+                  <m:r>
+                    <w:rPr>
+                      <w:rFonts w:ascii="Cambria Math" w:hAnsi="Cambria Math"/>
+                    </w:rPr>
+                    <m:t>q</m:t>
+                  </m:r>
+                </m:sub>
+              </m:sSub>
+              <m:r>
+                <w:rPr>
+                  <w:rFonts w:ascii="Cambria Math" w:hAnsi="Cambria Math"/>
+                </w:rPr>
+                <m:t>(B)</m:t>
+              </m:r>
+              <m:sSub>
+                <m:sSubPr>
+                  <m:ctrlPr>
+                    <w:rPr>
+                      <w:rFonts w:ascii="Cambria Math" w:hAnsi="Cambria Math"/>
+                      <w:i/>
+                    </w:rPr>
+                  </m:ctrlPr>
+                </m:sSubPr>
+                <m:e>
+                  <m:r>
+                    <m:rPr>
+                      <m:sty m:val="p"/>
+                    </m:rPr>
+                    <w:rPr>
+                      <w:rFonts w:ascii="Cambria Math" w:hAnsi="Cambria Math"/>
+                    </w:rPr>
+                    <m:t>Θ</m:t>
+                  </m:r>
+                </m:e>
+                <m:sub>
+                  <m:r>
+                    <w:rPr>
+                      <w:rFonts w:ascii="Cambria Math" w:hAnsi="Cambria Math"/>
+                    </w:rPr>
+                    <m:t>Q</m:t>
+                  </m:r>
+                </m:sub>
+              </m:sSub>
+              <m:r>
+                <w:rPr>
+                  <w:rFonts w:ascii="Cambria Math" w:hAnsi="Cambria Math"/>
+                </w:rPr>
+                <m:t>(</m:t>
+              </m:r>
+              <m:sSup>
+                <m:sSupPr>
+                  <m:ctrlPr>
+                    <w:rPr>
+                      <w:rFonts w:ascii="Cambria Math" w:hAnsi="Cambria Math"/>
+                      <w:i/>
+                    </w:rPr>
+                  </m:ctrlPr>
+                </m:sSupPr>
+                <m:e>
+                  <m:r>
+                    <w:rPr>
+                      <w:rFonts w:ascii="Cambria Math" w:hAnsi="Cambria Math"/>
+                    </w:rPr>
+                    <m:t>B</m:t>
+                  </m:r>
+                </m:e>
+                <m:sup>
+                  <m:r>
+                    <w:rPr>
+                      <w:rFonts w:ascii="Cambria Math" w:hAnsi="Cambria Math"/>
+                    </w:rPr>
+                    <m:t>S</m:t>
+                  </m:r>
+                </m:sup>
+              </m:sSup>
+              <m:r>
+                <w:rPr>
+                  <w:rFonts w:ascii="Cambria Math" w:hAnsi="Cambria Math"/>
+                </w:rPr>
+                <m:t>)</m:t>
+              </m:r>
+              <m:sSub>
+                <m:sSubPr>
+                  <m:ctrlPr>
+                    <w:rPr>
+                      <w:rFonts w:ascii="Cambria Math" w:hAnsi="Cambria Math"/>
+                      <w:i/>
+                    </w:rPr>
+                  </m:ctrlPr>
+                </m:sSubPr>
+                <m:e>
+                  <m:r>
+                    <w:rPr>
+                      <w:rFonts w:ascii="Cambria Math" w:hAnsi="Cambria Math"/>
+                    </w:rPr>
+                    <m:t>a</m:t>
+                  </m:r>
+                </m:e>
+                <m:sub>
+                  <m:r>
+                    <w:rPr>
+                      <w:rFonts w:ascii="Cambria Math" w:hAnsi="Cambria Math"/>
+                    </w:rPr>
+                    <m:t>t</m:t>
+                  </m:r>
+                </m:sub>
+              </m:sSub>
+            </m:num>
+            <m:den>
+              <m:sSub>
+                <m:sSubPr>
+                  <m:ctrlPr>
+                    <w:rPr>
+                      <w:rFonts w:ascii="Cambria Math" w:hAnsi="Cambria Math"/>
+                    </w:rPr>
+                  </m:ctrlPr>
+                </m:sSubPr>
+                <m:e>
+                  <m:r>
+                    <m:rPr>
+                      <m:sty m:val="p"/>
+                    </m:rPr>
+                    <w:rPr>
+                      <w:rFonts w:ascii="Cambria Math" w:hAnsi="Cambria Math"/>
+                    </w:rPr>
+                    <m:t>ϕ</m:t>
+                  </m:r>
+                </m:e>
+                <m:sub>
+                  <m:r>
+                    <w:rPr>
+                      <w:rFonts w:ascii="Cambria Math" w:hAnsi="Cambria Math"/>
+                    </w:rPr>
+                    <m:t>P</m:t>
+                  </m:r>
+                </m:sub>
+              </m:sSub>
+              <m:r>
+                <w:rPr>
+                  <w:rFonts w:ascii="Cambria Math" w:hAnsi="Cambria Math"/>
+                </w:rPr>
+                <m:t>(</m:t>
+              </m:r>
+              <m:sSup>
+                <m:sSupPr>
+                  <m:ctrlPr>
+                    <w:rPr>
+                      <w:rFonts w:ascii="Cambria Math" w:hAnsi="Cambria Math"/>
+                      <w:i/>
+                    </w:rPr>
+                  </m:ctrlPr>
+                </m:sSupPr>
+                <m:e>
+                  <m:r>
+                    <w:rPr>
+                      <w:rFonts w:ascii="Cambria Math" w:hAnsi="Cambria Math"/>
+                    </w:rPr>
+                    <m:t>B</m:t>
+                  </m:r>
+                </m:e>
+                <m:sup>
+                  <m:r>
+                    <w:rPr>
+                      <w:rFonts w:ascii="Cambria Math" w:hAnsi="Cambria Math"/>
+                    </w:rPr>
+                    <m:t>S</m:t>
+                  </m:r>
+                </m:sup>
+              </m:sSup>
+              <m:r>
+                <w:rPr>
+                  <w:rFonts w:ascii="Cambria Math" w:hAnsi="Cambria Math"/>
+                </w:rPr>
+                <m:t>)</m:t>
+              </m:r>
+              <m:sSub>
+                <m:sSubPr>
+                  <m:ctrlPr>
+                    <w:rPr>
+                      <w:rFonts w:ascii="Cambria Math" w:hAnsi="Cambria Math"/>
+                      <w:i/>
+                    </w:rPr>
+                  </m:ctrlPr>
+                </m:sSubPr>
+                <m:e>
+                  <m:r>
+                    <w:rPr>
+                      <w:rFonts w:ascii="Cambria Math" w:hAnsi="Cambria Math"/>
+                    </w:rPr>
+                    <m:t>φ</m:t>
+                  </m:r>
+                </m:e>
+                <m:sub>
+                  <m:r>
+                    <w:rPr>
+                      <w:rFonts w:ascii="Cambria Math" w:hAnsi="Cambria Math"/>
+                    </w:rPr>
+                    <m:t>p</m:t>
+                  </m:r>
+                </m:sub>
+              </m:sSub>
+              <m:r>
+                <w:rPr>
+                  <w:rFonts w:ascii="Cambria Math" w:hAnsi="Cambria Math"/>
+                </w:rPr>
+                <m:t>(</m:t>
+              </m:r>
+              <m:sSup>
+                <m:sSupPr>
+                  <m:ctrlPr>
+                    <w:rPr>
+                      <w:rFonts w:ascii="Cambria Math" w:hAnsi="Cambria Math"/>
+                      <w:i/>
+                    </w:rPr>
+                  </m:ctrlPr>
+                </m:sSupPr>
+                <m:e>
+                  <m:r>
+                    <w:rPr>
+                      <w:rFonts w:ascii="Cambria Math" w:hAnsi="Cambria Math"/>
+                    </w:rPr>
+                    <m:t>B)(1-B)</m:t>
+                  </m:r>
+                </m:e>
+                <m:sup>
+                  <m:r>
+                    <w:rPr>
+                      <w:rFonts w:ascii="Cambria Math" w:hAnsi="Cambria Math"/>
+                    </w:rPr>
+                    <m:t>d</m:t>
+                  </m:r>
+                </m:sup>
+              </m:sSup>
+              <m:sSup>
+                <m:sSupPr>
+                  <m:ctrlPr>
+                    <w:rPr>
+                      <w:rFonts w:ascii="Cambria Math" w:hAnsi="Cambria Math"/>
+                      <w:i/>
+                    </w:rPr>
+                  </m:ctrlPr>
+                </m:sSupPr>
+                <m:e>
+                  <m:r>
+                    <w:rPr>
+                      <w:rFonts w:ascii="Cambria Math" w:hAnsi="Cambria Math"/>
+                    </w:rPr>
+                    <m:t>(1-</m:t>
+                  </m:r>
+                  <m:sSup>
+                    <m:sSupPr>
+                      <m:ctrlPr>
+                        <w:rPr>
+                          <w:rFonts w:ascii="Cambria Math" w:hAnsi="Cambria Math"/>
+                          <w:i/>
+                        </w:rPr>
+                      </m:ctrlPr>
+                    </m:sSupPr>
+                    <m:e>
+                      <m:r>
+                        <w:rPr>
+                          <w:rFonts w:ascii="Cambria Math" w:hAnsi="Cambria Math"/>
+                        </w:rPr>
+                        <m:t>B</m:t>
+                      </m:r>
+                    </m:e>
+                    <m:sup>
+                      <m:r>
+                        <w:rPr>
+                          <w:rFonts w:ascii="Cambria Math" w:hAnsi="Cambria Math"/>
+                        </w:rPr>
+                        <m:t>s</m:t>
+                      </m:r>
+                    </m:sup>
+                  </m:sSup>
+                  <m:r>
+                    <w:rPr>
+                      <w:rFonts w:ascii="Cambria Math" w:hAnsi="Cambria Math"/>
+                    </w:rPr>
+                    <m:t>)</m:t>
+                  </m:r>
+                </m:e>
+                <m:sup>
+                  <m:r>
+                    <w:rPr>
+                      <w:rFonts w:ascii="Cambria Math" w:hAnsi="Cambria Math"/>
+                    </w:rPr>
+                    <m:t>D</m:t>
+                  </m:r>
+                </m:sup>
+              </m:sSup>
+            </m:den>
+          </m:f>
+          <m:r>
+            <w:rPr>
+              <w:rFonts w:ascii="Cambria Math" w:hAnsi="Cambria Math"/>
+            </w:rPr>
+            <m:t>#(1)</m:t>
+          </m:r>
+        </m:oMath>
+      </m:oMathPara>
     </w:p>
     <w:sectPr>
-      <w:type w:val="continuous"/>
       <w:pgSz w:w="11906" w:h="16838"/>
       <w:pgMar w:top="1440" w:right="1361" w:bottom="1440" w:left="1797" w:header="851" w:footer="992" w:gutter="0"/>
       <w:pgNumType w:start="1"/>
@@ -997,6 +4220,44 @@
     </w:sectPr>
   </w:body>
 </w:document>
+</file>
+
+<file path=word/endnotes.xml><?xml version="1.0" encoding="utf-8"?>
+<w:endnotes xmlns:wpc="http://schemas.microsoft.com/office/word/2010/wordprocessingCanvas" xmlns:cx="http://schemas.microsoft.com/office/drawing/2014/chartex" xmlns:cx1="http://schemas.microsoft.com/office/drawing/2015/9/8/chartex" xmlns:cx2="http://schemas.microsoft.com/office/drawing/2015/10/21/chartex" xmlns:cx3="http://schemas.microsoft.com/office/drawing/2016/5/9/chartex" xmlns:cx4="http://schemas.microsoft.com/office/drawing/2016/5/10/chartex" xmlns:cx5="http://schemas.microsoft.com/office/drawing/2016/5/11/chartex" xmlns:cx6="http://schemas.microsoft.com/office/drawing/2016/5/12/chartex" xmlns:cx7="http://schemas.microsoft.com/office/drawing/2016/5/13/chartex" xmlns:cx8="http://schemas.microsoft.com/office/drawing/2016/5/14/chartex" xmlns:mc="http://schemas.openxmlformats.org/markup-compatibility/2006" xmlns:aink="http://schemas.microsoft.com/office/drawing/2016/ink" xmlns:am3d="http://schemas.microsoft.com/office/drawing/2017/model3d" xmlns:o="urn:schemas-microsoft-com:office:office" xmlns:oel="http://schemas.microsoft.com/office/2019/extlst" xmlns:r="http://schemas.openxmlformats.org/officeDocument/2006/relationships" xmlns:m="http://schemas.openxmlformats.org/officeDocument/2006/math" xmlns:v="urn:schemas-microsoft-com:vml" xmlns:wp14="http://schemas.microsoft.com/office/word/2010/wordprocessingDrawing" xmlns:wp="http://schemas.openxmlformats.org/drawingml/2006/wordprocessingDrawing" xmlns:w10="urn:schemas-microsoft-com:office:word" xmlns:w="http://schemas.openxmlformats.org/wordprocessingml/2006/main" xmlns:w14="http://schemas.microsoft.com/office/word/2010/wordml" xmlns:w15="http://schemas.microsoft.com/office/word/2012/wordml" xmlns:w16cex="http://schemas.microsoft.com/office/word/2018/wordml/cex" xmlns:w16cid="http://schemas.microsoft.com/office/word/2016/wordml/cid" xmlns:w16="http://schemas.microsoft.com/office/word/2018/wordml" xmlns:w16du="http://schemas.microsoft.com/office/word/2023/wordml/word16du" xmlns:w16sdtdh="http://schemas.microsoft.com/office/word/2020/wordml/sdtdatahash" xmlns:w16sdtfl="http://schemas.microsoft.com/office/word/2024/wordml/sdtformatlock" xmlns:w16se="http://schemas.microsoft.com/office/word/2015/wordml/symex" xmlns:wpg="http://schemas.microsoft.com/office/word/2010/wordprocessingGroup" xmlns:wpi="http://schemas.microsoft.com/office/word/2010/wordprocessingInk" xmlns:wne="http://schemas.microsoft.com/office/word/2006/wordml" xmlns:wps="http://schemas.microsoft.com/office/word/2010/wordprocessingShape" mc:Ignorable="w14 w15 w16se w16cid w16 w16cex w16sdtdh w16sdtfl w16du wp14">
+  <w:endnote w:type="separator" w:id="-1">
+    <w:p>
+      <w:r>
+        <w:separator/>
+      </w:r>
+    </w:p>
+  </w:endnote>
+  <w:endnote w:type="continuationSeparator" w:id="0">
+    <w:p>
+      <w:r>
+        <w:continuationSeparator/>
+      </w:r>
+    </w:p>
+  </w:endnote>
+</w:endnotes>
+</file>
+
+<file path=word/footnotes.xml><?xml version="1.0" encoding="utf-8"?>
+<w:footnotes xmlns:wpc="http://schemas.microsoft.com/office/word/2010/wordprocessingCanvas" xmlns:cx="http://schemas.microsoft.com/office/drawing/2014/chartex" xmlns:cx1="http://schemas.microsoft.com/office/drawing/2015/9/8/chartex" xmlns:cx2="http://schemas.microsoft.com/office/drawing/2015/10/21/chartex" xmlns:cx3="http://schemas.microsoft.com/office/drawing/2016/5/9/chartex" xmlns:cx4="http://schemas.microsoft.com/office/drawing/2016/5/10/chartex" xmlns:cx5="http://schemas.microsoft.com/office/drawing/2016/5/11/chartex" xmlns:cx6="http://schemas.microsoft.com/office/drawing/2016/5/12/chartex" xmlns:cx7="http://schemas.microsoft.com/office/drawing/2016/5/13/chartex" xmlns:cx8="http://schemas.microsoft.com/office/drawing/2016/5/14/chartex" xmlns:mc="http://schemas.openxmlformats.org/markup-compatibility/2006" xmlns:aink="http://schemas.microsoft.com/office/drawing/2016/ink" xmlns:am3d="http://schemas.microsoft.com/office/drawing/2017/model3d" xmlns:o="urn:schemas-microsoft-com:office:office" xmlns:oel="http://schemas.microsoft.com/office/2019/extlst" xmlns:r="http://schemas.openxmlformats.org/officeDocument/2006/relationships" xmlns:m="http://schemas.openxmlformats.org/officeDocument/2006/math" xmlns:v="urn:schemas-microsoft-com:vml" xmlns:wp14="http://schemas.microsoft.com/office/word/2010/wordprocessingDrawing" xmlns:wp="http://schemas.openxmlformats.org/drawingml/2006/wordprocessingDrawing" xmlns:w10="urn:schemas-microsoft-com:office:word" xmlns:w="http://schemas.openxmlformats.org/wordprocessingml/2006/main" xmlns:w14="http://schemas.microsoft.com/office/word/2010/wordml" xmlns:w15="http://schemas.microsoft.com/office/word/2012/wordml" xmlns:w16cex="http://schemas.microsoft.com/office/word/2018/wordml/cex" xmlns:w16cid="http://schemas.microsoft.com/office/word/2016/wordml/cid" xmlns:w16="http://schemas.microsoft.com/office/word/2018/wordml" xmlns:w16du="http://schemas.microsoft.com/office/word/2023/wordml/word16du" xmlns:w16sdtdh="http://schemas.microsoft.com/office/word/2020/wordml/sdtdatahash" xmlns:w16sdtfl="http://schemas.microsoft.com/office/word/2024/wordml/sdtformatlock" xmlns:w16se="http://schemas.microsoft.com/office/word/2015/wordml/symex" xmlns:wpg="http://schemas.microsoft.com/office/word/2010/wordprocessingGroup" xmlns:wpi="http://schemas.microsoft.com/office/word/2010/wordprocessingInk" xmlns:wne="http://schemas.microsoft.com/office/word/2006/wordml" xmlns:wps="http://schemas.microsoft.com/office/word/2010/wordprocessingShape" mc:Ignorable="w14 w15 w16se w16cid w16 w16cex w16sdtdh w16sdtfl w16du wp14">
+  <w:footnote w:type="separator" w:id="-1">
+    <w:p>
+      <w:r>
+        <w:separator/>
+      </w:r>
+    </w:p>
+  </w:footnote>
+  <w:footnote w:type="continuationSeparator" w:id="0">
+    <w:p>
+      <w:r>
+        <w:continuationSeparator/>
+      </w:r>
+    </w:p>
+  </w:footnote>
+</w:footnotes>
 </file>
 
 <file path=word/styles.xml><?xml version="1.0" encoding="utf-8"?>
@@ -1312,13 +4573,13 @@
   <w:style w:type="paragraph" w:default="1" w:styleId="a">
     <w:name w:val="Normal"/>
     <w:qFormat/>
+    <w:rsid w:val="00E42BFE"/>
     <w:pPr>
       <w:widowControl w:val="0"/>
-      <w:jc w:val="both"/>
     </w:pPr>
     <w:rPr>
       <w:kern w:val="2"/>
-      <w:sz w:val="21"/>
+      <w:sz w:val="24"/>
       <w:szCs w:val="24"/>
     </w:rPr>
   </w:style>
@@ -1345,7 +4606,6 @@
   <w:style w:type="character" w:default="1" w:styleId="a0">
     <w:name w:val="Default Paragraph Font"/>
     <w:uiPriority w:val="1"/>
-    <w:semiHidden/>
     <w:unhideWhenUsed/>
   </w:style>
   <w:style w:type="table" w:default="1" w:styleId="a1">
@@ -1374,9 +4634,6 @@
     <w:basedOn w:val="a"/>
     <w:semiHidden/>
     <w:qFormat/>
-    <w:pPr>
-      <w:jc w:val="left"/>
-    </w:pPr>
   </w:style>
   <w:style w:type="paragraph" w:styleId="a4">
     <w:name w:val="Body Text Indent"/>
@@ -1410,7 +4667,6 @@
         <w:tab w:val="right" w:pos="8306"/>
       </w:tabs>
       <w:snapToGrid w:val="0"/>
-      <w:jc w:val="left"/>
     </w:pPr>
     <w:rPr>
       <w:sz w:val="18"/>
@@ -1444,11 +4700,9 @@
     <w:qFormat/>
     <w:pPr>
       <w:spacing w:before="100" w:beforeAutospacing="1" w:after="100" w:afterAutospacing="1"/>
-      <w:jc w:val="left"/>
     </w:pPr>
     <w:rPr>
       <w:kern w:val="0"/>
-      <w:sz w:val="24"/>
     </w:rPr>
   </w:style>
   <w:style w:type="paragraph" w:styleId="ab">
@@ -1603,6 +4857,16 @@
       <w:bCs/>
       <w:sz w:val="22"/>
       <w:szCs w:val="22"/>
+    </w:rPr>
+  </w:style>
+  <w:style w:type="character" w:styleId="af0">
+    <w:name w:val="Placeholder Text"/>
+    <w:basedOn w:val="a0"/>
+    <w:uiPriority w:val="99"/>
+    <w:unhideWhenUsed/>
+    <w:rsid w:val="00094E8E"/>
+    <w:rPr>
+      <w:color w:val="666666"/>
     </w:rPr>
   </w:style>
 </w:styles>
@@ -1891,4 +5155,16 @@
   <a:objectDefaults/>
   <a:extraClrSchemeLst/>
 </a:theme>
+</file>
+
+<file path=customXml/item1.xml><?xml version="1.0" encoding="utf-8"?>
+<b:Sources xmlns:b="http://schemas.openxmlformats.org/officeDocument/2006/bibliography" xmlns="http://schemas.openxmlformats.org/officeDocument/2006/bibliography" SelectedStyle="\APASixthEditionOfficeOnline.xsl" StyleName="APA" Version="6"/>
+</file>
+
+<file path=customXml/itemProps1.xml><?xml version="1.0" encoding="utf-8"?>
+<ds:datastoreItem xmlns:ds="http://schemas.openxmlformats.org/officeDocument/2006/customXml" ds:itemID="{C802053C-1900-4152-B575-2ADAA7B7BC59}">
+  <ds:schemaRefs>
+    <ds:schemaRef ds:uri="http://schemas.openxmlformats.org/officeDocument/2006/bibliography"/>
+  </ds:schemaRefs>
+</ds:datastoreItem>
 </file>